--- a/docs/qms/evidence-2026/QMS_Word/procedures__SOP-12_Monitoring_Measurement_and_Analysis.docx
+++ b/docs/qms/evidence-2026/QMS_Word/procedures__SOP-12_Monitoring_Measurement_and_Analysis.docx
@@ -17,20 +17,20 @@
     </w:p>
     <w:tbl>
       <w:tblPr>
-        <w:tblW w:w="5552" w:type="dxa"/>
+        <w:tblW w:w="5000" w:type="pct"/>
         <w:jc w:val="left"/>
-        <w:tblInd w:w="0" w:type="dxa"/>
+        <w:tblInd w:w="-7" w:type="dxa"/>
         <w:tblLayout w:type="fixed"/>
         <w:tblCellMar>
-          <w:top w:w="28" w:type="dxa"/>
-          <w:left w:w="28" w:type="dxa"/>
-          <w:bottom w:w="28" w:type="dxa"/>
-          <w:right w:w="28" w:type="dxa"/>
+          <w:top w:w="60" w:type="dxa"/>
+          <w:left w:w="60" w:type="dxa"/>
+          <w:bottom w:w="60" w:type="dxa"/>
+          <w:right w:w="60" w:type="dxa"/>
         </w:tblCellMar>
       </w:tblPr>
       <w:tblGrid>
-        <w:gridCol w:w="1951"/>
-        <w:gridCol w:w="3601"/>
+        <w:gridCol w:w="1901"/>
+        <w:gridCol w:w="6213"/>
       </w:tblGrid>
       <w:tr>
         <w:trPr>
@@ -38,44 +38,60 @@
         </w:trPr>
         <w:tc>
           <w:tcPr>
-            <w:tcW w:w="1951" w:type="dxa"/>
-            <w:tcBorders/>
+            <w:tcW w:w="1901" w:type="dxa"/>
+            <w:tcBorders>
+              <w:top w:val="single" w:sz="6" w:space="0" w:color="BFC7D5"/>
+              <w:left w:val="single" w:sz="6" w:space="0" w:color="BFC7D5"/>
+              <w:bottom w:val="single" w:sz="2" w:space="0" w:color="BFC7D5"/>
+              <w:right w:val="single" w:sz="6" w:space="0" w:color="BFC7D5"/>
+            </w:tcBorders>
+            <w:shd w:fill="1F3A5F" w:val="clear"/>
             <w:vAlign w:val="center"/>
           </w:tcPr>
           <w:p>
             <w:pPr>
               <w:pStyle w:val="TableHeading"/>
-              <w:suppressLineNumbers/>
-              <w:shd w:fill="1F3A5F" w:val="clear"/>
-              <w:bidi w:val="0"/>
-              <w:spacing w:before="0" w:after="283"/>
-              <w:jc w:val="center"/>
-              <w:rPr/>
-            </w:pPr>
-            <w:r>
-              <w:rPr/>
+              <w:bidi w:val="0"/>
+              <w:spacing w:before="0" w:after="283"/>
+              <w:jc w:val="left"/>
+              <w:rPr>
+                <w:color w:val="FFFFFF"/>
+              </w:rPr>
+            </w:pPr>
+            <w:r>
+              <w:rPr>
+                <w:color w:val="FFFFFF"/>
+              </w:rPr>
               <w:t>Field</w:t>
             </w:r>
           </w:p>
         </w:tc>
         <w:tc>
           <w:tcPr>
-            <w:tcW w:w="3601" w:type="dxa"/>
-            <w:tcBorders/>
+            <w:tcW w:w="6213" w:type="dxa"/>
+            <w:tcBorders>
+              <w:top w:val="single" w:sz="6" w:space="0" w:color="BFC7D5"/>
+              <w:left w:val="single" w:sz="2" w:space="0" w:color="BFC7D5"/>
+              <w:bottom w:val="single" w:sz="2" w:space="0" w:color="BFC7D5"/>
+              <w:right w:val="single" w:sz="6" w:space="0" w:color="BFC7D5"/>
+            </w:tcBorders>
+            <w:shd w:fill="1F3A5F" w:val="clear"/>
             <w:vAlign w:val="center"/>
           </w:tcPr>
           <w:p>
             <w:pPr>
               <w:pStyle w:val="TableHeading"/>
-              <w:suppressLineNumbers/>
-              <w:shd w:fill="1F3A5F" w:val="clear"/>
-              <w:bidi w:val="0"/>
-              <w:spacing w:before="0" w:after="283"/>
-              <w:jc w:val="center"/>
-              <w:rPr/>
-            </w:pPr>
-            <w:r>
-              <w:rPr/>
+              <w:bidi w:val="0"/>
+              <w:spacing w:before="0" w:after="283"/>
+              <w:jc w:val="left"/>
+              <w:rPr>
+                <w:color w:val="FFFFFF"/>
+              </w:rPr>
+            </w:pPr>
+            <w:r>
+              <w:rPr>
+                <w:color w:val="FFFFFF"/>
+              </w:rPr>
               <w:t>Value</w:t>
             </w:r>
           </w:p>
@@ -85,8 +101,12 @@
         <w:trPr/>
         <w:tc>
           <w:tcPr>
-            <w:tcW w:w="1951" w:type="dxa"/>
-            <w:tcBorders/>
+            <w:tcW w:w="1901" w:type="dxa"/>
+            <w:tcBorders>
+              <w:left w:val="single" w:sz="6" w:space="0" w:color="BFC7D5"/>
+              <w:bottom w:val="single" w:sz="2" w:space="0" w:color="BFC7D5"/>
+              <w:right w:val="single" w:sz="6" w:space="0" w:color="BFC7D5"/>
+            </w:tcBorders>
             <w:vAlign w:val="center"/>
           </w:tcPr>
           <w:p>
@@ -105,8 +125,12 @@
         </w:tc>
         <w:tc>
           <w:tcPr>
-            <w:tcW w:w="3601" w:type="dxa"/>
-            <w:tcBorders/>
+            <w:tcW w:w="6213" w:type="dxa"/>
+            <w:tcBorders>
+              <w:left w:val="single" w:sz="2" w:space="0" w:color="BFC7D5"/>
+              <w:bottom w:val="single" w:sz="2" w:space="0" w:color="BFC7D5"/>
+              <w:right w:val="single" w:sz="6" w:space="0" w:color="BFC7D5"/>
+            </w:tcBorders>
             <w:vAlign w:val="center"/>
           </w:tcPr>
           <w:p>
@@ -128,8 +152,12 @@
         <w:trPr/>
         <w:tc>
           <w:tcPr>
-            <w:tcW w:w="1951" w:type="dxa"/>
-            <w:tcBorders/>
+            <w:tcW w:w="1901" w:type="dxa"/>
+            <w:tcBorders>
+              <w:left w:val="single" w:sz="6" w:space="0" w:color="BFC7D5"/>
+              <w:bottom w:val="single" w:sz="2" w:space="0" w:color="BFC7D5"/>
+              <w:right w:val="single" w:sz="6" w:space="0" w:color="BFC7D5"/>
+            </w:tcBorders>
             <w:vAlign w:val="center"/>
           </w:tcPr>
           <w:p>
@@ -148,8 +176,12 @@
         </w:tc>
         <w:tc>
           <w:tcPr>
-            <w:tcW w:w="3601" w:type="dxa"/>
-            <w:tcBorders/>
+            <w:tcW w:w="6213" w:type="dxa"/>
+            <w:tcBorders>
+              <w:left w:val="single" w:sz="2" w:space="0" w:color="BFC7D5"/>
+              <w:bottom w:val="single" w:sz="2" w:space="0" w:color="BFC7D5"/>
+              <w:right w:val="single" w:sz="6" w:space="0" w:color="BFC7D5"/>
+            </w:tcBorders>
             <w:vAlign w:val="center"/>
           </w:tcPr>
           <w:p>
@@ -171,8 +203,12 @@
         <w:trPr/>
         <w:tc>
           <w:tcPr>
-            <w:tcW w:w="1951" w:type="dxa"/>
-            <w:tcBorders/>
+            <w:tcW w:w="1901" w:type="dxa"/>
+            <w:tcBorders>
+              <w:left w:val="single" w:sz="6" w:space="0" w:color="BFC7D5"/>
+              <w:bottom w:val="single" w:sz="2" w:space="0" w:color="BFC7D5"/>
+              <w:right w:val="single" w:sz="6" w:space="0" w:color="BFC7D5"/>
+            </w:tcBorders>
             <w:vAlign w:val="center"/>
           </w:tcPr>
           <w:p>
@@ -191,8 +227,12 @@
         </w:tc>
         <w:tc>
           <w:tcPr>
-            <w:tcW w:w="3601" w:type="dxa"/>
-            <w:tcBorders/>
+            <w:tcW w:w="6213" w:type="dxa"/>
+            <w:tcBorders>
+              <w:left w:val="single" w:sz="2" w:space="0" w:color="BFC7D5"/>
+              <w:bottom w:val="single" w:sz="2" w:space="0" w:color="BFC7D5"/>
+              <w:right w:val="single" w:sz="6" w:space="0" w:color="BFC7D5"/>
+            </w:tcBorders>
             <w:vAlign w:val="center"/>
           </w:tcPr>
           <w:p>
@@ -207,7 +247,7 @@
               <w:rPr>
                 <w:rStyle w:val="Strong"/>
               </w:rPr>
-              <w:t>DRAFT — not yet approved</w:t>
+              <w:t>APPROVED</w:t>
             </w:r>
           </w:p>
         </w:tc>
@@ -216,8 +256,12 @@
         <w:trPr/>
         <w:tc>
           <w:tcPr>
-            <w:tcW w:w="1951" w:type="dxa"/>
-            <w:tcBorders/>
+            <w:tcW w:w="1901" w:type="dxa"/>
+            <w:tcBorders>
+              <w:left w:val="single" w:sz="6" w:space="0" w:color="BFC7D5"/>
+              <w:bottom w:val="single" w:sz="2" w:space="0" w:color="BFC7D5"/>
+              <w:right w:val="single" w:sz="6" w:space="0" w:color="BFC7D5"/>
+            </w:tcBorders>
             <w:vAlign w:val="center"/>
           </w:tcPr>
           <w:p>
@@ -236,21 +280,25 @@
         </w:tc>
         <w:tc>
           <w:tcPr>
-            <w:tcW w:w="3601" w:type="dxa"/>
-            <w:tcBorders/>
-            <w:vAlign w:val="center"/>
-          </w:tcPr>
-          <w:p>
-            <w:pPr>
-              <w:pStyle w:val="TableContents"/>
-              <w:bidi w:val="0"/>
-              <w:spacing w:before="0" w:after="283"/>
-              <w:jc w:val="left"/>
-              <w:rPr/>
-            </w:pPr>
-            <w:r>
-              <w:rPr/>
-              <w:t>Lead Engineer</w:t>
+            <w:tcW w:w="6213" w:type="dxa"/>
+            <w:tcBorders>
+              <w:left w:val="single" w:sz="2" w:space="0" w:color="BFC7D5"/>
+              <w:bottom w:val="single" w:sz="2" w:space="0" w:color="BFC7D5"/>
+              <w:right w:val="single" w:sz="6" w:space="0" w:color="BFC7D5"/>
+            </w:tcBorders>
+            <w:vAlign w:val="center"/>
+          </w:tcPr>
+          <w:p>
+            <w:pPr>
+              <w:pStyle w:val="TableContents"/>
+              <w:bidi w:val="0"/>
+              <w:spacing w:before="0" w:after="283"/>
+              <w:jc w:val="left"/>
+              <w:rPr/>
+            </w:pPr>
+            <w:r>
+              <w:rPr/>
+              <w:t>Lead Engineer (Richard Watson Stephen Amudha)</w:t>
             </w:r>
           </w:p>
         </w:tc>
@@ -259,8 +307,12 @@
         <w:trPr/>
         <w:tc>
           <w:tcPr>
-            <w:tcW w:w="1951" w:type="dxa"/>
-            <w:tcBorders/>
+            <w:tcW w:w="1901" w:type="dxa"/>
+            <w:tcBorders>
+              <w:left w:val="single" w:sz="6" w:space="0" w:color="BFC7D5"/>
+              <w:bottom w:val="single" w:sz="2" w:space="0" w:color="BFC7D5"/>
+              <w:right w:val="single" w:sz="6" w:space="0" w:color="BFC7D5"/>
+            </w:tcBorders>
             <w:vAlign w:val="center"/>
           </w:tcPr>
           <w:p>
@@ -279,23 +331,25 @@
         </w:tc>
         <w:tc>
           <w:tcPr>
-            <w:tcW w:w="3601" w:type="dxa"/>
-            <w:tcBorders/>
-            <w:vAlign w:val="center"/>
-          </w:tcPr>
-          <w:p>
-            <w:pPr>
-              <w:pStyle w:val="TableContents"/>
-              <w:bidi w:val="0"/>
-              <w:spacing w:before="0" w:after="283"/>
-              <w:jc w:val="left"/>
-              <w:rPr/>
-            </w:pPr>
-            <w:r>
-              <w:rPr>
-                <w:rStyle w:val="SourceText"/>
-              </w:rPr>
-              <w:t>________________________</w:t>
+            <w:tcW w:w="6213" w:type="dxa"/>
+            <w:tcBorders>
+              <w:left w:val="single" w:sz="2" w:space="0" w:color="BFC7D5"/>
+              <w:bottom w:val="single" w:sz="2" w:space="0" w:color="BFC7D5"/>
+              <w:right w:val="single" w:sz="6" w:space="0" w:color="BFC7D5"/>
+            </w:tcBorders>
+            <w:vAlign w:val="center"/>
+          </w:tcPr>
+          <w:p>
+            <w:pPr>
+              <w:pStyle w:val="TableContents"/>
+              <w:bidi w:val="0"/>
+              <w:spacing w:before="0" w:after="283"/>
+              <w:jc w:val="left"/>
+              <w:rPr/>
+            </w:pPr>
+            <w:r>
+              <w:rPr/>
+              <w:t>Anita Johan (Managing Director)</w:t>
             </w:r>
           </w:p>
         </w:tc>
@@ -304,8 +358,12 @@
         <w:trPr/>
         <w:tc>
           <w:tcPr>
-            <w:tcW w:w="1951" w:type="dxa"/>
-            <w:tcBorders/>
+            <w:tcW w:w="1901" w:type="dxa"/>
+            <w:tcBorders>
+              <w:left w:val="single" w:sz="6" w:space="0" w:color="BFC7D5"/>
+              <w:bottom w:val="single" w:sz="2" w:space="0" w:color="BFC7D5"/>
+              <w:right w:val="single" w:sz="6" w:space="0" w:color="BFC7D5"/>
+            </w:tcBorders>
             <w:vAlign w:val="center"/>
           </w:tcPr>
           <w:p>
@@ -324,23 +382,25 @@
         </w:tc>
         <w:tc>
           <w:tcPr>
-            <w:tcW w:w="3601" w:type="dxa"/>
-            <w:tcBorders/>
-            <w:vAlign w:val="center"/>
-          </w:tcPr>
-          <w:p>
-            <w:pPr>
-              <w:pStyle w:val="TableContents"/>
-              <w:bidi w:val="0"/>
-              <w:spacing w:before="0" w:after="283"/>
-              <w:jc w:val="left"/>
-              <w:rPr/>
-            </w:pPr>
-            <w:r>
-              <w:rPr>
-                <w:rStyle w:val="SourceText"/>
-              </w:rPr>
-              <w:t>____ / ____ / ________</w:t>
+            <w:tcW w:w="6213" w:type="dxa"/>
+            <w:tcBorders>
+              <w:left w:val="single" w:sz="2" w:space="0" w:color="BFC7D5"/>
+              <w:bottom w:val="single" w:sz="2" w:space="0" w:color="BFC7D5"/>
+              <w:right w:val="single" w:sz="6" w:space="0" w:color="BFC7D5"/>
+            </w:tcBorders>
+            <w:vAlign w:val="center"/>
+          </w:tcPr>
+          <w:p>
+            <w:pPr>
+              <w:pStyle w:val="TableContents"/>
+              <w:bidi w:val="0"/>
+              <w:spacing w:before="0" w:after="283"/>
+              <w:jc w:val="left"/>
+              <w:rPr/>
+            </w:pPr>
+            <w:r>
+              <w:rPr/>
+              <w:t>2026-10-07</w:t>
             </w:r>
           </w:p>
         </w:tc>
@@ -349,8 +409,12 @@
         <w:trPr/>
         <w:tc>
           <w:tcPr>
-            <w:tcW w:w="1951" w:type="dxa"/>
-            <w:tcBorders/>
+            <w:tcW w:w="1901" w:type="dxa"/>
+            <w:tcBorders>
+              <w:left w:val="single" w:sz="6" w:space="0" w:color="BFC7D5"/>
+              <w:bottom w:val="single" w:sz="2" w:space="0" w:color="BFC7D5"/>
+              <w:right w:val="single" w:sz="6" w:space="0" w:color="BFC7D5"/>
+            </w:tcBorders>
             <w:vAlign w:val="center"/>
           </w:tcPr>
           <w:p>
@@ -369,8 +433,12 @@
         </w:tc>
         <w:tc>
           <w:tcPr>
-            <w:tcW w:w="3601" w:type="dxa"/>
-            <w:tcBorders/>
+            <w:tcW w:w="6213" w:type="dxa"/>
+            <w:tcBorders>
+              <w:left w:val="single" w:sz="2" w:space="0" w:color="BFC7D5"/>
+              <w:bottom w:val="single" w:sz="2" w:space="0" w:color="BFC7D5"/>
+              <w:right w:val="single" w:sz="6" w:space="0" w:color="BFC7D5"/>
+            </w:tcBorders>
             <w:vAlign w:val="center"/>
           </w:tcPr>
           <w:p>
@@ -384,6 +452,212 @@
             <w:r>
               <w:rPr/>
               <w:t>9.1.1, 9.1.3, 7.1.5 (measurement resources)</w:t>
+            </w:r>
+          </w:p>
+        </w:tc>
+      </w:tr>
+      <w:tr>
+        <w:trPr/>
+        <w:tc>
+          <w:tcPr>
+            <w:tcW w:w="1901" w:type="dxa"/>
+            <w:tcBorders>
+              <w:left w:val="single" w:sz="6" w:space="0" w:color="BFC7D5"/>
+              <w:bottom w:val="single" w:sz="2" w:space="0" w:color="BFC7D5"/>
+              <w:right w:val="single" w:sz="6" w:space="0" w:color="BFC7D5"/>
+            </w:tcBorders>
+            <w:vAlign w:val="center"/>
+          </w:tcPr>
+          <w:p>
+            <w:pPr>
+              <w:pStyle w:val="TableContents"/>
+              <w:bidi w:val="0"/>
+              <w:spacing w:before="0" w:after="283"/>
+              <w:jc w:val="left"/>
+              <w:rPr/>
+            </w:pPr>
+            <w:r>
+              <w:rPr/>
+              <w:t>Prepared by</w:t>
+            </w:r>
+          </w:p>
+        </w:tc>
+        <w:tc>
+          <w:tcPr>
+            <w:tcW w:w="6213" w:type="dxa"/>
+            <w:tcBorders>
+              <w:left w:val="single" w:sz="2" w:space="0" w:color="BFC7D5"/>
+              <w:bottom w:val="single" w:sz="2" w:space="0" w:color="BFC7D5"/>
+              <w:right w:val="single" w:sz="6" w:space="0" w:color="BFC7D5"/>
+            </w:tcBorders>
+            <w:vAlign w:val="center"/>
+          </w:tcPr>
+          <w:p>
+            <w:pPr>
+              <w:pStyle w:val="TableContents"/>
+              <w:bidi w:val="0"/>
+              <w:spacing w:before="0" w:after="283"/>
+              <w:jc w:val="left"/>
+              <w:rPr/>
+            </w:pPr>
+            <w:r>
+              <w:rPr/>
+              <w:t>Richard Watson Stephen Amudha (Lead Engineer) — 2026-10-07</w:t>
+            </w:r>
+          </w:p>
+        </w:tc>
+      </w:tr>
+      <w:tr>
+        <w:trPr/>
+        <w:tc>
+          <w:tcPr>
+            <w:tcW w:w="1901" w:type="dxa"/>
+            <w:tcBorders>
+              <w:left w:val="single" w:sz="6" w:space="0" w:color="BFC7D5"/>
+              <w:bottom w:val="single" w:sz="2" w:space="0" w:color="BFC7D5"/>
+              <w:right w:val="single" w:sz="6" w:space="0" w:color="BFC7D5"/>
+            </w:tcBorders>
+            <w:vAlign w:val="center"/>
+          </w:tcPr>
+          <w:p>
+            <w:pPr>
+              <w:pStyle w:val="TableContents"/>
+              <w:bidi w:val="0"/>
+              <w:spacing w:before="0" w:after="283"/>
+              <w:jc w:val="left"/>
+              <w:rPr/>
+            </w:pPr>
+            <w:r>
+              <w:rPr/>
+              <w:t>Reviewed by</w:t>
+            </w:r>
+          </w:p>
+        </w:tc>
+        <w:tc>
+          <w:tcPr>
+            <w:tcW w:w="6213" w:type="dxa"/>
+            <w:tcBorders>
+              <w:left w:val="single" w:sz="2" w:space="0" w:color="BFC7D5"/>
+              <w:bottom w:val="single" w:sz="2" w:space="0" w:color="BFC7D5"/>
+              <w:right w:val="single" w:sz="6" w:space="0" w:color="BFC7D5"/>
+            </w:tcBorders>
+            <w:vAlign w:val="center"/>
+          </w:tcPr>
+          <w:p>
+            <w:pPr>
+              <w:pStyle w:val="TableContents"/>
+              <w:bidi w:val="0"/>
+              <w:spacing w:before="0" w:after="283"/>
+              <w:jc w:val="left"/>
+              <w:rPr/>
+            </w:pPr>
+            <w:r>
+              <w:rPr/>
+              <w:t>Alexander Peter (EchoMind Project Lead) — 2026-10-07</w:t>
+            </w:r>
+          </w:p>
+        </w:tc>
+      </w:tr>
+      <w:tr>
+        <w:trPr/>
+        <w:tc>
+          <w:tcPr>
+            <w:tcW w:w="1901" w:type="dxa"/>
+            <w:tcBorders>
+              <w:left w:val="single" w:sz="6" w:space="0" w:color="BFC7D5"/>
+              <w:bottom w:val="single" w:sz="2" w:space="0" w:color="BFC7D5"/>
+              <w:right w:val="single" w:sz="6" w:space="0" w:color="BFC7D5"/>
+            </w:tcBorders>
+            <w:vAlign w:val="center"/>
+          </w:tcPr>
+          <w:p>
+            <w:pPr>
+              <w:pStyle w:val="TableContents"/>
+              <w:bidi w:val="0"/>
+              <w:spacing w:before="0" w:after="283"/>
+              <w:jc w:val="left"/>
+              <w:rPr/>
+            </w:pPr>
+            <w:r>
+              <w:rPr/>
+              <w:t>Quality assurance</w:t>
+            </w:r>
+          </w:p>
+        </w:tc>
+        <w:tc>
+          <w:tcPr>
+            <w:tcW w:w="6213" w:type="dxa"/>
+            <w:tcBorders>
+              <w:left w:val="single" w:sz="2" w:space="0" w:color="BFC7D5"/>
+              <w:bottom w:val="single" w:sz="2" w:space="0" w:color="BFC7D5"/>
+              <w:right w:val="single" w:sz="6" w:space="0" w:color="BFC7D5"/>
+            </w:tcBorders>
+            <w:vAlign w:val="center"/>
+          </w:tcPr>
+          <w:p>
+            <w:pPr>
+              <w:pStyle w:val="TableContents"/>
+              <w:bidi w:val="0"/>
+              <w:spacing w:before="0" w:after="283"/>
+              <w:jc w:val="left"/>
+              <w:rPr/>
+            </w:pPr>
+            <w:r>
+              <w:rPr/>
+              <w:t>Sheryl Nazareth (QA / MR) — 2026-10-07</w:t>
+            </w:r>
+          </w:p>
+        </w:tc>
+      </w:tr>
+      <w:tr>
+        <w:trPr/>
+        <w:tc>
+          <w:tcPr>
+            <w:tcW w:w="1901" w:type="dxa"/>
+            <w:tcBorders>
+              <w:left w:val="single" w:sz="6" w:space="0" w:color="BFC7D5"/>
+              <w:bottom w:val="single" w:sz="6" w:space="0" w:color="BFC7D5"/>
+              <w:right w:val="single" w:sz="6" w:space="0" w:color="BFC7D5"/>
+            </w:tcBorders>
+            <w:vAlign w:val="center"/>
+          </w:tcPr>
+          <w:p>
+            <w:pPr>
+              <w:pStyle w:val="TableContents"/>
+              <w:bidi w:val="0"/>
+              <w:spacing w:before="0" w:after="283"/>
+              <w:jc w:val="left"/>
+              <w:rPr/>
+            </w:pPr>
+            <w:r>
+              <w:rPr/>
+              <w:t>Approval record</w:t>
+            </w:r>
+          </w:p>
+        </w:tc>
+        <w:tc>
+          <w:tcPr>
+            <w:tcW w:w="6213" w:type="dxa"/>
+            <w:tcBorders>
+              <w:left w:val="single" w:sz="2" w:space="0" w:color="BFC7D5"/>
+              <w:bottom w:val="single" w:sz="6" w:space="0" w:color="BFC7D5"/>
+              <w:right w:val="single" w:sz="6" w:space="0" w:color="BFC7D5"/>
+            </w:tcBorders>
+            <w:vAlign w:val="center"/>
+          </w:tcPr>
+          <w:p>
+            <w:pPr>
+              <w:pStyle w:val="TableContents"/>
+              <w:bidi w:val="0"/>
+              <w:spacing w:before="0" w:after="283"/>
+              <w:jc w:val="left"/>
+              <w:rPr/>
+            </w:pPr>
+            <w:r>
+              <w:rPr>
+                <w:rStyle w:val="SourceText"/>
+              </w:rPr>
+              <w:t>records/approvals/2026-10-07_AR-2026-001_document_approval.md</w:t>
             </w:r>
           </w:p>
         </w:tc>
@@ -516,20 +790,20 @@
     </w:p>
     <w:tbl>
       <w:tblPr>
-        <w:tblW w:w="7970" w:type="dxa"/>
+        <w:tblW w:w="5000" w:type="pct"/>
         <w:jc w:val="left"/>
-        <w:tblInd w:w="0" w:type="dxa"/>
+        <w:tblInd w:w="-7" w:type="dxa"/>
         <w:tblLayout w:type="fixed"/>
         <w:tblCellMar>
-          <w:top w:w="28" w:type="dxa"/>
-          <w:left w:w="28" w:type="dxa"/>
-          <w:bottom w:w="28" w:type="dxa"/>
-          <w:right w:w="28" w:type="dxa"/>
+          <w:top w:w="60" w:type="dxa"/>
+          <w:left w:w="60" w:type="dxa"/>
+          <w:bottom w:w="60" w:type="dxa"/>
+          <w:right w:w="60" w:type="dxa"/>
         </w:tblCellMar>
       </w:tblPr>
       <w:tblGrid>
-        <w:gridCol w:w="1374"/>
-        <w:gridCol w:w="6596"/>
+        <w:gridCol w:w="1414"/>
+        <w:gridCol w:w="6700"/>
       </w:tblGrid>
       <w:tr>
         <w:trPr>
@@ -537,44 +811,60 @@
         </w:trPr>
         <w:tc>
           <w:tcPr>
-            <w:tcW w:w="1374" w:type="dxa"/>
-            <w:tcBorders/>
+            <w:tcW w:w="1414" w:type="dxa"/>
+            <w:tcBorders>
+              <w:top w:val="single" w:sz="6" w:space="0" w:color="BFC7D5"/>
+              <w:left w:val="single" w:sz="6" w:space="0" w:color="BFC7D5"/>
+              <w:bottom w:val="single" w:sz="2" w:space="0" w:color="BFC7D5"/>
+              <w:right w:val="single" w:sz="6" w:space="0" w:color="BFC7D5"/>
+            </w:tcBorders>
+            <w:shd w:fill="1F3A5F" w:val="clear"/>
             <w:vAlign w:val="center"/>
           </w:tcPr>
           <w:p>
             <w:pPr>
               <w:pStyle w:val="TableHeading"/>
-              <w:suppressLineNumbers/>
-              <w:shd w:fill="1F3A5F" w:val="clear"/>
-              <w:bidi w:val="0"/>
-              <w:spacing w:before="0" w:after="283"/>
-              <w:jc w:val="center"/>
-              <w:rPr/>
-            </w:pPr>
-            <w:r>
-              <w:rPr/>
+              <w:bidi w:val="0"/>
+              <w:spacing w:before="0" w:after="283"/>
+              <w:jc w:val="left"/>
+              <w:rPr>
+                <w:color w:val="FFFFFF"/>
+              </w:rPr>
+            </w:pPr>
+            <w:r>
+              <w:rPr>
+                <w:color w:val="FFFFFF"/>
+              </w:rPr>
               <w:t>Role</w:t>
             </w:r>
           </w:p>
         </w:tc>
         <w:tc>
           <w:tcPr>
-            <w:tcW w:w="6596" w:type="dxa"/>
-            <w:tcBorders/>
+            <w:tcW w:w="6700" w:type="dxa"/>
+            <w:tcBorders>
+              <w:top w:val="single" w:sz="6" w:space="0" w:color="BFC7D5"/>
+              <w:left w:val="single" w:sz="2" w:space="0" w:color="BFC7D5"/>
+              <w:bottom w:val="single" w:sz="2" w:space="0" w:color="BFC7D5"/>
+              <w:right w:val="single" w:sz="6" w:space="0" w:color="BFC7D5"/>
+            </w:tcBorders>
+            <w:shd w:fill="1F3A5F" w:val="clear"/>
             <w:vAlign w:val="center"/>
           </w:tcPr>
           <w:p>
             <w:pPr>
               <w:pStyle w:val="TableHeading"/>
-              <w:suppressLineNumbers/>
-              <w:shd w:fill="1F3A5F" w:val="clear"/>
-              <w:bidi w:val="0"/>
-              <w:spacing w:before="0" w:after="283"/>
-              <w:jc w:val="center"/>
-              <w:rPr/>
-            </w:pPr>
-            <w:r>
-              <w:rPr/>
+              <w:bidi w:val="0"/>
+              <w:spacing w:before="0" w:after="283"/>
+              <w:jc w:val="left"/>
+              <w:rPr>
+                <w:color w:val="FFFFFF"/>
+              </w:rPr>
+            </w:pPr>
+            <w:r>
+              <w:rPr>
+                <w:color w:val="FFFFFF"/>
+              </w:rPr>
               <w:t>Responsibility</w:t>
             </w:r>
           </w:p>
@@ -584,8 +874,12 @@
         <w:trPr/>
         <w:tc>
           <w:tcPr>
-            <w:tcW w:w="1374" w:type="dxa"/>
-            <w:tcBorders/>
+            <w:tcW w:w="1414" w:type="dxa"/>
+            <w:tcBorders>
+              <w:left w:val="single" w:sz="6" w:space="0" w:color="BFC7D5"/>
+              <w:bottom w:val="single" w:sz="2" w:space="0" w:color="BFC7D5"/>
+              <w:right w:val="single" w:sz="6" w:space="0" w:color="BFC7D5"/>
+            </w:tcBorders>
             <w:vAlign w:val="center"/>
           </w:tcPr>
           <w:p>
@@ -604,8 +898,12 @@
         </w:tc>
         <w:tc>
           <w:tcPr>
-            <w:tcW w:w="6596" w:type="dxa"/>
-            <w:tcBorders/>
+            <w:tcW w:w="6700" w:type="dxa"/>
+            <w:tcBorders>
+              <w:left w:val="single" w:sz="2" w:space="0" w:color="BFC7D5"/>
+              <w:bottom w:val="single" w:sz="2" w:space="0" w:color="BFC7D5"/>
+              <w:right w:val="single" w:sz="6" w:space="0" w:color="BFC7D5"/>
+            </w:tcBorders>
             <w:vAlign w:val="center"/>
           </w:tcPr>
           <w:p>
@@ -637,8 +935,12 @@
         <w:trPr/>
         <w:tc>
           <w:tcPr>
-            <w:tcW w:w="1374" w:type="dxa"/>
-            <w:tcBorders/>
+            <w:tcW w:w="1414" w:type="dxa"/>
+            <w:tcBorders>
+              <w:left w:val="single" w:sz="6" w:space="0" w:color="BFC7D5"/>
+              <w:bottom w:val="single" w:sz="2" w:space="0" w:color="BFC7D5"/>
+              <w:right w:val="single" w:sz="6" w:space="0" w:color="BFC7D5"/>
+            </w:tcBorders>
             <w:vAlign w:val="center"/>
           </w:tcPr>
           <w:p>
@@ -657,8 +959,12 @@
         </w:tc>
         <w:tc>
           <w:tcPr>
-            <w:tcW w:w="6596" w:type="dxa"/>
-            <w:tcBorders/>
+            <w:tcW w:w="6700" w:type="dxa"/>
+            <w:tcBorders>
+              <w:left w:val="single" w:sz="2" w:space="0" w:color="BFC7D5"/>
+              <w:bottom w:val="single" w:sz="2" w:space="0" w:color="BFC7D5"/>
+              <w:right w:val="single" w:sz="6" w:space="0" w:color="BFC7D5"/>
+            </w:tcBorders>
             <w:vAlign w:val="center"/>
           </w:tcPr>
           <w:p>
@@ -700,8 +1006,12 @@
         <w:trPr/>
         <w:tc>
           <w:tcPr>
-            <w:tcW w:w="1374" w:type="dxa"/>
-            <w:tcBorders/>
+            <w:tcW w:w="1414" w:type="dxa"/>
+            <w:tcBorders>
+              <w:left w:val="single" w:sz="6" w:space="0" w:color="BFC7D5"/>
+              <w:bottom w:val="single" w:sz="6" w:space="0" w:color="BFC7D5"/>
+              <w:right w:val="single" w:sz="6" w:space="0" w:color="BFC7D5"/>
+            </w:tcBorders>
             <w:vAlign w:val="center"/>
           </w:tcPr>
           <w:p>
@@ -720,8 +1030,12 @@
         </w:tc>
         <w:tc>
           <w:tcPr>
-            <w:tcW w:w="6596" w:type="dxa"/>
-            <w:tcBorders/>
+            <w:tcW w:w="6700" w:type="dxa"/>
+            <w:tcBorders>
+              <w:left w:val="single" w:sz="2" w:space="0" w:color="BFC7D5"/>
+              <w:bottom w:val="single" w:sz="6" w:space="0" w:color="BFC7D5"/>
+              <w:right w:val="single" w:sz="6" w:space="0" w:color="BFC7D5"/>
+            </w:tcBorders>
             <w:vAlign w:val="center"/>
           </w:tcPr>
           <w:p>
@@ -766,23 +1080,23 @@
     </w:p>
     <w:tbl>
       <w:tblPr>
-        <w:tblW w:w="7970" w:type="dxa"/>
+        <w:tblW w:w="8114" w:type="dxa"/>
         <w:jc w:val="left"/>
-        <w:tblInd w:w="0" w:type="dxa"/>
+        <w:tblInd w:w="-7" w:type="dxa"/>
         <w:tblLayout w:type="fixed"/>
         <w:tblCellMar>
-          <w:top w:w="28" w:type="dxa"/>
-          <w:left w:w="28" w:type="dxa"/>
-          <w:bottom w:w="28" w:type="dxa"/>
-          <w:right w:w="28" w:type="dxa"/>
+          <w:top w:w="60" w:type="dxa"/>
+          <w:left w:w="60" w:type="dxa"/>
+          <w:bottom w:w="60" w:type="dxa"/>
+          <w:right w:w="60" w:type="dxa"/>
         </w:tblCellMar>
       </w:tblPr>
       <w:tblGrid>
-        <w:gridCol w:w="1816"/>
-        <w:gridCol w:w="2161"/>
-        <w:gridCol w:w="1621"/>
-        <w:gridCol w:w="1171"/>
-        <w:gridCol w:w="1201"/>
+        <w:gridCol w:w="1850"/>
+        <w:gridCol w:w="2196"/>
+        <w:gridCol w:w="1656"/>
+        <w:gridCol w:w="1206"/>
+        <w:gridCol w:w="1206"/>
       </w:tblGrid>
       <w:tr>
         <w:trPr>
@@ -790,110 +1104,150 @@
         </w:trPr>
         <w:tc>
           <w:tcPr>
-            <w:tcW w:w="1816" w:type="dxa"/>
-            <w:tcBorders/>
+            <w:tcW w:w="1850" w:type="dxa"/>
+            <w:tcBorders>
+              <w:top w:val="single" w:sz="6" w:space="0" w:color="BFC7D5"/>
+              <w:left w:val="single" w:sz="6" w:space="0" w:color="BFC7D5"/>
+              <w:bottom w:val="single" w:sz="2" w:space="0" w:color="BFC7D5"/>
+              <w:right w:val="single" w:sz="6" w:space="0" w:color="BFC7D5"/>
+            </w:tcBorders>
+            <w:shd w:fill="1F3A5F" w:val="clear"/>
             <w:vAlign w:val="center"/>
           </w:tcPr>
           <w:p>
             <w:pPr>
               <w:pStyle w:val="TableHeading"/>
-              <w:suppressLineNumbers/>
-              <w:shd w:fill="1F3A5F" w:val="clear"/>
-              <w:bidi w:val="0"/>
-              <w:spacing w:before="0" w:after="283"/>
-              <w:jc w:val="center"/>
-              <w:rPr/>
-            </w:pPr>
-            <w:r>
-              <w:rPr/>
+              <w:bidi w:val="0"/>
+              <w:spacing w:before="0" w:after="283"/>
+              <w:jc w:val="left"/>
+              <w:rPr>
+                <w:color w:val="FFFFFF"/>
+              </w:rPr>
+            </w:pPr>
+            <w:r>
+              <w:rPr>
+                <w:color w:val="FFFFFF"/>
+              </w:rPr>
               <w:t>Metric</w:t>
             </w:r>
           </w:p>
         </w:tc>
         <w:tc>
           <w:tcPr>
-            <w:tcW w:w="2161" w:type="dxa"/>
-            <w:tcBorders/>
+            <w:tcW w:w="2196" w:type="dxa"/>
+            <w:tcBorders>
+              <w:top w:val="single" w:sz="6" w:space="0" w:color="BFC7D5"/>
+              <w:left w:val="single" w:sz="2" w:space="0" w:color="BFC7D5"/>
+              <w:bottom w:val="single" w:sz="2" w:space="0" w:color="BFC7D5"/>
+              <w:right w:val="single" w:sz="6" w:space="0" w:color="BFC7D5"/>
+            </w:tcBorders>
+            <w:shd w:fill="1F3A5F" w:val="clear"/>
             <w:vAlign w:val="center"/>
           </w:tcPr>
           <w:p>
             <w:pPr>
               <w:pStyle w:val="TableHeading"/>
-              <w:suppressLineNumbers/>
-              <w:shd w:fill="1F3A5F" w:val="clear"/>
-              <w:bidi w:val="0"/>
-              <w:spacing w:before="0" w:after="283"/>
-              <w:jc w:val="center"/>
-              <w:rPr/>
-            </w:pPr>
-            <w:r>
-              <w:rPr/>
+              <w:bidi w:val="0"/>
+              <w:spacing w:before="0" w:after="283"/>
+              <w:jc w:val="left"/>
+              <w:rPr>
+                <w:color w:val="FFFFFF"/>
+              </w:rPr>
+            </w:pPr>
+            <w:r>
+              <w:rPr>
+                <w:color w:val="FFFFFF"/>
+              </w:rPr>
               <w:t>Source</w:t>
             </w:r>
           </w:p>
         </w:tc>
         <w:tc>
           <w:tcPr>
-            <w:tcW w:w="1621" w:type="dxa"/>
-            <w:tcBorders/>
+            <w:tcW w:w="1656" w:type="dxa"/>
+            <w:tcBorders>
+              <w:top w:val="single" w:sz="6" w:space="0" w:color="BFC7D5"/>
+              <w:left w:val="single" w:sz="2" w:space="0" w:color="BFC7D5"/>
+              <w:bottom w:val="single" w:sz="2" w:space="0" w:color="BFC7D5"/>
+              <w:right w:val="single" w:sz="6" w:space="0" w:color="BFC7D5"/>
+            </w:tcBorders>
+            <w:shd w:fill="1F3A5F" w:val="clear"/>
             <w:vAlign w:val="center"/>
           </w:tcPr>
           <w:p>
             <w:pPr>
               <w:pStyle w:val="TableHeading"/>
-              <w:suppressLineNumbers/>
-              <w:shd w:fill="1F3A5F" w:val="clear"/>
-              <w:bidi w:val="0"/>
-              <w:spacing w:before="0" w:after="283"/>
-              <w:jc w:val="center"/>
-              <w:rPr/>
-            </w:pPr>
-            <w:r>
-              <w:rPr/>
+              <w:bidi w:val="0"/>
+              <w:spacing w:before="0" w:after="283"/>
+              <w:jc w:val="left"/>
+              <w:rPr>
+                <w:color w:val="FFFFFF"/>
+              </w:rPr>
+            </w:pPr>
+            <w:r>
+              <w:rPr>
+                <w:color w:val="FFFFFF"/>
+              </w:rPr>
               <w:t>Method</w:t>
             </w:r>
           </w:p>
         </w:tc>
         <w:tc>
           <w:tcPr>
-            <w:tcW w:w="1171" w:type="dxa"/>
-            <w:tcBorders/>
+            <w:tcW w:w="1206" w:type="dxa"/>
+            <w:tcBorders>
+              <w:top w:val="single" w:sz="6" w:space="0" w:color="BFC7D5"/>
+              <w:left w:val="single" w:sz="2" w:space="0" w:color="BFC7D5"/>
+              <w:bottom w:val="single" w:sz="2" w:space="0" w:color="BFC7D5"/>
+              <w:right w:val="single" w:sz="6" w:space="0" w:color="BFC7D5"/>
+            </w:tcBorders>
+            <w:shd w:fill="1F3A5F" w:val="clear"/>
             <w:vAlign w:val="center"/>
           </w:tcPr>
           <w:p>
             <w:pPr>
               <w:pStyle w:val="TableHeading"/>
-              <w:suppressLineNumbers/>
-              <w:shd w:fill="1F3A5F" w:val="clear"/>
-              <w:bidi w:val="0"/>
-              <w:spacing w:before="0" w:after="283"/>
-              <w:jc w:val="center"/>
-              <w:rPr/>
-            </w:pPr>
-            <w:r>
-              <w:rPr/>
+              <w:bidi w:val="0"/>
+              <w:spacing w:before="0" w:after="283"/>
+              <w:jc w:val="left"/>
+              <w:rPr>
+                <w:color w:val="FFFFFF"/>
+              </w:rPr>
+            </w:pPr>
+            <w:r>
+              <w:rPr>
+                <w:color w:val="FFFFFF"/>
+              </w:rPr>
               <w:t>Frequency</w:t>
             </w:r>
           </w:p>
         </w:tc>
         <w:tc>
           <w:tcPr>
-            <w:tcW w:w="1201" w:type="dxa"/>
-            <w:tcBorders/>
+            <w:tcW w:w="1206" w:type="dxa"/>
+            <w:tcBorders>
+              <w:top w:val="single" w:sz="6" w:space="0" w:color="BFC7D5"/>
+              <w:left w:val="single" w:sz="2" w:space="0" w:color="BFC7D5"/>
+              <w:bottom w:val="single" w:sz="2" w:space="0" w:color="BFC7D5"/>
+              <w:right w:val="single" w:sz="6" w:space="0" w:color="BFC7D5"/>
+            </w:tcBorders>
+            <w:shd w:fill="1F3A5F" w:val="clear"/>
             <w:vAlign w:val="center"/>
           </w:tcPr>
           <w:p>
             <w:pPr>
               <w:pStyle w:val="TableHeading"/>
-              <w:suppressLineNumbers/>
-              <w:shd w:fill="1F3A5F" w:val="clear"/>
-              <w:bidi w:val="0"/>
-              <w:spacing w:before="0" w:after="283"/>
-              <w:jc w:val="center"/>
-              <w:rPr/>
-            </w:pPr>
-            <w:r>
-              <w:rPr/>
+              <w:bidi w:val="0"/>
+              <w:spacing w:before="0" w:after="283"/>
+              <w:jc w:val="left"/>
+              <w:rPr>
+                <w:color w:val="FFFFFF"/>
+              </w:rPr>
+            </w:pPr>
+            <w:r>
+              <w:rPr>
+                <w:color w:val="FFFFFF"/>
+              </w:rPr>
               <w:t>Reviewed by</w:t>
             </w:r>
           </w:p>
@@ -903,8 +1257,12 @@
         <w:trPr/>
         <w:tc>
           <w:tcPr>
-            <w:tcW w:w="1816" w:type="dxa"/>
-            <w:tcBorders/>
+            <w:tcW w:w="1850" w:type="dxa"/>
+            <w:tcBorders>
+              <w:left w:val="single" w:sz="6" w:space="0" w:color="BFC7D5"/>
+              <w:bottom w:val="single" w:sz="2" w:space="0" w:color="BFC7D5"/>
+              <w:right w:val="single" w:sz="6" w:space="0" w:color="BFC7D5"/>
+            </w:tcBorders>
             <w:vAlign w:val="center"/>
           </w:tcPr>
           <w:p>
@@ -923,8 +1281,12 @@
         </w:tc>
         <w:tc>
           <w:tcPr>
-            <w:tcW w:w="2161" w:type="dxa"/>
-            <w:tcBorders/>
+            <w:tcW w:w="2196" w:type="dxa"/>
+            <w:tcBorders>
+              <w:left w:val="single" w:sz="2" w:space="0" w:color="BFC7D5"/>
+              <w:bottom w:val="single" w:sz="2" w:space="0" w:color="BFC7D5"/>
+              <w:right w:val="single" w:sz="6" w:space="0" w:color="BFC7D5"/>
+            </w:tcBorders>
             <w:vAlign w:val="center"/>
           </w:tcPr>
           <w:p>
@@ -953,8 +1315,12 @@
         </w:tc>
         <w:tc>
           <w:tcPr>
-            <w:tcW w:w="1621" w:type="dxa"/>
-            <w:tcBorders/>
+            <w:tcW w:w="1656" w:type="dxa"/>
+            <w:tcBorders>
+              <w:left w:val="single" w:sz="2" w:space="0" w:color="BFC7D5"/>
+              <w:bottom w:val="single" w:sz="2" w:space="0" w:color="BFC7D5"/>
+              <w:right w:val="single" w:sz="6" w:space="0" w:color="BFC7D5"/>
+            </w:tcBorders>
             <w:vAlign w:val="center"/>
           </w:tcPr>
           <w:p>
@@ -979,7 +1345,7 @@
               <w:rPr>
                 <w:rStyle w:val="SourceText"/>
               </w:rPr>
-              <w:t>eval/run_eval.py:281</w:t>
+              <w:t>eval/run_eval.py:309</w:t>
             </w:r>
             <w:r>
               <w:rPr/>
@@ -989,8 +1355,12 @@
         </w:tc>
         <w:tc>
           <w:tcPr>
-            <w:tcW w:w="1171" w:type="dxa"/>
-            <w:tcBorders/>
+            <w:tcW w:w="1206" w:type="dxa"/>
+            <w:tcBorders>
+              <w:left w:val="single" w:sz="2" w:space="0" w:color="BFC7D5"/>
+              <w:bottom w:val="single" w:sz="2" w:space="0" w:color="BFC7D5"/>
+              <w:right w:val="single" w:sz="6" w:space="0" w:color="BFC7D5"/>
+            </w:tcBorders>
             <w:vAlign w:val="center"/>
           </w:tcPr>
           <w:p>
@@ -1019,8 +1389,12 @@
         </w:tc>
         <w:tc>
           <w:tcPr>
-            <w:tcW w:w="1201" w:type="dxa"/>
-            <w:tcBorders/>
+            <w:tcW w:w="1206" w:type="dxa"/>
+            <w:tcBorders>
+              <w:left w:val="single" w:sz="2" w:space="0" w:color="BFC7D5"/>
+              <w:bottom w:val="single" w:sz="2" w:space="0" w:color="BFC7D5"/>
+              <w:right w:val="single" w:sz="6" w:space="0" w:color="BFC7D5"/>
+            </w:tcBorders>
             <w:vAlign w:val="center"/>
           </w:tcPr>
           <w:p>
@@ -1042,8 +1416,12 @@
         <w:trPr/>
         <w:tc>
           <w:tcPr>
-            <w:tcW w:w="1816" w:type="dxa"/>
-            <w:tcBorders/>
+            <w:tcW w:w="1850" w:type="dxa"/>
+            <w:tcBorders>
+              <w:left w:val="single" w:sz="6" w:space="0" w:color="BFC7D5"/>
+              <w:bottom w:val="single" w:sz="2" w:space="0" w:color="BFC7D5"/>
+              <w:right w:val="single" w:sz="6" w:space="0" w:color="BFC7D5"/>
+            </w:tcBorders>
             <w:vAlign w:val="center"/>
           </w:tcPr>
           <w:p>
@@ -1062,8 +1440,12 @@
         </w:tc>
         <w:tc>
           <w:tcPr>
-            <w:tcW w:w="2161" w:type="dxa"/>
-            <w:tcBorders/>
+            <w:tcW w:w="2196" w:type="dxa"/>
+            <w:tcBorders>
+              <w:left w:val="single" w:sz="2" w:space="0" w:color="BFC7D5"/>
+              <w:bottom w:val="single" w:sz="2" w:space="0" w:color="BFC7D5"/>
+              <w:right w:val="single" w:sz="6" w:space="0" w:color="BFC7D5"/>
+            </w:tcBorders>
             <w:vAlign w:val="center"/>
           </w:tcPr>
           <w:p>
@@ -1082,8 +1464,12 @@
         </w:tc>
         <w:tc>
           <w:tcPr>
-            <w:tcW w:w="1621" w:type="dxa"/>
-            <w:tcBorders/>
+            <w:tcW w:w="1656" w:type="dxa"/>
+            <w:tcBorders>
+              <w:left w:val="single" w:sz="2" w:space="0" w:color="BFC7D5"/>
+              <w:bottom w:val="single" w:sz="2" w:space="0" w:color="BFC7D5"/>
+              <w:right w:val="single" w:sz="6" w:space="0" w:color="BFC7D5"/>
+            </w:tcBorders>
             <w:vAlign w:val="center"/>
           </w:tcPr>
           <w:p>
@@ -1102,7 +1488,7 @@
               <w:rPr>
                 <w:rStyle w:val="SourceText"/>
               </w:rPr>
-              <w:t>eval/run_eval.py:171</w:t>
+              <w:t>eval/run_eval.py:188</w:t>
             </w:r>
             <w:r>
               <w:rPr/>
@@ -1118,8 +1504,12 @@
         </w:tc>
         <w:tc>
           <w:tcPr>
-            <w:tcW w:w="1171" w:type="dxa"/>
-            <w:tcBorders/>
+            <w:tcW w:w="1206" w:type="dxa"/>
+            <w:tcBorders>
+              <w:left w:val="single" w:sz="2" w:space="0" w:color="BFC7D5"/>
+              <w:bottom w:val="single" w:sz="2" w:space="0" w:color="BFC7D5"/>
+              <w:right w:val="single" w:sz="6" w:space="0" w:color="BFC7D5"/>
+            </w:tcBorders>
             <w:vAlign w:val="center"/>
           </w:tcPr>
           <w:p>
@@ -1138,8 +1528,12 @@
         </w:tc>
         <w:tc>
           <w:tcPr>
-            <w:tcW w:w="1201" w:type="dxa"/>
-            <w:tcBorders/>
+            <w:tcW w:w="1206" w:type="dxa"/>
+            <w:tcBorders>
+              <w:left w:val="single" w:sz="2" w:space="0" w:color="BFC7D5"/>
+              <w:bottom w:val="single" w:sz="2" w:space="0" w:color="BFC7D5"/>
+              <w:right w:val="single" w:sz="6" w:space="0" w:color="BFC7D5"/>
+            </w:tcBorders>
             <w:vAlign w:val="center"/>
           </w:tcPr>
           <w:p>
@@ -1161,8 +1555,12 @@
         <w:trPr/>
         <w:tc>
           <w:tcPr>
-            <w:tcW w:w="1816" w:type="dxa"/>
-            <w:tcBorders/>
+            <w:tcW w:w="1850" w:type="dxa"/>
+            <w:tcBorders>
+              <w:left w:val="single" w:sz="6" w:space="0" w:color="BFC7D5"/>
+              <w:bottom w:val="single" w:sz="2" w:space="0" w:color="BFC7D5"/>
+              <w:right w:val="single" w:sz="6" w:space="0" w:color="BFC7D5"/>
+            </w:tcBorders>
             <w:vAlign w:val="center"/>
           </w:tcPr>
           <w:p>
@@ -1181,8 +1579,12 @@
         </w:tc>
         <w:tc>
           <w:tcPr>
-            <w:tcW w:w="2161" w:type="dxa"/>
-            <w:tcBorders/>
+            <w:tcW w:w="2196" w:type="dxa"/>
+            <w:tcBorders>
+              <w:left w:val="single" w:sz="2" w:space="0" w:color="BFC7D5"/>
+              <w:bottom w:val="single" w:sz="2" w:space="0" w:color="BFC7D5"/>
+              <w:right w:val="single" w:sz="6" w:space="0" w:color="BFC7D5"/>
+            </w:tcBorders>
             <w:vAlign w:val="center"/>
           </w:tcPr>
           <w:p>
@@ -1201,8 +1603,12 @@
         </w:tc>
         <w:tc>
           <w:tcPr>
-            <w:tcW w:w="1621" w:type="dxa"/>
-            <w:tcBorders/>
+            <w:tcW w:w="1656" w:type="dxa"/>
+            <w:tcBorders>
+              <w:left w:val="single" w:sz="2" w:space="0" w:color="BFC7D5"/>
+              <w:bottom w:val="single" w:sz="2" w:space="0" w:color="BFC7D5"/>
+              <w:right w:val="single" w:sz="6" w:space="0" w:color="BFC7D5"/>
+            </w:tcBorders>
             <w:vAlign w:val="center"/>
           </w:tcPr>
           <w:p>
@@ -1221,14 +1627,18 @@
               <w:rPr>
                 <w:rStyle w:val="SourceText"/>
               </w:rPr>
-              <w:t>eval/run_eval.py:273</w:t>
-            </w:r>
-          </w:p>
-        </w:tc>
-        <w:tc>
-          <w:tcPr>
-            <w:tcW w:w="1171" w:type="dxa"/>
-            <w:tcBorders/>
+              <w:t>eval/run_eval.py:301</w:t>
+            </w:r>
+          </w:p>
+        </w:tc>
+        <w:tc>
+          <w:tcPr>
+            <w:tcW w:w="1206" w:type="dxa"/>
+            <w:tcBorders>
+              <w:left w:val="single" w:sz="2" w:space="0" w:color="BFC7D5"/>
+              <w:bottom w:val="single" w:sz="2" w:space="0" w:color="BFC7D5"/>
+              <w:right w:val="single" w:sz="6" w:space="0" w:color="BFC7D5"/>
+            </w:tcBorders>
             <w:vAlign w:val="center"/>
           </w:tcPr>
           <w:p>
@@ -1247,8 +1657,12 @@
         </w:tc>
         <w:tc>
           <w:tcPr>
-            <w:tcW w:w="1201" w:type="dxa"/>
-            <w:tcBorders/>
+            <w:tcW w:w="1206" w:type="dxa"/>
+            <w:tcBorders>
+              <w:left w:val="single" w:sz="2" w:space="0" w:color="BFC7D5"/>
+              <w:bottom w:val="single" w:sz="2" w:space="0" w:color="BFC7D5"/>
+              <w:right w:val="single" w:sz="6" w:space="0" w:color="BFC7D5"/>
+            </w:tcBorders>
             <w:vAlign w:val="center"/>
           </w:tcPr>
           <w:p>
@@ -1270,8 +1684,12 @@
         <w:trPr/>
         <w:tc>
           <w:tcPr>
-            <w:tcW w:w="1816" w:type="dxa"/>
-            <w:tcBorders/>
+            <w:tcW w:w="1850" w:type="dxa"/>
+            <w:tcBorders>
+              <w:left w:val="single" w:sz="6" w:space="0" w:color="BFC7D5"/>
+              <w:bottom w:val="single" w:sz="2" w:space="0" w:color="BFC7D5"/>
+              <w:right w:val="single" w:sz="6" w:space="0" w:color="BFC7D5"/>
+            </w:tcBorders>
             <w:vAlign w:val="center"/>
           </w:tcPr>
           <w:p>
@@ -1290,8 +1708,12 @@
         </w:tc>
         <w:tc>
           <w:tcPr>
-            <w:tcW w:w="2161" w:type="dxa"/>
-            <w:tcBorders/>
+            <w:tcW w:w="2196" w:type="dxa"/>
+            <w:tcBorders>
+              <w:left w:val="single" w:sz="2" w:space="0" w:color="BFC7D5"/>
+              <w:bottom w:val="single" w:sz="2" w:space="0" w:color="BFC7D5"/>
+              <w:right w:val="single" w:sz="6" w:space="0" w:color="BFC7D5"/>
+            </w:tcBorders>
             <w:vAlign w:val="center"/>
           </w:tcPr>
           <w:p>
@@ -1322,8 +1744,12 @@
         </w:tc>
         <w:tc>
           <w:tcPr>
-            <w:tcW w:w="1621" w:type="dxa"/>
-            <w:tcBorders/>
+            <w:tcW w:w="1656" w:type="dxa"/>
+            <w:tcBorders>
+              <w:left w:val="single" w:sz="2" w:space="0" w:color="BFC7D5"/>
+              <w:bottom w:val="single" w:sz="2" w:space="0" w:color="BFC7D5"/>
+              <w:right w:val="single" w:sz="6" w:space="0" w:color="BFC7D5"/>
+            </w:tcBorders>
             <w:vAlign w:val="center"/>
           </w:tcPr>
           <w:p>
@@ -1344,8 +1770,12 @@
         </w:tc>
         <w:tc>
           <w:tcPr>
-            <w:tcW w:w="1171" w:type="dxa"/>
-            <w:tcBorders/>
+            <w:tcW w:w="1206" w:type="dxa"/>
+            <w:tcBorders>
+              <w:left w:val="single" w:sz="2" w:space="0" w:color="BFC7D5"/>
+              <w:bottom w:val="single" w:sz="2" w:space="0" w:color="BFC7D5"/>
+              <w:right w:val="single" w:sz="6" w:space="0" w:color="BFC7D5"/>
+            </w:tcBorders>
             <w:vAlign w:val="center"/>
           </w:tcPr>
           <w:p>
@@ -1374,8 +1804,12 @@
         </w:tc>
         <w:tc>
           <w:tcPr>
-            <w:tcW w:w="1201" w:type="dxa"/>
-            <w:tcBorders/>
+            <w:tcW w:w="1206" w:type="dxa"/>
+            <w:tcBorders>
+              <w:left w:val="single" w:sz="2" w:space="0" w:color="BFC7D5"/>
+              <w:bottom w:val="single" w:sz="2" w:space="0" w:color="BFC7D5"/>
+              <w:right w:val="single" w:sz="6" w:space="0" w:color="BFC7D5"/>
+            </w:tcBorders>
             <w:vAlign w:val="center"/>
           </w:tcPr>
           <w:p>
@@ -1397,8 +1831,12 @@
         <w:trPr/>
         <w:tc>
           <w:tcPr>
-            <w:tcW w:w="1816" w:type="dxa"/>
-            <w:tcBorders/>
+            <w:tcW w:w="1850" w:type="dxa"/>
+            <w:tcBorders>
+              <w:left w:val="single" w:sz="6" w:space="0" w:color="BFC7D5"/>
+              <w:bottom w:val="single" w:sz="2" w:space="0" w:color="BFC7D5"/>
+              <w:right w:val="single" w:sz="6" w:space="0" w:color="BFC7D5"/>
+            </w:tcBorders>
             <w:vAlign w:val="center"/>
           </w:tcPr>
           <w:p>
@@ -1417,8 +1855,12 @@
         </w:tc>
         <w:tc>
           <w:tcPr>
-            <w:tcW w:w="2161" w:type="dxa"/>
-            <w:tcBorders/>
+            <w:tcW w:w="2196" w:type="dxa"/>
+            <w:tcBorders>
+              <w:left w:val="single" w:sz="2" w:space="0" w:color="BFC7D5"/>
+              <w:bottom w:val="single" w:sz="2" w:space="0" w:color="BFC7D5"/>
+              <w:right w:val="single" w:sz="6" w:space="0" w:color="BFC7D5"/>
+            </w:tcBorders>
             <w:vAlign w:val="center"/>
           </w:tcPr>
           <w:p>
@@ -1459,8 +1901,12 @@
         </w:tc>
         <w:tc>
           <w:tcPr>
-            <w:tcW w:w="1621" w:type="dxa"/>
-            <w:tcBorders/>
+            <w:tcW w:w="1656" w:type="dxa"/>
+            <w:tcBorders>
+              <w:left w:val="single" w:sz="2" w:space="0" w:color="BFC7D5"/>
+              <w:bottom w:val="single" w:sz="2" w:space="0" w:color="BFC7D5"/>
+              <w:right w:val="single" w:sz="6" w:space="0" w:color="BFC7D5"/>
+            </w:tcBorders>
             <w:vAlign w:val="center"/>
           </w:tcPr>
           <w:p>
@@ -1479,8 +1925,12 @@
         </w:tc>
         <w:tc>
           <w:tcPr>
-            <w:tcW w:w="1171" w:type="dxa"/>
-            <w:tcBorders/>
+            <w:tcW w:w="1206" w:type="dxa"/>
+            <w:tcBorders>
+              <w:left w:val="single" w:sz="2" w:space="0" w:color="BFC7D5"/>
+              <w:bottom w:val="single" w:sz="2" w:space="0" w:color="BFC7D5"/>
+              <w:right w:val="single" w:sz="6" w:space="0" w:color="BFC7D5"/>
+            </w:tcBorders>
             <w:vAlign w:val="center"/>
           </w:tcPr>
           <w:p>
@@ -1499,8 +1949,12 @@
         </w:tc>
         <w:tc>
           <w:tcPr>
-            <w:tcW w:w="1201" w:type="dxa"/>
-            <w:tcBorders/>
+            <w:tcW w:w="1206" w:type="dxa"/>
+            <w:tcBorders>
+              <w:left w:val="single" w:sz="2" w:space="0" w:color="BFC7D5"/>
+              <w:bottom w:val="single" w:sz="2" w:space="0" w:color="BFC7D5"/>
+              <w:right w:val="single" w:sz="6" w:space="0" w:color="BFC7D5"/>
+            </w:tcBorders>
             <w:vAlign w:val="center"/>
           </w:tcPr>
           <w:p>
@@ -1522,8 +1976,12 @@
         <w:trPr/>
         <w:tc>
           <w:tcPr>
-            <w:tcW w:w="1816" w:type="dxa"/>
-            <w:tcBorders/>
+            <w:tcW w:w="1850" w:type="dxa"/>
+            <w:tcBorders>
+              <w:left w:val="single" w:sz="6" w:space="0" w:color="BFC7D5"/>
+              <w:bottom w:val="single" w:sz="2" w:space="0" w:color="BFC7D5"/>
+              <w:right w:val="single" w:sz="6" w:space="0" w:color="BFC7D5"/>
+            </w:tcBorders>
             <w:vAlign w:val="center"/>
           </w:tcPr>
           <w:p>
@@ -1542,8 +2000,12 @@
         </w:tc>
         <w:tc>
           <w:tcPr>
-            <w:tcW w:w="2161" w:type="dxa"/>
-            <w:tcBorders/>
+            <w:tcW w:w="2196" w:type="dxa"/>
+            <w:tcBorders>
+              <w:left w:val="single" w:sz="2" w:space="0" w:color="BFC7D5"/>
+              <w:bottom w:val="single" w:sz="2" w:space="0" w:color="BFC7D5"/>
+              <w:right w:val="single" w:sz="6" w:space="0" w:color="BFC7D5"/>
+            </w:tcBorders>
             <w:vAlign w:val="center"/>
           </w:tcPr>
           <w:p>
@@ -1574,8 +2036,12 @@
         </w:tc>
         <w:tc>
           <w:tcPr>
-            <w:tcW w:w="1621" w:type="dxa"/>
-            <w:tcBorders/>
+            <w:tcW w:w="1656" w:type="dxa"/>
+            <w:tcBorders>
+              <w:left w:val="single" w:sz="2" w:space="0" w:color="BFC7D5"/>
+              <w:bottom w:val="single" w:sz="2" w:space="0" w:color="BFC7D5"/>
+              <w:right w:val="single" w:sz="6" w:space="0" w:color="BFC7D5"/>
+            </w:tcBorders>
             <w:vAlign w:val="center"/>
           </w:tcPr>
           <w:p>
@@ -1594,8 +2060,12 @@
         </w:tc>
         <w:tc>
           <w:tcPr>
-            <w:tcW w:w="1171" w:type="dxa"/>
-            <w:tcBorders/>
+            <w:tcW w:w="1206" w:type="dxa"/>
+            <w:tcBorders>
+              <w:left w:val="single" w:sz="2" w:space="0" w:color="BFC7D5"/>
+              <w:bottom w:val="single" w:sz="2" w:space="0" w:color="BFC7D5"/>
+              <w:right w:val="single" w:sz="6" w:space="0" w:color="BFC7D5"/>
+            </w:tcBorders>
             <w:vAlign w:val="center"/>
           </w:tcPr>
           <w:p>
@@ -1630,8 +2100,12 @@
         </w:tc>
         <w:tc>
           <w:tcPr>
-            <w:tcW w:w="1201" w:type="dxa"/>
-            <w:tcBorders/>
+            <w:tcW w:w="1206" w:type="dxa"/>
+            <w:tcBorders>
+              <w:left w:val="single" w:sz="2" w:space="0" w:color="BFC7D5"/>
+              <w:bottom w:val="single" w:sz="2" w:space="0" w:color="BFC7D5"/>
+              <w:right w:val="single" w:sz="6" w:space="0" w:color="BFC7D5"/>
+            </w:tcBorders>
             <w:vAlign w:val="center"/>
           </w:tcPr>
           <w:p>
@@ -1653,8 +2127,12 @@
         <w:trPr/>
         <w:tc>
           <w:tcPr>
-            <w:tcW w:w="1816" w:type="dxa"/>
-            <w:tcBorders/>
+            <w:tcW w:w="1850" w:type="dxa"/>
+            <w:tcBorders>
+              <w:left w:val="single" w:sz="6" w:space="0" w:color="BFC7D5"/>
+              <w:bottom w:val="single" w:sz="2" w:space="0" w:color="BFC7D5"/>
+              <w:right w:val="single" w:sz="6" w:space="0" w:color="BFC7D5"/>
+            </w:tcBorders>
             <w:vAlign w:val="center"/>
           </w:tcPr>
           <w:p>
@@ -1673,8 +2151,12 @@
         </w:tc>
         <w:tc>
           <w:tcPr>
-            <w:tcW w:w="2161" w:type="dxa"/>
-            <w:tcBorders/>
+            <w:tcW w:w="2196" w:type="dxa"/>
+            <w:tcBorders>
+              <w:left w:val="single" w:sz="2" w:space="0" w:color="BFC7D5"/>
+              <w:bottom w:val="single" w:sz="2" w:space="0" w:color="BFC7D5"/>
+              <w:right w:val="single" w:sz="6" w:space="0" w:color="BFC7D5"/>
+            </w:tcBorders>
             <w:vAlign w:val="center"/>
           </w:tcPr>
           <w:p>
@@ -1773,8 +2255,12 @@
         </w:tc>
         <w:tc>
           <w:tcPr>
-            <w:tcW w:w="1621" w:type="dxa"/>
-            <w:tcBorders/>
+            <w:tcW w:w="1656" w:type="dxa"/>
+            <w:tcBorders>
+              <w:left w:val="single" w:sz="2" w:space="0" w:color="BFC7D5"/>
+              <w:bottom w:val="single" w:sz="2" w:space="0" w:color="BFC7D5"/>
+              <w:right w:val="single" w:sz="6" w:space="0" w:color="BFC7D5"/>
+            </w:tcBorders>
             <w:vAlign w:val="center"/>
           </w:tcPr>
           <w:p>
@@ -1799,8 +2285,12 @@
         </w:tc>
         <w:tc>
           <w:tcPr>
-            <w:tcW w:w="1171" w:type="dxa"/>
-            <w:tcBorders/>
+            <w:tcW w:w="1206" w:type="dxa"/>
+            <w:tcBorders>
+              <w:left w:val="single" w:sz="2" w:space="0" w:color="BFC7D5"/>
+              <w:bottom w:val="single" w:sz="2" w:space="0" w:color="BFC7D5"/>
+              <w:right w:val="single" w:sz="6" w:space="0" w:color="BFC7D5"/>
+            </w:tcBorders>
             <w:vAlign w:val="center"/>
           </w:tcPr>
           <w:p>
@@ -1819,8 +2309,12 @@
         </w:tc>
         <w:tc>
           <w:tcPr>
-            <w:tcW w:w="1201" w:type="dxa"/>
-            <w:tcBorders/>
+            <w:tcW w:w="1206" w:type="dxa"/>
+            <w:tcBorders>
+              <w:left w:val="single" w:sz="2" w:space="0" w:color="BFC7D5"/>
+              <w:bottom w:val="single" w:sz="2" w:space="0" w:color="BFC7D5"/>
+              <w:right w:val="single" w:sz="6" w:space="0" w:color="BFC7D5"/>
+            </w:tcBorders>
             <w:vAlign w:val="center"/>
           </w:tcPr>
           <w:p>
@@ -1842,8 +2336,12 @@
         <w:trPr/>
         <w:tc>
           <w:tcPr>
-            <w:tcW w:w="1816" w:type="dxa"/>
-            <w:tcBorders/>
+            <w:tcW w:w="1850" w:type="dxa"/>
+            <w:tcBorders>
+              <w:left w:val="single" w:sz="6" w:space="0" w:color="BFC7D5"/>
+              <w:bottom w:val="single" w:sz="2" w:space="0" w:color="BFC7D5"/>
+              <w:right w:val="single" w:sz="6" w:space="0" w:color="BFC7D5"/>
+            </w:tcBorders>
             <w:vAlign w:val="center"/>
           </w:tcPr>
           <w:p>
@@ -1862,8 +2360,12 @@
         </w:tc>
         <w:tc>
           <w:tcPr>
-            <w:tcW w:w="2161" w:type="dxa"/>
-            <w:tcBorders/>
+            <w:tcW w:w="2196" w:type="dxa"/>
+            <w:tcBorders>
+              <w:left w:val="single" w:sz="2" w:space="0" w:color="BFC7D5"/>
+              <w:bottom w:val="single" w:sz="2" w:space="0" w:color="BFC7D5"/>
+              <w:right w:val="single" w:sz="6" w:space="0" w:color="BFC7D5"/>
+            </w:tcBorders>
             <w:vAlign w:val="center"/>
           </w:tcPr>
           <w:p>
@@ -1972,8 +2474,12 @@
         </w:tc>
         <w:tc>
           <w:tcPr>
-            <w:tcW w:w="1621" w:type="dxa"/>
-            <w:tcBorders/>
+            <w:tcW w:w="1656" w:type="dxa"/>
+            <w:tcBorders>
+              <w:left w:val="single" w:sz="2" w:space="0" w:color="BFC7D5"/>
+              <w:bottom w:val="single" w:sz="2" w:space="0" w:color="BFC7D5"/>
+              <w:right w:val="single" w:sz="6" w:space="0" w:color="BFC7D5"/>
+            </w:tcBorders>
             <w:vAlign w:val="center"/>
           </w:tcPr>
           <w:p>
@@ -1998,8 +2504,12 @@
         </w:tc>
         <w:tc>
           <w:tcPr>
-            <w:tcW w:w="1171" w:type="dxa"/>
-            <w:tcBorders/>
+            <w:tcW w:w="1206" w:type="dxa"/>
+            <w:tcBorders>
+              <w:left w:val="single" w:sz="2" w:space="0" w:color="BFC7D5"/>
+              <w:bottom w:val="single" w:sz="2" w:space="0" w:color="BFC7D5"/>
+              <w:right w:val="single" w:sz="6" w:space="0" w:color="BFC7D5"/>
+            </w:tcBorders>
             <w:vAlign w:val="center"/>
           </w:tcPr>
           <w:p>
@@ -2018,8 +2528,12 @@
         </w:tc>
         <w:tc>
           <w:tcPr>
-            <w:tcW w:w="1201" w:type="dxa"/>
-            <w:tcBorders/>
+            <w:tcW w:w="1206" w:type="dxa"/>
+            <w:tcBorders>
+              <w:left w:val="single" w:sz="2" w:space="0" w:color="BFC7D5"/>
+              <w:bottom w:val="single" w:sz="2" w:space="0" w:color="BFC7D5"/>
+              <w:right w:val="single" w:sz="6" w:space="0" w:color="BFC7D5"/>
+            </w:tcBorders>
             <w:vAlign w:val="center"/>
           </w:tcPr>
           <w:p>
@@ -2041,8 +2555,12 @@
         <w:trPr/>
         <w:tc>
           <w:tcPr>
-            <w:tcW w:w="1816" w:type="dxa"/>
-            <w:tcBorders/>
+            <w:tcW w:w="1850" w:type="dxa"/>
+            <w:tcBorders>
+              <w:left w:val="single" w:sz="6" w:space="0" w:color="BFC7D5"/>
+              <w:bottom w:val="single" w:sz="2" w:space="0" w:color="BFC7D5"/>
+              <w:right w:val="single" w:sz="6" w:space="0" w:color="BFC7D5"/>
+            </w:tcBorders>
             <w:vAlign w:val="center"/>
           </w:tcPr>
           <w:p>
@@ -2061,8 +2579,12 @@
         </w:tc>
         <w:tc>
           <w:tcPr>
-            <w:tcW w:w="2161" w:type="dxa"/>
-            <w:tcBorders/>
+            <w:tcW w:w="2196" w:type="dxa"/>
+            <w:tcBorders>
+              <w:left w:val="single" w:sz="2" w:space="0" w:color="BFC7D5"/>
+              <w:bottom w:val="single" w:sz="2" w:space="0" w:color="BFC7D5"/>
+              <w:right w:val="single" w:sz="6" w:space="0" w:color="BFC7D5"/>
+            </w:tcBorders>
             <w:vAlign w:val="center"/>
           </w:tcPr>
           <w:p>
@@ -2101,7 +2623,7 @@
               <w:rPr>
                 <w:rStyle w:val="SourceText"/>
               </w:rPr>
-              <w:t>backend/app/main.py:198-206</w:t>
+              <w:t>backend/app/main.py:232-240</w:t>
             </w:r>
             <w:r>
               <w:rPr/>
@@ -2111,8 +2633,12 @@
         </w:tc>
         <w:tc>
           <w:tcPr>
-            <w:tcW w:w="1621" w:type="dxa"/>
-            <w:tcBorders/>
+            <w:tcW w:w="1656" w:type="dxa"/>
+            <w:tcBorders>
+              <w:left w:val="single" w:sz="2" w:space="0" w:color="BFC7D5"/>
+              <w:bottom w:val="single" w:sz="2" w:space="0" w:color="BFC7D5"/>
+              <w:right w:val="single" w:sz="6" w:space="0" w:color="BFC7D5"/>
+            </w:tcBorders>
             <w:vAlign w:val="center"/>
           </w:tcPr>
           <w:p>
@@ -2137,8 +2663,12 @@
         </w:tc>
         <w:tc>
           <w:tcPr>
-            <w:tcW w:w="1171" w:type="dxa"/>
-            <w:tcBorders/>
+            <w:tcW w:w="1206" w:type="dxa"/>
+            <w:tcBorders>
+              <w:left w:val="single" w:sz="2" w:space="0" w:color="BFC7D5"/>
+              <w:bottom w:val="single" w:sz="2" w:space="0" w:color="BFC7D5"/>
+              <w:right w:val="single" w:sz="6" w:space="0" w:color="BFC7D5"/>
+            </w:tcBorders>
             <w:vAlign w:val="center"/>
           </w:tcPr>
           <w:p>
@@ -2157,8 +2687,12 @@
         </w:tc>
         <w:tc>
           <w:tcPr>
-            <w:tcW w:w="1201" w:type="dxa"/>
-            <w:tcBorders/>
+            <w:tcW w:w="1206" w:type="dxa"/>
+            <w:tcBorders>
+              <w:left w:val="single" w:sz="2" w:space="0" w:color="BFC7D5"/>
+              <w:bottom w:val="single" w:sz="2" w:space="0" w:color="BFC7D5"/>
+              <w:right w:val="single" w:sz="6" w:space="0" w:color="BFC7D5"/>
+            </w:tcBorders>
             <w:vAlign w:val="center"/>
           </w:tcPr>
           <w:p>
@@ -2180,8 +2714,12 @@
         <w:trPr/>
         <w:tc>
           <w:tcPr>
-            <w:tcW w:w="1816" w:type="dxa"/>
-            <w:tcBorders/>
+            <w:tcW w:w="1850" w:type="dxa"/>
+            <w:tcBorders>
+              <w:left w:val="single" w:sz="6" w:space="0" w:color="BFC7D5"/>
+              <w:bottom w:val="single" w:sz="2" w:space="0" w:color="BFC7D5"/>
+              <w:right w:val="single" w:sz="6" w:space="0" w:color="BFC7D5"/>
+            </w:tcBorders>
             <w:vAlign w:val="center"/>
           </w:tcPr>
           <w:p>
@@ -2200,8 +2738,12 @@
         </w:tc>
         <w:tc>
           <w:tcPr>
-            <w:tcW w:w="2161" w:type="dxa"/>
-            <w:tcBorders/>
+            <w:tcW w:w="2196" w:type="dxa"/>
+            <w:tcBorders>
+              <w:left w:val="single" w:sz="2" w:space="0" w:color="BFC7D5"/>
+              <w:bottom w:val="single" w:sz="2" w:space="0" w:color="BFC7D5"/>
+              <w:right w:val="single" w:sz="6" w:space="0" w:color="BFC7D5"/>
+            </w:tcBorders>
             <w:vAlign w:val="center"/>
           </w:tcPr>
           <w:p>
@@ -2236,8 +2778,12 @@
         </w:tc>
         <w:tc>
           <w:tcPr>
-            <w:tcW w:w="1621" w:type="dxa"/>
-            <w:tcBorders/>
+            <w:tcW w:w="1656" w:type="dxa"/>
+            <w:tcBorders>
+              <w:left w:val="single" w:sz="2" w:space="0" w:color="BFC7D5"/>
+              <w:bottom w:val="single" w:sz="2" w:space="0" w:color="BFC7D5"/>
+              <w:right w:val="single" w:sz="6" w:space="0" w:color="BFC7D5"/>
+            </w:tcBorders>
             <w:vAlign w:val="center"/>
           </w:tcPr>
           <w:p>
@@ -2256,8 +2802,12 @@
         </w:tc>
         <w:tc>
           <w:tcPr>
-            <w:tcW w:w="1171" w:type="dxa"/>
-            <w:tcBorders/>
+            <w:tcW w:w="1206" w:type="dxa"/>
+            <w:tcBorders>
+              <w:left w:val="single" w:sz="2" w:space="0" w:color="BFC7D5"/>
+              <w:bottom w:val="single" w:sz="2" w:space="0" w:color="BFC7D5"/>
+              <w:right w:val="single" w:sz="6" w:space="0" w:color="BFC7D5"/>
+            </w:tcBorders>
             <w:vAlign w:val="center"/>
           </w:tcPr>
           <w:p>
@@ -2276,8 +2826,12 @@
         </w:tc>
         <w:tc>
           <w:tcPr>
-            <w:tcW w:w="1201" w:type="dxa"/>
-            <w:tcBorders/>
+            <w:tcW w:w="1206" w:type="dxa"/>
+            <w:tcBorders>
+              <w:left w:val="single" w:sz="2" w:space="0" w:color="BFC7D5"/>
+              <w:bottom w:val="single" w:sz="2" w:space="0" w:color="BFC7D5"/>
+              <w:right w:val="single" w:sz="6" w:space="0" w:color="BFC7D5"/>
+            </w:tcBorders>
             <w:vAlign w:val="center"/>
           </w:tcPr>
           <w:p>
@@ -2299,8 +2853,12 @@
         <w:trPr/>
         <w:tc>
           <w:tcPr>
-            <w:tcW w:w="1816" w:type="dxa"/>
-            <w:tcBorders/>
+            <w:tcW w:w="1850" w:type="dxa"/>
+            <w:tcBorders>
+              <w:left w:val="single" w:sz="6" w:space="0" w:color="BFC7D5"/>
+              <w:bottom w:val="single" w:sz="2" w:space="0" w:color="BFC7D5"/>
+              <w:right w:val="single" w:sz="6" w:space="0" w:color="BFC7D5"/>
+            </w:tcBorders>
             <w:vAlign w:val="center"/>
           </w:tcPr>
           <w:p>
@@ -2319,8 +2877,12 @@
         </w:tc>
         <w:tc>
           <w:tcPr>
-            <w:tcW w:w="2161" w:type="dxa"/>
-            <w:tcBorders/>
+            <w:tcW w:w="2196" w:type="dxa"/>
+            <w:tcBorders>
+              <w:left w:val="single" w:sz="2" w:space="0" w:color="BFC7D5"/>
+              <w:bottom w:val="single" w:sz="2" w:space="0" w:color="BFC7D5"/>
+              <w:right w:val="single" w:sz="6" w:space="0" w:color="BFC7D5"/>
+            </w:tcBorders>
             <w:vAlign w:val="center"/>
           </w:tcPr>
           <w:p>
@@ -2355,14 +2917,18 @@
               <w:rPr>
                 <w:rStyle w:val="SourceText"/>
               </w:rPr>
-              <w:t>backend/app/main.py:154-163</w:t>
-            </w:r>
-          </w:p>
-        </w:tc>
-        <w:tc>
-          <w:tcPr>
-            <w:tcW w:w="1621" w:type="dxa"/>
-            <w:tcBorders/>
+              <w:t>backend/app/main.py:175-192</w:t>
+            </w:r>
+          </w:p>
+        </w:tc>
+        <w:tc>
+          <w:tcPr>
+            <w:tcW w:w="1656" w:type="dxa"/>
+            <w:tcBorders>
+              <w:left w:val="single" w:sz="2" w:space="0" w:color="BFC7D5"/>
+              <w:bottom w:val="single" w:sz="2" w:space="0" w:color="BFC7D5"/>
+              <w:right w:val="single" w:sz="6" w:space="0" w:color="BFC7D5"/>
+            </w:tcBorders>
             <w:vAlign w:val="center"/>
           </w:tcPr>
           <w:p>
@@ -2397,14 +2963,18 @@
               <w:rPr>
                 <w:rStyle w:val="SourceText"/>
               </w:rPr>
-              <w:t>backend/app/core/audit.py:25,36</w:t>
-            </w:r>
-          </w:p>
-        </w:tc>
-        <w:tc>
-          <w:tcPr>
-            <w:tcW w:w="1171" w:type="dxa"/>
-            <w:tcBorders/>
+              <w:t>backend/app/core/audit.py:25,37</w:t>
+            </w:r>
+          </w:p>
+        </w:tc>
+        <w:tc>
+          <w:tcPr>
+            <w:tcW w:w="1206" w:type="dxa"/>
+            <w:tcBorders>
+              <w:left w:val="single" w:sz="2" w:space="0" w:color="BFC7D5"/>
+              <w:bottom w:val="single" w:sz="2" w:space="0" w:color="BFC7D5"/>
+              <w:right w:val="single" w:sz="6" w:space="0" w:color="BFC7D5"/>
+            </w:tcBorders>
             <w:vAlign w:val="center"/>
           </w:tcPr>
           <w:p>
@@ -2423,8 +2993,12 @@
         </w:tc>
         <w:tc>
           <w:tcPr>
-            <w:tcW w:w="1201" w:type="dxa"/>
-            <w:tcBorders/>
+            <w:tcW w:w="1206" w:type="dxa"/>
+            <w:tcBorders>
+              <w:left w:val="single" w:sz="2" w:space="0" w:color="BFC7D5"/>
+              <w:bottom w:val="single" w:sz="2" w:space="0" w:color="BFC7D5"/>
+              <w:right w:val="single" w:sz="6" w:space="0" w:color="BFC7D5"/>
+            </w:tcBorders>
             <w:vAlign w:val="center"/>
           </w:tcPr>
           <w:p>
@@ -2446,8 +3020,12 @@
         <w:trPr/>
         <w:tc>
           <w:tcPr>
-            <w:tcW w:w="1816" w:type="dxa"/>
-            <w:tcBorders/>
+            <w:tcW w:w="1850" w:type="dxa"/>
+            <w:tcBorders>
+              <w:left w:val="single" w:sz="6" w:space="0" w:color="BFC7D5"/>
+              <w:bottom w:val="single" w:sz="2" w:space="0" w:color="BFC7D5"/>
+              <w:right w:val="single" w:sz="6" w:space="0" w:color="BFC7D5"/>
+            </w:tcBorders>
             <w:vAlign w:val="center"/>
           </w:tcPr>
           <w:p>
@@ -2466,8 +3044,12 @@
         </w:tc>
         <w:tc>
           <w:tcPr>
-            <w:tcW w:w="2161" w:type="dxa"/>
-            <w:tcBorders/>
+            <w:tcW w:w="2196" w:type="dxa"/>
+            <w:tcBorders>
+              <w:left w:val="single" w:sz="2" w:space="0" w:color="BFC7D5"/>
+              <w:bottom w:val="single" w:sz="2" w:space="0" w:color="BFC7D5"/>
+              <w:right w:val="single" w:sz="6" w:space="0" w:color="BFC7D5"/>
+            </w:tcBorders>
             <w:vAlign w:val="center"/>
           </w:tcPr>
           <w:p>
@@ -2486,8 +3068,12 @@
         </w:tc>
         <w:tc>
           <w:tcPr>
-            <w:tcW w:w="1621" w:type="dxa"/>
-            <w:tcBorders/>
+            <w:tcW w:w="1656" w:type="dxa"/>
+            <w:tcBorders>
+              <w:left w:val="single" w:sz="2" w:space="0" w:color="BFC7D5"/>
+              <w:bottom w:val="single" w:sz="2" w:space="0" w:color="BFC7D5"/>
+              <w:right w:val="single" w:sz="6" w:space="0" w:color="BFC7D5"/>
+            </w:tcBorders>
             <w:vAlign w:val="center"/>
           </w:tcPr>
           <w:p>
@@ -2522,8 +3108,12 @@
         </w:tc>
         <w:tc>
           <w:tcPr>
-            <w:tcW w:w="1171" w:type="dxa"/>
-            <w:tcBorders/>
+            <w:tcW w:w="1206" w:type="dxa"/>
+            <w:tcBorders>
+              <w:left w:val="single" w:sz="2" w:space="0" w:color="BFC7D5"/>
+              <w:bottom w:val="single" w:sz="2" w:space="0" w:color="BFC7D5"/>
+              <w:right w:val="single" w:sz="6" w:space="0" w:color="BFC7D5"/>
+            </w:tcBorders>
             <w:vAlign w:val="center"/>
           </w:tcPr>
           <w:p>
@@ -2542,8 +3132,12 @@
         </w:tc>
         <w:tc>
           <w:tcPr>
-            <w:tcW w:w="1201" w:type="dxa"/>
-            <w:tcBorders/>
+            <w:tcW w:w="1206" w:type="dxa"/>
+            <w:tcBorders>
+              <w:left w:val="single" w:sz="2" w:space="0" w:color="BFC7D5"/>
+              <w:bottom w:val="single" w:sz="2" w:space="0" w:color="BFC7D5"/>
+              <w:right w:val="single" w:sz="6" w:space="0" w:color="BFC7D5"/>
+            </w:tcBorders>
             <w:vAlign w:val="center"/>
           </w:tcPr>
           <w:p>
@@ -2565,8 +3159,12 @@
         <w:trPr/>
         <w:tc>
           <w:tcPr>
-            <w:tcW w:w="1816" w:type="dxa"/>
-            <w:tcBorders/>
+            <w:tcW w:w="1850" w:type="dxa"/>
+            <w:tcBorders>
+              <w:left w:val="single" w:sz="6" w:space="0" w:color="BFC7D5"/>
+              <w:bottom w:val="single" w:sz="2" w:space="0" w:color="BFC7D5"/>
+              <w:right w:val="single" w:sz="6" w:space="0" w:color="BFC7D5"/>
+            </w:tcBorders>
             <w:vAlign w:val="center"/>
           </w:tcPr>
           <w:p>
@@ -2585,8 +3183,12 @@
         </w:tc>
         <w:tc>
           <w:tcPr>
-            <w:tcW w:w="2161" w:type="dxa"/>
-            <w:tcBorders/>
+            <w:tcW w:w="2196" w:type="dxa"/>
+            <w:tcBorders>
+              <w:left w:val="single" w:sz="2" w:space="0" w:color="BFC7D5"/>
+              <w:bottom w:val="single" w:sz="2" w:space="0" w:color="BFC7D5"/>
+              <w:right w:val="single" w:sz="6" w:space="0" w:color="BFC7D5"/>
+            </w:tcBorders>
             <w:vAlign w:val="center"/>
           </w:tcPr>
           <w:p>
@@ -2605,8 +3207,12 @@
         </w:tc>
         <w:tc>
           <w:tcPr>
-            <w:tcW w:w="1621" w:type="dxa"/>
-            <w:tcBorders/>
+            <w:tcW w:w="1656" w:type="dxa"/>
+            <w:tcBorders>
+              <w:left w:val="single" w:sz="2" w:space="0" w:color="BFC7D5"/>
+              <w:bottom w:val="single" w:sz="2" w:space="0" w:color="BFC7D5"/>
+              <w:right w:val="single" w:sz="6" w:space="0" w:color="BFC7D5"/>
+            </w:tcBorders>
             <w:vAlign w:val="center"/>
           </w:tcPr>
           <w:p>
@@ -2625,8 +3231,12 @@
         </w:tc>
         <w:tc>
           <w:tcPr>
-            <w:tcW w:w="1171" w:type="dxa"/>
-            <w:tcBorders/>
+            <w:tcW w:w="1206" w:type="dxa"/>
+            <w:tcBorders>
+              <w:left w:val="single" w:sz="2" w:space="0" w:color="BFC7D5"/>
+              <w:bottom w:val="single" w:sz="2" w:space="0" w:color="BFC7D5"/>
+              <w:right w:val="single" w:sz="6" w:space="0" w:color="BFC7D5"/>
+            </w:tcBorders>
             <w:vAlign w:val="center"/>
           </w:tcPr>
           <w:p>
@@ -2645,8 +3255,12 @@
         </w:tc>
         <w:tc>
           <w:tcPr>
-            <w:tcW w:w="1201" w:type="dxa"/>
-            <w:tcBorders/>
+            <w:tcW w:w="1206" w:type="dxa"/>
+            <w:tcBorders>
+              <w:left w:val="single" w:sz="2" w:space="0" w:color="BFC7D5"/>
+              <w:bottom w:val="single" w:sz="2" w:space="0" w:color="BFC7D5"/>
+              <w:right w:val="single" w:sz="6" w:space="0" w:color="BFC7D5"/>
+            </w:tcBorders>
             <w:vAlign w:val="center"/>
           </w:tcPr>
           <w:p>
@@ -2668,8 +3282,12 @@
         <w:trPr/>
         <w:tc>
           <w:tcPr>
-            <w:tcW w:w="1816" w:type="dxa"/>
-            <w:tcBorders/>
+            <w:tcW w:w="1850" w:type="dxa"/>
+            <w:tcBorders>
+              <w:left w:val="single" w:sz="6" w:space="0" w:color="BFC7D5"/>
+              <w:bottom w:val="single" w:sz="6" w:space="0" w:color="BFC7D5"/>
+              <w:right w:val="single" w:sz="6" w:space="0" w:color="BFC7D5"/>
+            </w:tcBorders>
             <w:vAlign w:val="center"/>
           </w:tcPr>
           <w:p>
@@ -2688,8 +3306,12 @@
         </w:tc>
         <w:tc>
           <w:tcPr>
-            <w:tcW w:w="2161" w:type="dxa"/>
-            <w:tcBorders/>
+            <w:tcW w:w="2196" w:type="dxa"/>
+            <w:tcBorders>
+              <w:left w:val="single" w:sz="2" w:space="0" w:color="BFC7D5"/>
+              <w:bottom w:val="single" w:sz="6" w:space="0" w:color="BFC7D5"/>
+              <w:right w:val="single" w:sz="6" w:space="0" w:color="BFC7D5"/>
+            </w:tcBorders>
             <w:vAlign w:val="center"/>
           </w:tcPr>
           <w:p>
@@ -2714,8 +3336,12 @@
         </w:tc>
         <w:tc>
           <w:tcPr>
-            <w:tcW w:w="1621" w:type="dxa"/>
-            <w:tcBorders/>
+            <w:tcW w:w="1656" w:type="dxa"/>
+            <w:tcBorders>
+              <w:left w:val="single" w:sz="2" w:space="0" w:color="BFC7D5"/>
+              <w:bottom w:val="single" w:sz="6" w:space="0" w:color="BFC7D5"/>
+              <w:right w:val="single" w:sz="6" w:space="0" w:color="BFC7D5"/>
+            </w:tcBorders>
             <w:vAlign w:val="center"/>
           </w:tcPr>
           <w:p>
@@ -2734,8 +3360,12 @@
         </w:tc>
         <w:tc>
           <w:tcPr>
-            <w:tcW w:w="1171" w:type="dxa"/>
-            <w:tcBorders/>
+            <w:tcW w:w="1206" w:type="dxa"/>
+            <w:tcBorders>
+              <w:left w:val="single" w:sz="2" w:space="0" w:color="BFC7D5"/>
+              <w:bottom w:val="single" w:sz="6" w:space="0" w:color="BFC7D5"/>
+              <w:right w:val="single" w:sz="6" w:space="0" w:color="BFC7D5"/>
+            </w:tcBorders>
             <w:vAlign w:val="center"/>
           </w:tcPr>
           <w:p>
@@ -2754,8 +3384,12 @@
         </w:tc>
         <w:tc>
           <w:tcPr>
-            <w:tcW w:w="1201" w:type="dxa"/>
-            <w:tcBorders/>
+            <w:tcW w:w="1206" w:type="dxa"/>
+            <w:tcBorders>
+              <w:left w:val="single" w:sz="2" w:space="0" w:color="BFC7D5"/>
+              <w:bottom w:val="single" w:sz="6" w:space="0" w:color="BFC7D5"/>
+              <w:right w:val="single" w:sz="6" w:space="0" w:color="BFC7D5"/>
+            </w:tcBorders>
             <w:vAlign w:val="center"/>
           </w:tcPr>
           <w:p>
@@ -2814,20 +3448,20 @@
     </w:p>
     <w:tbl>
       <w:tblPr>
-        <w:tblW w:w="7970" w:type="dxa"/>
+        <w:tblW w:w="5000" w:type="pct"/>
         <w:jc w:val="left"/>
-        <w:tblInd w:w="0" w:type="dxa"/>
+        <w:tblInd w:w="-7" w:type="dxa"/>
         <w:tblLayout w:type="fixed"/>
         <w:tblCellMar>
-          <w:top w:w="28" w:type="dxa"/>
-          <w:left w:w="28" w:type="dxa"/>
-          <w:bottom w:w="28" w:type="dxa"/>
-          <w:right w:w="28" w:type="dxa"/>
+          <w:top w:w="60" w:type="dxa"/>
+          <w:left w:w="60" w:type="dxa"/>
+          <w:bottom w:w="60" w:type="dxa"/>
+          <w:right w:w="60" w:type="dxa"/>
         </w:tblCellMar>
       </w:tblPr>
       <w:tblGrid>
-        <w:gridCol w:w="2069"/>
-        <w:gridCol w:w="5901"/>
+        <w:gridCol w:w="2110"/>
+        <w:gridCol w:w="6004"/>
       </w:tblGrid>
       <w:tr>
         <w:trPr>
@@ -2835,44 +3469,60 @@
         </w:trPr>
         <w:tc>
           <w:tcPr>
-            <w:tcW w:w="2069" w:type="dxa"/>
-            <w:tcBorders/>
+            <w:tcW w:w="2110" w:type="dxa"/>
+            <w:tcBorders>
+              <w:top w:val="single" w:sz="6" w:space="0" w:color="BFC7D5"/>
+              <w:left w:val="single" w:sz="6" w:space="0" w:color="BFC7D5"/>
+              <w:bottom w:val="single" w:sz="2" w:space="0" w:color="BFC7D5"/>
+              <w:right w:val="single" w:sz="6" w:space="0" w:color="BFC7D5"/>
+            </w:tcBorders>
+            <w:shd w:fill="1F3A5F" w:val="clear"/>
             <w:vAlign w:val="center"/>
           </w:tcPr>
           <w:p>
             <w:pPr>
               <w:pStyle w:val="TableHeading"/>
-              <w:suppressLineNumbers/>
-              <w:shd w:fill="1F3A5F" w:val="clear"/>
-              <w:bidi w:val="0"/>
-              <w:spacing w:before="0" w:after="283"/>
-              <w:jc w:val="center"/>
-              <w:rPr/>
-            </w:pPr>
-            <w:r>
-              <w:rPr/>
+              <w:bidi w:val="0"/>
+              <w:spacing w:before="0" w:after="283"/>
+              <w:jc w:val="left"/>
+              <w:rPr>
+                <w:color w:val="FFFFFF"/>
+              </w:rPr>
+            </w:pPr>
+            <w:r>
+              <w:rPr>
+                <w:color w:val="FFFFFF"/>
+              </w:rPr>
               <w:t>Measure</w:t>
             </w:r>
           </w:p>
         </w:tc>
         <w:tc>
           <w:tcPr>
-            <w:tcW w:w="5901" w:type="dxa"/>
-            <w:tcBorders/>
+            <w:tcW w:w="6004" w:type="dxa"/>
+            <w:tcBorders>
+              <w:top w:val="single" w:sz="6" w:space="0" w:color="BFC7D5"/>
+              <w:left w:val="single" w:sz="2" w:space="0" w:color="BFC7D5"/>
+              <w:bottom w:val="single" w:sz="2" w:space="0" w:color="BFC7D5"/>
+              <w:right w:val="single" w:sz="6" w:space="0" w:color="BFC7D5"/>
+            </w:tcBorders>
+            <w:shd w:fill="1F3A5F" w:val="clear"/>
             <w:vAlign w:val="center"/>
           </w:tcPr>
           <w:p>
             <w:pPr>
               <w:pStyle w:val="TableHeading"/>
-              <w:suppressLineNumbers/>
-              <w:shd w:fill="1F3A5F" w:val="clear"/>
-              <w:bidi w:val="0"/>
-              <w:spacing w:before="0" w:after="283"/>
-              <w:jc w:val="center"/>
-              <w:rPr/>
-            </w:pPr>
-            <w:r>
-              <w:rPr/>
+              <w:bidi w:val="0"/>
+              <w:spacing w:before="0" w:after="283"/>
+              <w:jc w:val="left"/>
+              <w:rPr>
+                <w:color w:val="FFFFFF"/>
+              </w:rPr>
+            </w:pPr>
+            <w:r>
+              <w:rPr>
+                <w:color w:val="FFFFFF"/>
+              </w:rPr>
               <w:t>Question it answers</w:t>
             </w:r>
           </w:p>
@@ -2882,8 +3532,12 @@
         <w:trPr/>
         <w:tc>
           <w:tcPr>
-            <w:tcW w:w="2069" w:type="dxa"/>
-            <w:tcBorders/>
+            <w:tcW w:w="2110" w:type="dxa"/>
+            <w:tcBorders>
+              <w:left w:val="single" w:sz="6" w:space="0" w:color="BFC7D5"/>
+              <w:bottom w:val="single" w:sz="2" w:space="0" w:color="BFC7D5"/>
+              <w:right w:val="single" w:sz="6" w:space="0" w:color="BFC7D5"/>
+            </w:tcBorders>
             <w:vAlign w:val="center"/>
           </w:tcPr>
           <w:p>
@@ -2902,8 +3556,12 @@
         </w:tc>
         <w:tc>
           <w:tcPr>
-            <w:tcW w:w="5901" w:type="dxa"/>
-            <w:tcBorders/>
+            <w:tcW w:w="6004" w:type="dxa"/>
+            <w:tcBorders>
+              <w:left w:val="single" w:sz="2" w:space="0" w:color="BFC7D5"/>
+              <w:bottom w:val="single" w:sz="2" w:space="0" w:color="BFC7D5"/>
+              <w:right w:val="single" w:sz="6" w:space="0" w:color="BFC7D5"/>
+            </w:tcBorders>
             <w:vAlign w:val="center"/>
           </w:tcPr>
           <w:p>
@@ -2925,8 +3583,12 @@
         <w:trPr/>
         <w:tc>
           <w:tcPr>
-            <w:tcW w:w="2069" w:type="dxa"/>
-            <w:tcBorders/>
+            <w:tcW w:w="2110" w:type="dxa"/>
+            <w:tcBorders>
+              <w:left w:val="single" w:sz="6" w:space="0" w:color="BFC7D5"/>
+              <w:bottom w:val="single" w:sz="2" w:space="0" w:color="BFC7D5"/>
+              <w:right w:val="single" w:sz="6" w:space="0" w:color="BFC7D5"/>
+            </w:tcBorders>
             <w:vAlign w:val="center"/>
           </w:tcPr>
           <w:p>
@@ -2945,8 +3607,12 @@
         </w:tc>
         <w:tc>
           <w:tcPr>
-            <w:tcW w:w="5901" w:type="dxa"/>
-            <w:tcBorders/>
+            <w:tcW w:w="6004" w:type="dxa"/>
+            <w:tcBorders>
+              <w:left w:val="single" w:sz="2" w:space="0" w:color="BFC7D5"/>
+              <w:bottom w:val="single" w:sz="2" w:space="0" w:color="BFC7D5"/>
+              <w:right w:val="single" w:sz="6" w:space="0" w:color="BFC7D5"/>
+            </w:tcBorders>
             <w:vAlign w:val="center"/>
           </w:tcPr>
           <w:p>
@@ -2968,8 +3634,12 @@
         <w:trPr/>
         <w:tc>
           <w:tcPr>
-            <w:tcW w:w="2069" w:type="dxa"/>
-            <w:tcBorders/>
+            <w:tcW w:w="2110" w:type="dxa"/>
+            <w:tcBorders>
+              <w:left w:val="single" w:sz="6" w:space="0" w:color="BFC7D5"/>
+              <w:bottom w:val="single" w:sz="2" w:space="0" w:color="BFC7D5"/>
+              <w:right w:val="single" w:sz="6" w:space="0" w:color="BFC7D5"/>
+            </w:tcBorders>
             <w:vAlign w:val="center"/>
           </w:tcPr>
           <w:p>
@@ -2988,8 +3658,12 @@
         </w:tc>
         <w:tc>
           <w:tcPr>
-            <w:tcW w:w="5901" w:type="dxa"/>
-            <w:tcBorders/>
+            <w:tcW w:w="6004" w:type="dxa"/>
+            <w:tcBorders>
+              <w:left w:val="single" w:sz="2" w:space="0" w:color="BFC7D5"/>
+              <w:bottom w:val="single" w:sz="2" w:space="0" w:color="BFC7D5"/>
+              <w:right w:val="single" w:sz="6" w:space="0" w:color="BFC7D5"/>
+            </w:tcBorders>
             <w:vAlign w:val="center"/>
           </w:tcPr>
           <w:p>
@@ -3011,8 +3685,12 @@
         <w:trPr/>
         <w:tc>
           <w:tcPr>
-            <w:tcW w:w="2069" w:type="dxa"/>
-            <w:tcBorders/>
+            <w:tcW w:w="2110" w:type="dxa"/>
+            <w:tcBorders>
+              <w:left w:val="single" w:sz="6" w:space="0" w:color="BFC7D5"/>
+              <w:bottom w:val="single" w:sz="2" w:space="0" w:color="BFC7D5"/>
+              <w:right w:val="single" w:sz="6" w:space="0" w:color="BFC7D5"/>
+            </w:tcBorders>
             <w:vAlign w:val="center"/>
           </w:tcPr>
           <w:p>
@@ -3031,8 +3709,12 @@
         </w:tc>
         <w:tc>
           <w:tcPr>
-            <w:tcW w:w="5901" w:type="dxa"/>
-            <w:tcBorders/>
+            <w:tcW w:w="6004" w:type="dxa"/>
+            <w:tcBorders>
+              <w:left w:val="single" w:sz="2" w:space="0" w:color="BFC7D5"/>
+              <w:bottom w:val="single" w:sz="2" w:space="0" w:color="BFC7D5"/>
+              <w:right w:val="single" w:sz="6" w:space="0" w:color="BFC7D5"/>
+            </w:tcBorders>
             <w:vAlign w:val="center"/>
           </w:tcPr>
           <w:p>
@@ -3054,8 +3736,12 @@
         <w:trPr/>
         <w:tc>
           <w:tcPr>
-            <w:tcW w:w="2069" w:type="dxa"/>
-            <w:tcBorders/>
+            <w:tcW w:w="2110" w:type="dxa"/>
+            <w:tcBorders>
+              <w:left w:val="single" w:sz="6" w:space="0" w:color="BFC7D5"/>
+              <w:bottom w:val="single" w:sz="2" w:space="0" w:color="BFC7D5"/>
+              <w:right w:val="single" w:sz="6" w:space="0" w:color="BFC7D5"/>
+            </w:tcBorders>
             <w:vAlign w:val="center"/>
           </w:tcPr>
           <w:p>
@@ -3074,8 +3760,12 @@
         </w:tc>
         <w:tc>
           <w:tcPr>
-            <w:tcW w:w="5901" w:type="dxa"/>
-            <w:tcBorders/>
+            <w:tcW w:w="6004" w:type="dxa"/>
+            <w:tcBorders>
+              <w:left w:val="single" w:sz="2" w:space="0" w:color="BFC7D5"/>
+              <w:bottom w:val="single" w:sz="2" w:space="0" w:color="BFC7D5"/>
+              <w:right w:val="single" w:sz="6" w:space="0" w:color="BFC7D5"/>
+            </w:tcBorders>
             <w:vAlign w:val="center"/>
           </w:tcPr>
           <w:p>
@@ -3097,8 +3787,12 @@
         <w:trPr/>
         <w:tc>
           <w:tcPr>
-            <w:tcW w:w="2069" w:type="dxa"/>
-            <w:tcBorders/>
+            <w:tcW w:w="2110" w:type="dxa"/>
+            <w:tcBorders>
+              <w:left w:val="single" w:sz="6" w:space="0" w:color="BFC7D5"/>
+              <w:bottom w:val="single" w:sz="6" w:space="0" w:color="BFC7D5"/>
+              <w:right w:val="single" w:sz="6" w:space="0" w:color="BFC7D5"/>
+            </w:tcBorders>
             <w:vAlign w:val="center"/>
           </w:tcPr>
           <w:p>
@@ -3117,8 +3811,12 @@
         </w:tc>
         <w:tc>
           <w:tcPr>
-            <w:tcW w:w="5901" w:type="dxa"/>
-            <w:tcBorders/>
+            <w:tcW w:w="6004" w:type="dxa"/>
+            <w:tcBorders>
+              <w:left w:val="single" w:sz="2" w:space="0" w:color="BFC7D5"/>
+              <w:bottom w:val="single" w:sz="6" w:space="0" w:color="BFC7D5"/>
+              <w:right w:val="single" w:sz="6" w:space="0" w:color="BFC7D5"/>
+            </w:tcBorders>
             <w:vAlign w:val="center"/>
           </w:tcPr>
           <w:p>
@@ -3153,20 +3851,20 @@
     </w:p>
     <w:tbl>
       <w:tblPr>
-        <w:tblW w:w="7970" w:type="dxa"/>
+        <w:tblW w:w="5000" w:type="pct"/>
         <w:jc w:val="left"/>
-        <w:tblInd w:w="0" w:type="dxa"/>
+        <w:tblInd w:w="-7" w:type="dxa"/>
         <w:tblLayout w:type="fixed"/>
         <w:tblCellMar>
-          <w:top w:w="28" w:type="dxa"/>
-          <w:left w:w="28" w:type="dxa"/>
-          <w:bottom w:w="28" w:type="dxa"/>
-          <w:right w:w="28" w:type="dxa"/>
+          <w:top w:w="60" w:type="dxa"/>
+          <w:left w:w="60" w:type="dxa"/>
+          <w:bottom w:w="60" w:type="dxa"/>
+          <w:right w:w="60" w:type="dxa"/>
         </w:tblCellMar>
       </w:tblPr>
       <w:tblGrid>
-        <w:gridCol w:w="4579"/>
-        <w:gridCol w:w="3391"/>
+        <w:gridCol w:w="4670"/>
+        <w:gridCol w:w="3444"/>
       </w:tblGrid>
       <w:tr>
         <w:trPr>
@@ -3174,44 +3872,60 @@
         </w:trPr>
         <w:tc>
           <w:tcPr>
-            <w:tcW w:w="4579" w:type="dxa"/>
-            <w:tcBorders/>
+            <w:tcW w:w="4670" w:type="dxa"/>
+            <w:tcBorders>
+              <w:top w:val="single" w:sz="6" w:space="0" w:color="BFC7D5"/>
+              <w:left w:val="single" w:sz="6" w:space="0" w:color="BFC7D5"/>
+              <w:bottom w:val="single" w:sz="2" w:space="0" w:color="BFC7D5"/>
+              <w:right w:val="single" w:sz="6" w:space="0" w:color="BFC7D5"/>
+            </w:tcBorders>
+            <w:shd w:fill="1F3A5F" w:val="clear"/>
             <w:vAlign w:val="center"/>
           </w:tcPr>
           <w:p>
             <w:pPr>
               <w:pStyle w:val="TableHeading"/>
-              <w:suppressLineNumbers/>
-              <w:shd w:fill="1F3A5F" w:val="clear"/>
-              <w:bidi w:val="0"/>
-              <w:spacing w:before="0" w:after="283"/>
-              <w:jc w:val="center"/>
-              <w:rPr/>
-            </w:pPr>
-            <w:r>
-              <w:rPr/>
+              <w:bidi w:val="0"/>
+              <w:spacing w:before="0" w:after="283"/>
+              <w:jc w:val="left"/>
+              <w:rPr>
+                <w:color w:val="FFFFFF"/>
+              </w:rPr>
+            </w:pPr>
+            <w:r>
+              <w:rPr>
+                <w:color w:val="FFFFFF"/>
+              </w:rPr>
               <w:t>Measure</w:t>
             </w:r>
           </w:p>
         </w:tc>
         <w:tc>
           <w:tcPr>
-            <w:tcW w:w="3391" w:type="dxa"/>
-            <w:tcBorders/>
+            <w:tcW w:w="3444" w:type="dxa"/>
+            <w:tcBorders>
+              <w:top w:val="single" w:sz="6" w:space="0" w:color="BFC7D5"/>
+              <w:left w:val="single" w:sz="2" w:space="0" w:color="BFC7D5"/>
+              <w:bottom w:val="single" w:sz="2" w:space="0" w:color="BFC7D5"/>
+              <w:right w:val="single" w:sz="6" w:space="0" w:color="BFC7D5"/>
+            </w:tcBorders>
+            <w:shd w:fill="1F3A5F" w:val="clear"/>
             <w:vAlign w:val="center"/>
           </w:tcPr>
           <w:p>
             <w:pPr>
               <w:pStyle w:val="TableHeading"/>
-              <w:suppressLineNumbers/>
-              <w:shd w:fill="1F3A5F" w:val="clear"/>
-              <w:bidi w:val="0"/>
-              <w:spacing w:before="0" w:after="283"/>
-              <w:jc w:val="center"/>
-              <w:rPr/>
-            </w:pPr>
-            <w:r>
-              <w:rPr/>
+              <w:bidi w:val="0"/>
+              <w:spacing w:before="0" w:after="283"/>
+              <w:jc w:val="left"/>
+              <w:rPr>
+                <w:color w:val="FFFFFF"/>
+              </w:rPr>
+            </w:pPr>
+            <w:r>
+              <w:rPr>
+                <w:color w:val="FFFFFF"/>
+              </w:rPr>
               <w:t>Question it answers</w:t>
             </w:r>
           </w:p>
@@ -3221,8 +3935,12 @@
         <w:trPr/>
         <w:tc>
           <w:tcPr>
-            <w:tcW w:w="4579" w:type="dxa"/>
-            <w:tcBorders/>
+            <w:tcW w:w="4670" w:type="dxa"/>
+            <w:tcBorders>
+              <w:left w:val="single" w:sz="6" w:space="0" w:color="BFC7D5"/>
+              <w:bottom w:val="single" w:sz="2" w:space="0" w:color="BFC7D5"/>
+              <w:right w:val="single" w:sz="6" w:space="0" w:color="BFC7D5"/>
+            </w:tcBorders>
             <w:vAlign w:val="center"/>
           </w:tcPr>
           <w:p>
@@ -3241,8 +3959,12 @@
         </w:tc>
         <w:tc>
           <w:tcPr>
-            <w:tcW w:w="3391" w:type="dxa"/>
-            <w:tcBorders/>
+            <w:tcW w:w="3444" w:type="dxa"/>
+            <w:tcBorders>
+              <w:left w:val="single" w:sz="2" w:space="0" w:color="BFC7D5"/>
+              <w:bottom w:val="single" w:sz="2" w:space="0" w:color="BFC7D5"/>
+              <w:right w:val="single" w:sz="6" w:space="0" w:color="BFC7D5"/>
+            </w:tcBorders>
             <w:vAlign w:val="center"/>
           </w:tcPr>
           <w:p>
@@ -3264,8 +3986,12 @@
         <w:trPr/>
         <w:tc>
           <w:tcPr>
-            <w:tcW w:w="4579" w:type="dxa"/>
-            <w:tcBorders/>
+            <w:tcW w:w="4670" w:type="dxa"/>
+            <w:tcBorders>
+              <w:left w:val="single" w:sz="6" w:space="0" w:color="BFC7D5"/>
+              <w:bottom w:val="single" w:sz="2" w:space="0" w:color="BFC7D5"/>
+              <w:right w:val="single" w:sz="6" w:space="0" w:color="BFC7D5"/>
+            </w:tcBorders>
             <w:vAlign w:val="center"/>
           </w:tcPr>
           <w:p>
@@ -3284,8 +4010,12 @@
         </w:tc>
         <w:tc>
           <w:tcPr>
-            <w:tcW w:w="3391" w:type="dxa"/>
-            <w:tcBorders/>
+            <w:tcW w:w="3444" w:type="dxa"/>
+            <w:tcBorders>
+              <w:left w:val="single" w:sz="2" w:space="0" w:color="BFC7D5"/>
+              <w:bottom w:val="single" w:sz="2" w:space="0" w:color="BFC7D5"/>
+              <w:right w:val="single" w:sz="6" w:space="0" w:color="BFC7D5"/>
+            </w:tcBorders>
             <w:vAlign w:val="center"/>
           </w:tcPr>
           <w:p>
@@ -3307,8 +4037,12 @@
         <w:trPr/>
         <w:tc>
           <w:tcPr>
-            <w:tcW w:w="4579" w:type="dxa"/>
-            <w:tcBorders/>
+            <w:tcW w:w="4670" w:type="dxa"/>
+            <w:tcBorders>
+              <w:left w:val="single" w:sz="6" w:space="0" w:color="BFC7D5"/>
+              <w:bottom w:val="single" w:sz="2" w:space="0" w:color="BFC7D5"/>
+              <w:right w:val="single" w:sz="6" w:space="0" w:color="BFC7D5"/>
+            </w:tcBorders>
             <w:vAlign w:val="center"/>
           </w:tcPr>
           <w:p>
@@ -3327,8 +4061,12 @@
         </w:tc>
         <w:tc>
           <w:tcPr>
-            <w:tcW w:w="3391" w:type="dxa"/>
-            <w:tcBorders/>
+            <w:tcW w:w="3444" w:type="dxa"/>
+            <w:tcBorders>
+              <w:left w:val="single" w:sz="2" w:space="0" w:color="BFC7D5"/>
+              <w:bottom w:val="single" w:sz="2" w:space="0" w:color="BFC7D5"/>
+              <w:right w:val="single" w:sz="6" w:space="0" w:color="BFC7D5"/>
+            </w:tcBorders>
             <w:vAlign w:val="center"/>
           </w:tcPr>
           <w:p>
@@ -3350,8 +4088,12 @@
         <w:trPr/>
         <w:tc>
           <w:tcPr>
-            <w:tcW w:w="4579" w:type="dxa"/>
-            <w:tcBorders/>
+            <w:tcW w:w="4670" w:type="dxa"/>
+            <w:tcBorders>
+              <w:left w:val="single" w:sz="6" w:space="0" w:color="BFC7D5"/>
+              <w:bottom w:val="single" w:sz="2" w:space="0" w:color="BFC7D5"/>
+              <w:right w:val="single" w:sz="6" w:space="0" w:color="BFC7D5"/>
+            </w:tcBorders>
             <w:vAlign w:val="center"/>
           </w:tcPr>
           <w:p>
@@ -3380,8 +4122,12 @@
         </w:tc>
         <w:tc>
           <w:tcPr>
-            <w:tcW w:w="3391" w:type="dxa"/>
-            <w:tcBorders/>
+            <w:tcW w:w="3444" w:type="dxa"/>
+            <w:tcBorders>
+              <w:left w:val="single" w:sz="2" w:space="0" w:color="BFC7D5"/>
+              <w:bottom w:val="single" w:sz="2" w:space="0" w:color="BFC7D5"/>
+              <w:right w:val="single" w:sz="6" w:space="0" w:color="BFC7D5"/>
+            </w:tcBorders>
             <w:vAlign w:val="center"/>
           </w:tcPr>
           <w:p>
@@ -3403,8 +4149,12 @@
         <w:trPr/>
         <w:tc>
           <w:tcPr>
-            <w:tcW w:w="4579" w:type="dxa"/>
-            <w:tcBorders/>
+            <w:tcW w:w="4670" w:type="dxa"/>
+            <w:tcBorders>
+              <w:left w:val="single" w:sz="6" w:space="0" w:color="BFC7D5"/>
+              <w:bottom w:val="single" w:sz="2" w:space="0" w:color="BFC7D5"/>
+              <w:right w:val="single" w:sz="6" w:space="0" w:color="BFC7D5"/>
+            </w:tcBorders>
             <w:vAlign w:val="center"/>
           </w:tcPr>
           <w:p>
@@ -3423,8 +4173,12 @@
         </w:tc>
         <w:tc>
           <w:tcPr>
-            <w:tcW w:w="3391" w:type="dxa"/>
-            <w:tcBorders/>
+            <w:tcW w:w="3444" w:type="dxa"/>
+            <w:tcBorders>
+              <w:left w:val="single" w:sz="2" w:space="0" w:color="BFC7D5"/>
+              <w:bottom w:val="single" w:sz="2" w:space="0" w:color="BFC7D5"/>
+              <w:right w:val="single" w:sz="6" w:space="0" w:color="BFC7D5"/>
+            </w:tcBorders>
             <w:vAlign w:val="center"/>
           </w:tcPr>
           <w:p>
@@ -3446,8 +4200,12 @@
         <w:trPr/>
         <w:tc>
           <w:tcPr>
-            <w:tcW w:w="4579" w:type="dxa"/>
-            <w:tcBorders/>
+            <w:tcW w:w="4670" w:type="dxa"/>
+            <w:tcBorders>
+              <w:left w:val="single" w:sz="6" w:space="0" w:color="BFC7D5"/>
+              <w:bottom w:val="single" w:sz="2" w:space="0" w:color="BFC7D5"/>
+              <w:right w:val="single" w:sz="6" w:space="0" w:color="BFC7D5"/>
+            </w:tcBorders>
             <w:vAlign w:val="center"/>
           </w:tcPr>
           <w:p>
@@ -3466,8 +4224,12 @@
         </w:tc>
         <w:tc>
           <w:tcPr>
-            <w:tcW w:w="3391" w:type="dxa"/>
-            <w:tcBorders/>
+            <w:tcW w:w="3444" w:type="dxa"/>
+            <w:tcBorders>
+              <w:left w:val="single" w:sz="2" w:space="0" w:color="BFC7D5"/>
+              <w:bottom w:val="single" w:sz="2" w:space="0" w:color="BFC7D5"/>
+              <w:right w:val="single" w:sz="6" w:space="0" w:color="BFC7D5"/>
+            </w:tcBorders>
             <w:vAlign w:val="center"/>
           </w:tcPr>
           <w:p>
@@ -3489,8 +4251,12 @@
         <w:trPr/>
         <w:tc>
           <w:tcPr>
-            <w:tcW w:w="4579" w:type="dxa"/>
-            <w:tcBorders/>
+            <w:tcW w:w="4670" w:type="dxa"/>
+            <w:tcBorders>
+              <w:left w:val="single" w:sz="6" w:space="0" w:color="BFC7D5"/>
+              <w:bottom w:val="single" w:sz="6" w:space="0" w:color="BFC7D5"/>
+              <w:right w:val="single" w:sz="6" w:space="0" w:color="BFC7D5"/>
+            </w:tcBorders>
             <w:vAlign w:val="center"/>
           </w:tcPr>
           <w:p>
@@ -3515,8 +4281,12 @@
         </w:tc>
         <w:tc>
           <w:tcPr>
-            <w:tcW w:w="3391" w:type="dxa"/>
-            <w:tcBorders/>
+            <w:tcW w:w="3444" w:type="dxa"/>
+            <w:tcBorders>
+              <w:left w:val="single" w:sz="2" w:space="0" w:color="BFC7D5"/>
+              <w:bottom w:val="single" w:sz="6" w:space="0" w:color="BFC7D5"/>
+              <w:right w:val="single" w:sz="6" w:space="0" w:color="BFC7D5"/>
+            </w:tcBorders>
             <w:vAlign w:val="center"/>
           </w:tcPr>
           <w:p>
@@ -3619,21 +4389,21 @@
     </w:p>
     <w:tbl>
       <w:tblPr>
-        <w:tblW w:w="7970" w:type="dxa"/>
+        <w:tblW w:w="5000" w:type="pct"/>
         <w:jc w:val="left"/>
-        <w:tblInd w:w="0" w:type="dxa"/>
+        <w:tblInd w:w="-7" w:type="dxa"/>
         <w:tblLayout w:type="fixed"/>
         <w:tblCellMar>
-          <w:top w:w="28" w:type="dxa"/>
-          <w:left w:w="28" w:type="dxa"/>
-          <w:bottom w:w="28" w:type="dxa"/>
-          <w:right w:w="28" w:type="dxa"/>
+          <w:top w:w="60" w:type="dxa"/>
+          <w:left w:w="60" w:type="dxa"/>
+          <w:bottom w:w="60" w:type="dxa"/>
+          <w:right w:w="60" w:type="dxa"/>
         </w:tblCellMar>
       </w:tblPr>
       <w:tblGrid>
-        <w:gridCol w:w="1574"/>
-        <w:gridCol w:w="4051"/>
-        <w:gridCol w:w="2345"/>
+        <w:gridCol w:w="1617"/>
+        <w:gridCol w:w="4121"/>
+        <w:gridCol w:w="2376"/>
       </w:tblGrid>
       <w:tr>
         <w:trPr>
@@ -3641,66 +4411,90 @@
         </w:trPr>
         <w:tc>
           <w:tcPr>
-            <w:tcW w:w="1574" w:type="dxa"/>
-            <w:tcBorders/>
+            <w:tcW w:w="1617" w:type="dxa"/>
+            <w:tcBorders>
+              <w:top w:val="single" w:sz="6" w:space="0" w:color="BFC7D5"/>
+              <w:left w:val="single" w:sz="6" w:space="0" w:color="BFC7D5"/>
+              <w:bottom w:val="single" w:sz="2" w:space="0" w:color="BFC7D5"/>
+              <w:right w:val="single" w:sz="6" w:space="0" w:color="BFC7D5"/>
+            </w:tcBorders>
+            <w:shd w:fill="1F3A5F" w:val="clear"/>
             <w:vAlign w:val="center"/>
           </w:tcPr>
           <w:p>
             <w:pPr>
               <w:pStyle w:val="TableHeading"/>
-              <w:suppressLineNumbers/>
-              <w:shd w:fill="1F3A5F" w:val="clear"/>
-              <w:bidi w:val="0"/>
-              <w:spacing w:before="0" w:after="283"/>
-              <w:jc w:val="center"/>
-              <w:rPr/>
-            </w:pPr>
-            <w:r>
-              <w:rPr/>
+              <w:bidi w:val="0"/>
+              <w:spacing w:before="0" w:after="283"/>
+              <w:jc w:val="left"/>
+              <w:rPr>
+                <w:color w:val="FFFFFF"/>
+              </w:rPr>
+            </w:pPr>
+            <w:r>
+              <w:rPr>
+                <w:color w:val="FFFFFF"/>
+              </w:rPr>
               <w:t>Instrument component</w:t>
             </w:r>
           </w:p>
         </w:tc>
         <w:tc>
           <w:tcPr>
-            <w:tcW w:w="4051" w:type="dxa"/>
-            <w:tcBorders/>
+            <w:tcW w:w="4121" w:type="dxa"/>
+            <w:tcBorders>
+              <w:top w:val="single" w:sz="6" w:space="0" w:color="BFC7D5"/>
+              <w:left w:val="single" w:sz="2" w:space="0" w:color="BFC7D5"/>
+              <w:bottom w:val="single" w:sz="2" w:space="0" w:color="BFC7D5"/>
+              <w:right w:val="single" w:sz="6" w:space="0" w:color="BFC7D5"/>
+            </w:tcBorders>
+            <w:shd w:fill="1F3A5F" w:val="clear"/>
             <w:vAlign w:val="center"/>
           </w:tcPr>
           <w:p>
             <w:pPr>
               <w:pStyle w:val="TableHeading"/>
-              <w:suppressLineNumbers/>
-              <w:shd w:fill="1F3A5F" w:val="clear"/>
-              <w:bidi w:val="0"/>
-              <w:spacing w:before="0" w:after="283"/>
-              <w:jc w:val="center"/>
-              <w:rPr/>
-            </w:pPr>
-            <w:r>
-              <w:rPr/>
+              <w:bidi w:val="0"/>
+              <w:spacing w:before="0" w:after="283"/>
+              <w:jc w:val="left"/>
+              <w:rPr>
+                <w:color w:val="FFFFFF"/>
+              </w:rPr>
+            </w:pPr>
+            <w:r>
+              <w:rPr>
+                <w:color w:val="FFFFFF"/>
+              </w:rPr>
               <w:t>Location</w:t>
             </w:r>
           </w:p>
         </w:tc>
         <w:tc>
           <w:tcPr>
-            <w:tcW w:w="2345" w:type="dxa"/>
-            <w:tcBorders/>
+            <w:tcW w:w="2376" w:type="dxa"/>
+            <w:tcBorders>
+              <w:top w:val="single" w:sz="6" w:space="0" w:color="BFC7D5"/>
+              <w:left w:val="single" w:sz="2" w:space="0" w:color="BFC7D5"/>
+              <w:bottom w:val="single" w:sz="2" w:space="0" w:color="BFC7D5"/>
+              <w:right w:val="single" w:sz="6" w:space="0" w:color="BFC7D5"/>
+            </w:tcBorders>
+            <w:shd w:fill="1F3A5F" w:val="clear"/>
             <w:vAlign w:val="center"/>
           </w:tcPr>
           <w:p>
             <w:pPr>
               <w:pStyle w:val="TableHeading"/>
-              <w:suppressLineNumbers/>
-              <w:shd w:fill="1F3A5F" w:val="clear"/>
-              <w:bidi w:val="0"/>
-              <w:spacing w:before="0" w:after="283"/>
-              <w:jc w:val="center"/>
-              <w:rPr/>
-            </w:pPr>
-            <w:r>
-              <w:rPr/>
+              <w:bidi w:val="0"/>
+              <w:spacing w:before="0" w:after="283"/>
+              <w:jc w:val="left"/>
+              <w:rPr>
+                <w:color w:val="FFFFFF"/>
+              </w:rPr>
+            </w:pPr>
+            <w:r>
+              <w:rPr>
+                <w:color w:val="FFFFFF"/>
+              </w:rPr>
               <w:t>Controlled?</w:t>
             </w:r>
           </w:p>
@@ -3710,8 +4504,12 @@
         <w:trPr/>
         <w:tc>
           <w:tcPr>
-            <w:tcW w:w="1574" w:type="dxa"/>
-            <w:tcBorders/>
+            <w:tcW w:w="1617" w:type="dxa"/>
+            <w:tcBorders>
+              <w:left w:val="single" w:sz="6" w:space="0" w:color="BFC7D5"/>
+              <w:bottom w:val="single" w:sz="2" w:space="0" w:color="BFC7D5"/>
+              <w:right w:val="single" w:sz="6" w:space="0" w:color="BFC7D5"/>
+            </w:tcBorders>
             <w:vAlign w:val="center"/>
           </w:tcPr>
           <w:p>
@@ -3730,8 +4528,12 @@
         </w:tc>
         <w:tc>
           <w:tcPr>
-            <w:tcW w:w="4051" w:type="dxa"/>
-            <w:tcBorders/>
+            <w:tcW w:w="4121" w:type="dxa"/>
+            <w:tcBorders>
+              <w:left w:val="single" w:sz="2" w:space="0" w:color="BFC7D5"/>
+              <w:bottom w:val="single" w:sz="2" w:space="0" w:color="BFC7D5"/>
+              <w:right w:val="single" w:sz="6" w:space="0" w:color="BFC7D5"/>
+            </w:tcBorders>
             <w:vAlign w:val="center"/>
           </w:tcPr>
           <w:p>
@@ -3812,8 +4614,12 @@
         </w:tc>
         <w:tc>
           <w:tcPr>
-            <w:tcW w:w="2345" w:type="dxa"/>
-            <w:tcBorders/>
+            <w:tcW w:w="2376" w:type="dxa"/>
+            <w:tcBorders>
+              <w:left w:val="single" w:sz="2" w:space="0" w:color="BFC7D5"/>
+              <w:bottom w:val="single" w:sz="2" w:space="0" w:color="BFC7D5"/>
+              <w:right w:val="single" w:sz="6" w:space="0" w:color="BFC7D5"/>
+            </w:tcBorders>
             <w:vAlign w:val="center"/>
           </w:tcPr>
           <w:p>
@@ -3851,8 +4657,12 @@
         <w:trPr/>
         <w:tc>
           <w:tcPr>
-            <w:tcW w:w="1574" w:type="dxa"/>
-            <w:tcBorders/>
+            <w:tcW w:w="1617" w:type="dxa"/>
+            <w:tcBorders>
+              <w:left w:val="single" w:sz="6" w:space="0" w:color="BFC7D5"/>
+              <w:bottom w:val="single" w:sz="2" w:space="0" w:color="BFC7D5"/>
+              <w:right w:val="single" w:sz="6" w:space="0" w:color="BFC7D5"/>
+            </w:tcBorders>
             <w:vAlign w:val="center"/>
           </w:tcPr>
           <w:p>
@@ -3871,8 +4681,12 @@
         </w:tc>
         <w:tc>
           <w:tcPr>
-            <w:tcW w:w="4051" w:type="dxa"/>
-            <w:tcBorders/>
+            <w:tcW w:w="4121" w:type="dxa"/>
+            <w:tcBorders>
+              <w:left w:val="single" w:sz="2" w:space="0" w:color="BFC7D5"/>
+              <w:bottom w:val="single" w:sz="2" w:space="0" w:color="BFC7D5"/>
+              <w:right w:val="single" w:sz="6" w:space="0" w:color="BFC7D5"/>
+            </w:tcBorders>
             <w:vAlign w:val="center"/>
           </w:tcPr>
           <w:p>
@@ -3893,8 +4707,12 @@
         </w:tc>
         <w:tc>
           <w:tcPr>
-            <w:tcW w:w="2345" w:type="dxa"/>
-            <w:tcBorders/>
+            <w:tcW w:w="2376" w:type="dxa"/>
+            <w:tcBorders>
+              <w:left w:val="single" w:sz="2" w:space="0" w:color="BFC7D5"/>
+              <w:bottom w:val="single" w:sz="2" w:space="0" w:color="BFC7D5"/>
+              <w:right w:val="single" w:sz="6" w:space="0" w:color="BFC7D5"/>
+            </w:tcBorders>
             <w:vAlign w:val="center"/>
           </w:tcPr>
           <w:p>
@@ -3922,8 +4740,12 @@
         <w:trPr/>
         <w:tc>
           <w:tcPr>
-            <w:tcW w:w="1574" w:type="dxa"/>
-            <w:tcBorders/>
+            <w:tcW w:w="1617" w:type="dxa"/>
+            <w:tcBorders>
+              <w:left w:val="single" w:sz="6" w:space="0" w:color="BFC7D5"/>
+              <w:bottom w:val="single" w:sz="2" w:space="0" w:color="BFC7D5"/>
+              <w:right w:val="single" w:sz="6" w:space="0" w:color="BFC7D5"/>
+            </w:tcBorders>
             <w:vAlign w:val="center"/>
           </w:tcPr>
           <w:p>
@@ -3942,8 +4764,12 @@
         </w:tc>
         <w:tc>
           <w:tcPr>
-            <w:tcW w:w="4051" w:type="dxa"/>
-            <w:tcBorders/>
+            <w:tcW w:w="4121" w:type="dxa"/>
+            <w:tcBorders>
+              <w:left w:val="single" w:sz="2" w:space="0" w:color="BFC7D5"/>
+              <w:bottom w:val="single" w:sz="2" w:space="0" w:color="BFC7D5"/>
+              <w:right w:val="single" w:sz="6" w:space="0" w:color="BFC7D5"/>
+            </w:tcBorders>
             <w:vAlign w:val="center"/>
           </w:tcPr>
           <w:p>
@@ -3968,8 +4794,12 @@
         </w:tc>
         <w:tc>
           <w:tcPr>
-            <w:tcW w:w="2345" w:type="dxa"/>
-            <w:tcBorders/>
+            <w:tcW w:w="2376" w:type="dxa"/>
+            <w:tcBorders>
+              <w:left w:val="single" w:sz="2" w:space="0" w:color="BFC7D5"/>
+              <w:bottom w:val="single" w:sz="2" w:space="0" w:color="BFC7D5"/>
+              <w:right w:val="single" w:sz="6" w:space="0" w:color="BFC7D5"/>
+            </w:tcBorders>
             <w:vAlign w:val="center"/>
           </w:tcPr>
           <w:p>
@@ -3997,8 +4827,12 @@
         <w:trPr/>
         <w:tc>
           <w:tcPr>
-            <w:tcW w:w="1574" w:type="dxa"/>
-            <w:tcBorders/>
+            <w:tcW w:w="1617" w:type="dxa"/>
+            <w:tcBorders>
+              <w:left w:val="single" w:sz="6" w:space="0" w:color="BFC7D5"/>
+              <w:bottom w:val="single" w:sz="2" w:space="0" w:color="BFC7D5"/>
+              <w:right w:val="single" w:sz="6" w:space="0" w:color="BFC7D5"/>
+            </w:tcBorders>
             <w:vAlign w:val="center"/>
           </w:tcPr>
           <w:p>
@@ -4017,8 +4851,12 @@
         </w:tc>
         <w:tc>
           <w:tcPr>
-            <w:tcW w:w="4051" w:type="dxa"/>
-            <w:tcBorders/>
+            <w:tcW w:w="4121" w:type="dxa"/>
+            <w:tcBorders>
+              <w:left w:val="single" w:sz="2" w:space="0" w:color="BFC7D5"/>
+              <w:bottom w:val="single" w:sz="2" w:space="0" w:color="BFC7D5"/>
+              <w:right w:val="single" w:sz="6" w:space="0" w:color="BFC7D5"/>
+            </w:tcBorders>
             <w:vAlign w:val="center"/>
           </w:tcPr>
           <w:p>
@@ -4069,8 +4907,12 @@
         </w:tc>
         <w:tc>
           <w:tcPr>
-            <w:tcW w:w="2345" w:type="dxa"/>
-            <w:tcBorders/>
+            <w:tcW w:w="2376" w:type="dxa"/>
+            <w:tcBorders>
+              <w:left w:val="single" w:sz="2" w:space="0" w:color="BFC7D5"/>
+              <w:bottom w:val="single" w:sz="2" w:space="0" w:color="BFC7D5"/>
+              <w:right w:val="single" w:sz="6" w:space="0" w:color="BFC7D5"/>
+            </w:tcBorders>
             <w:vAlign w:val="center"/>
           </w:tcPr>
           <w:p>
@@ -4098,8 +4940,12 @@
         <w:trPr/>
         <w:tc>
           <w:tcPr>
-            <w:tcW w:w="1574" w:type="dxa"/>
-            <w:tcBorders/>
+            <w:tcW w:w="1617" w:type="dxa"/>
+            <w:tcBorders>
+              <w:left w:val="single" w:sz="6" w:space="0" w:color="BFC7D5"/>
+              <w:bottom w:val="single" w:sz="6" w:space="0" w:color="BFC7D5"/>
+              <w:right w:val="single" w:sz="6" w:space="0" w:color="BFC7D5"/>
+            </w:tcBorders>
             <w:vAlign w:val="center"/>
           </w:tcPr>
           <w:p>
@@ -4118,8 +4964,12 @@
         </w:tc>
         <w:tc>
           <w:tcPr>
-            <w:tcW w:w="4051" w:type="dxa"/>
-            <w:tcBorders/>
+            <w:tcW w:w="4121" w:type="dxa"/>
+            <w:tcBorders>
+              <w:left w:val="single" w:sz="2" w:space="0" w:color="BFC7D5"/>
+              <w:bottom w:val="single" w:sz="6" w:space="0" w:color="BFC7D5"/>
+              <w:right w:val="single" w:sz="6" w:space="0" w:color="BFC7D5"/>
+            </w:tcBorders>
             <w:vAlign w:val="center"/>
           </w:tcPr>
           <w:p>
@@ -4144,14 +4994,18 @@
               <w:rPr>
                 <w:rStyle w:val="SourceText"/>
               </w:rPr>
-              <w:t>eval/run_eval.py:275-276</w:t>
-            </w:r>
-          </w:p>
-        </w:tc>
-        <w:tc>
-          <w:tcPr>
-            <w:tcW w:w="2345" w:type="dxa"/>
-            <w:tcBorders/>
+              <w:t>eval/run_eval.py:303-304</w:t>
+            </w:r>
+          </w:p>
+        </w:tc>
+        <w:tc>
+          <w:tcPr>
+            <w:tcW w:w="2376" w:type="dxa"/>
+            <w:tcBorders>
+              <w:left w:val="single" w:sz="2" w:space="0" w:color="BFC7D5"/>
+              <w:bottom w:val="single" w:sz="6" w:space="0" w:color="BFC7D5"/>
+              <w:right w:val="single" w:sz="6" w:space="0" w:color="BFC7D5"/>
+            </w:tcBorders>
             <w:vAlign w:val="center"/>
           </w:tcPr>
           <w:p>
@@ -4393,20 +5247,20 @@
     </w:p>
     <w:tbl>
       <w:tblPr>
-        <w:tblW w:w="7970" w:type="dxa"/>
+        <w:tblW w:w="5000" w:type="pct"/>
         <w:jc w:val="left"/>
-        <w:tblInd w:w="0" w:type="dxa"/>
+        <w:tblInd w:w="-7" w:type="dxa"/>
         <w:tblLayout w:type="fixed"/>
         <w:tblCellMar>
-          <w:top w:w="28" w:type="dxa"/>
-          <w:left w:w="28" w:type="dxa"/>
-          <w:bottom w:w="28" w:type="dxa"/>
-          <w:right w:w="28" w:type="dxa"/>
+          <w:top w:w="60" w:type="dxa"/>
+          <w:left w:w="60" w:type="dxa"/>
+          <w:bottom w:w="60" w:type="dxa"/>
+          <w:right w:w="60" w:type="dxa"/>
         </w:tblCellMar>
       </w:tblPr>
       <w:tblGrid>
-        <w:gridCol w:w="1472"/>
-        <w:gridCol w:w="6498"/>
+        <w:gridCol w:w="1509"/>
+        <w:gridCol w:w="6605"/>
       </w:tblGrid>
       <w:tr>
         <w:trPr>
@@ -4414,44 +5268,60 @@
         </w:trPr>
         <w:tc>
           <w:tcPr>
-            <w:tcW w:w="1472" w:type="dxa"/>
-            <w:tcBorders/>
+            <w:tcW w:w="1509" w:type="dxa"/>
+            <w:tcBorders>
+              <w:top w:val="single" w:sz="6" w:space="0" w:color="BFC7D5"/>
+              <w:left w:val="single" w:sz="6" w:space="0" w:color="BFC7D5"/>
+              <w:bottom w:val="single" w:sz="2" w:space="0" w:color="BFC7D5"/>
+              <w:right w:val="single" w:sz="6" w:space="0" w:color="BFC7D5"/>
+            </w:tcBorders>
+            <w:shd w:fill="1F3A5F" w:val="clear"/>
             <w:vAlign w:val="center"/>
           </w:tcPr>
           <w:p>
             <w:pPr>
               <w:pStyle w:val="TableHeading"/>
-              <w:suppressLineNumbers/>
-              <w:shd w:fill="1F3A5F" w:val="clear"/>
-              <w:bidi w:val="0"/>
-              <w:spacing w:before="0" w:after="283"/>
-              <w:jc w:val="center"/>
-              <w:rPr/>
-            </w:pPr>
-            <w:r>
-              <w:rPr/>
+              <w:bidi w:val="0"/>
+              <w:spacing w:before="0" w:after="283"/>
+              <w:jc w:val="left"/>
+              <w:rPr>
+                <w:color w:val="FFFFFF"/>
+              </w:rPr>
+            </w:pPr>
+            <w:r>
+              <w:rPr>
+                <w:color w:val="FFFFFF"/>
+              </w:rPr>
               <w:t>Measurement</w:t>
             </w:r>
           </w:p>
         </w:tc>
         <w:tc>
           <w:tcPr>
-            <w:tcW w:w="6498" w:type="dxa"/>
-            <w:tcBorders/>
+            <w:tcW w:w="6605" w:type="dxa"/>
+            <w:tcBorders>
+              <w:top w:val="single" w:sz="6" w:space="0" w:color="BFC7D5"/>
+              <w:left w:val="single" w:sz="2" w:space="0" w:color="BFC7D5"/>
+              <w:bottom w:val="single" w:sz="2" w:space="0" w:color="BFC7D5"/>
+              <w:right w:val="single" w:sz="6" w:space="0" w:color="BFC7D5"/>
+            </w:tcBorders>
+            <w:shd w:fill="1F3A5F" w:val="clear"/>
             <w:vAlign w:val="center"/>
           </w:tcPr>
           <w:p>
             <w:pPr>
               <w:pStyle w:val="TableHeading"/>
-              <w:suppressLineNumbers/>
-              <w:shd w:fill="1F3A5F" w:val="clear"/>
-              <w:bidi w:val="0"/>
-              <w:spacing w:before="0" w:after="283"/>
-              <w:jc w:val="center"/>
-              <w:rPr/>
-            </w:pPr>
-            <w:r>
-              <w:rPr/>
+              <w:bidi w:val="0"/>
+              <w:spacing w:before="0" w:after="283"/>
+              <w:jc w:val="left"/>
+              <w:rPr>
+                <w:color w:val="FFFFFF"/>
+              </w:rPr>
+            </w:pPr>
+            <w:r>
+              <w:rPr>
+                <w:color w:val="FFFFFF"/>
+              </w:rPr>
               <w:t>How it is taken, precisely</w:t>
             </w:r>
           </w:p>
@@ -4461,8 +5331,12 @@
         <w:trPr/>
         <w:tc>
           <w:tcPr>
-            <w:tcW w:w="1472" w:type="dxa"/>
-            <w:tcBorders/>
+            <w:tcW w:w="1509" w:type="dxa"/>
+            <w:tcBorders>
+              <w:left w:val="single" w:sz="6" w:space="0" w:color="BFC7D5"/>
+              <w:bottom w:val="single" w:sz="2" w:space="0" w:color="BFC7D5"/>
+              <w:right w:val="single" w:sz="6" w:space="0" w:color="BFC7D5"/>
+            </w:tcBorders>
             <w:vAlign w:val="center"/>
           </w:tcPr>
           <w:p>
@@ -4481,8 +5355,12 @@
         </w:tc>
         <w:tc>
           <w:tcPr>
-            <w:tcW w:w="6498" w:type="dxa"/>
-            <w:tcBorders/>
+            <w:tcW w:w="6605" w:type="dxa"/>
+            <w:tcBorders>
+              <w:left w:val="single" w:sz="2" w:space="0" w:color="BFC7D5"/>
+              <w:bottom w:val="single" w:sz="2" w:space="0" w:color="BFC7D5"/>
+              <w:right w:val="single" w:sz="6" w:space="0" w:color="BFC7D5"/>
+            </w:tcBorders>
             <w:vAlign w:val="center"/>
           </w:tcPr>
           <w:p>
@@ -4524,8 +5402,12 @@
         <w:trPr/>
         <w:tc>
           <w:tcPr>
-            <w:tcW w:w="1472" w:type="dxa"/>
-            <w:tcBorders/>
+            <w:tcW w:w="1509" w:type="dxa"/>
+            <w:tcBorders>
+              <w:left w:val="single" w:sz="6" w:space="0" w:color="BFC7D5"/>
+              <w:bottom w:val="single" w:sz="2" w:space="0" w:color="BFC7D5"/>
+              <w:right w:val="single" w:sz="6" w:space="0" w:color="BFC7D5"/>
+            </w:tcBorders>
             <w:vAlign w:val="center"/>
           </w:tcPr>
           <w:p>
@@ -4544,8 +5426,12 @@
         </w:tc>
         <w:tc>
           <w:tcPr>
-            <w:tcW w:w="6498" w:type="dxa"/>
-            <w:tcBorders/>
+            <w:tcW w:w="6605" w:type="dxa"/>
+            <w:tcBorders>
+              <w:left w:val="single" w:sz="2" w:space="0" w:color="BFC7D5"/>
+              <w:bottom w:val="single" w:sz="2" w:space="0" w:color="BFC7D5"/>
+              <w:right w:val="single" w:sz="6" w:space="0" w:color="BFC7D5"/>
+            </w:tcBorders>
             <w:vAlign w:val="center"/>
           </w:tcPr>
           <w:p>
@@ -4573,8 +5459,12 @@
         <w:trPr/>
         <w:tc>
           <w:tcPr>
-            <w:tcW w:w="1472" w:type="dxa"/>
-            <w:tcBorders/>
+            <w:tcW w:w="1509" w:type="dxa"/>
+            <w:tcBorders>
+              <w:left w:val="single" w:sz="6" w:space="0" w:color="BFC7D5"/>
+              <w:bottom w:val="single" w:sz="2" w:space="0" w:color="BFC7D5"/>
+              <w:right w:val="single" w:sz="6" w:space="0" w:color="BFC7D5"/>
+            </w:tcBorders>
             <w:vAlign w:val="center"/>
           </w:tcPr>
           <w:p>
@@ -4593,8 +5483,12 @@
         </w:tc>
         <w:tc>
           <w:tcPr>
-            <w:tcW w:w="6498" w:type="dxa"/>
-            <w:tcBorders/>
+            <w:tcW w:w="6605" w:type="dxa"/>
+            <w:tcBorders>
+              <w:left w:val="single" w:sz="2" w:space="0" w:color="BFC7D5"/>
+              <w:bottom w:val="single" w:sz="2" w:space="0" w:color="BFC7D5"/>
+              <w:right w:val="single" w:sz="6" w:space="0" w:color="BFC7D5"/>
+            </w:tcBorders>
             <w:vAlign w:val="center"/>
           </w:tcPr>
           <w:p>
@@ -4632,8 +5526,12 @@
         <w:trPr/>
         <w:tc>
           <w:tcPr>
-            <w:tcW w:w="1472" w:type="dxa"/>
-            <w:tcBorders/>
+            <w:tcW w:w="1509" w:type="dxa"/>
+            <w:tcBorders>
+              <w:left w:val="single" w:sz="6" w:space="0" w:color="BFC7D5"/>
+              <w:bottom w:val="single" w:sz="2" w:space="0" w:color="BFC7D5"/>
+              <w:right w:val="single" w:sz="6" w:space="0" w:color="BFC7D5"/>
+            </w:tcBorders>
             <w:vAlign w:val="center"/>
           </w:tcPr>
           <w:p>
@@ -4652,8 +5550,12 @@
         </w:tc>
         <w:tc>
           <w:tcPr>
-            <w:tcW w:w="6498" w:type="dxa"/>
-            <w:tcBorders/>
+            <w:tcW w:w="6605" w:type="dxa"/>
+            <w:tcBorders>
+              <w:left w:val="single" w:sz="2" w:space="0" w:color="BFC7D5"/>
+              <w:bottom w:val="single" w:sz="2" w:space="0" w:color="BFC7D5"/>
+              <w:right w:val="single" w:sz="6" w:space="0" w:color="BFC7D5"/>
+            </w:tcBorders>
             <w:vAlign w:val="center"/>
           </w:tcPr>
           <w:p>
@@ -4731,8 +5633,12 @@
         <w:trPr/>
         <w:tc>
           <w:tcPr>
-            <w:tcW w:w="1472" w:type="dxa"/>
-            <w:tcBorders/>
+            <w:tcW w:w="1509" w:type="dxa"/>
+            <w:tcBorders>
+              <w:left w:val="single" w:sz="6" w:space="0" w:color="BFC7D5"/>
+              <w:bottom w:val="single" w:sz="2" w:space="0" w:color="BFC7D5"/>
+              <w:right w:val="single" w:sz="6" w:space="0" w:color="BFC7D5"/>
+            </w:tcBorders>
             <w:vAlign w:val="center"/>
           </w:tcPr>
           <w:p>
@@ -4751,8 +5657,12 @@
         </w:tc>
         <w:tc>
           <w:tcPr>
-            <w:tcW w:w="6498" w:type="dxa"/>
-            <w:tcBorders/>
+            <w:tcW w:w="6605" w:type="dxa"/>
+            <w:tcBorders>
+              <w:left w:val="single" w:sz="2" w:space="0" w:color="BFC7D5"/>
+              <w:bottom w:val="single" w:sz="2" w:space="0" w:color="BFC7D5"/>
+              <w:right w:val="single" w:sz="6" w:space="0" w:color="BFC7D5"/>
+            </w:tcBorders>
             <w:vAlign w:val="center"/>
           </w:tcPr>
           <w:p>
@@ -4810,8 +5720,12 @@
         <w:trPr/>
         <w:tc>
           <w:tcPr>
-            <w:tcW w:w="1472" w:type="dxa"/>
-            <w:tcBorders/>
+            <w:tcW w:w="1509" w:type="dxa"/>
+            <w:tcBorders>
+              <w:left w:val="single" w:sz="6" w:space="0" w:color="BFC7D5"/>
+              <w:bottom w:val="single" w:sz="2" w:space="0" w:color="BFC7D5"/>
+              <w:right w:val="single" w:sz="6" w:space="0" w:color="BFC7D5"/>
+            </w:tcBorders>
             <w:vAlign w:val="center"/>
           </w:tcPr>
           <w:p>
@@ -4830,8 +5744,12 @@
         </w:tc>
         <w:tc>
           <w:tcPr>
-            <w:tcW w:w="6498" w:type="dxa"/>
-            <w:tcBorders/>
+            <w:tcW w:w="6605" w:type="dxa"/>
+            <w:tcBorders>
+              <w:left w:val="single" w:sz="2" w:space="0" w:color="BFC7D5"/>
+              <w:bottom w:val="single" w:sz="2" w:space="0" w:color="BFC7D5"/>
+              <w:right w:val="single" w:sz="6" w:space="0" w:color="BFC7D5"/>
+            </w:tcBorders>
             <w:vAlign w:val="center"/>
           </w:tcPr>
           <w:p>
@@ -4860,7 +5778,7 @@
               <w:rPr>
                 <w:rStyle w:val="SourceText"/>
               </w:rPr>
-              <w:t>backend/app/core/audit.py:36</w:t>
+              <w:t>backend/app/core/audit.py:37</w:t>
             </w:r>
             <w:r>
               <w:rPr/>
@@ -4870,7 +5788,7 @@
               <w:rPr>
                 <w:rStyle w:val="SourceText"/>
               </w:rPr>
-              <w:t>backend/app/main.py:161-162</w:t>
+              <w:t>backend/app/main.py:189-190</w:t>
             </w:r>
             <w:r>
               <w:rPr/>
@@ -4883,8 +5801,12 @@
         <w:trPr/>
         <w:tc>
           <w:tcPr>
-            <w:tcW w:w="1472" w:type="dxa"/>
-            <w:tcBorders/>
+            <w:tcW w:w="1509" w:type="dxa"/>
+            <w:tcBorders>
+              <w:left w:val="single" w:sz="6" w:space="0" w:color="BFC7D5"/>
+              <w:bottom w:val="single" w:sz="6" w:space="0" w:color="BFC7D5"/>
+              <w:right w:val="single" w:sz="6" w:space="0" w:color="BFC7D5"/>
+            </w:tcBorders>
             <w:vAlign w:val="center"/>
           </w:tcPr>
           <w:p>
@@ -4903,8 +5825,12 @@
         </w:tc>
         <w:tc>
           <w:tcPr>
-            <w:tcW w:w="6498" w:type="dxa"/>
-            <w:tcBorders/>
+            <w:tcW w:w="6605" w:type="dxa"/>
+            <w:tcBorders>
+              <w:left w:val="single" w:sz="2" w:space="0" w:color="BFC7D5"/>
+              <w:bottom w:val="single" w:sz="6" w:space="0" w:color="BFC7D5"/>
+              <w:right w:val="single" w:sz="6" w:space="0" w:color="BFC7D5"/>
+            </w:tcBorders>
             <w:vAlign w:val="center"/>
           </w:tcPr>
           <w:p>
@@ -4973,20 +5899,20 @@
     </w:p>
     <w:tbl>
       <w:tblPr>
-        <w:tblW w:w="7970" w:type="dxa"/>
+        <w:tblW w:w="5000" w:type="pct"/>
         <w:jc w:val="left"/>
-        <w:tblInd w:w="0" w:type="dxa"/>
+        <w:tblInd w:w="-7" w:type="dxa"/>
         <w:tblLayout w:type="fixed"/>
         <w:tblCellMar>
-          <w:top w:w="28" w:type="dxa"/>
-          <w:left w:w="28" w:type="dxa"/>
-          <w:bottom w:w="28" w:type="dxa"/>
-          <w:right w:w="28" w:type="dxa"/>
+          <w:top w:w="60" w:type="dxa"/>
+          <w:left w:w="60" w:type="dxa"/>
+          <w:bottom w:w="60" w:type="dxa"/>
+          <w:right w:w="60" w:type="dxa"/>
         </w:tblCellMar>
       </w:tblPr>
       <w:tblGrid>
-        <w:gridCol w:w="2262"/>
-        <w:gridCol w:w="5708"/>
+        <w:gridCol w:w="2308"/>
+        <w:gridCol w:w="5806"/>
       </w:tblGrid>
       <w:tr>
         <w:trPr>
@@ -4994,44 +5920,60 @@
         </w:trPr>
         <w:tc>
           <w:tcPr>
-            <w:tcW w:w="2262" w:type="dxa"/>
-            <w:tcBorders/>
+            <w:tcW w:w="2308" w:type="dxa"/>
+            <w:tcBorders>
+              <w:top w:val="single" w:sz="6" w:space="0" w:color="BFC7D5"/>
+              <w:left w:val="single" w:sz="6" w:space="0" w:color="BFC7D5"/>
+              <w:bottom w:val="single" w:sz="2" w:space="0" w:color="BFC7D5"/>
+              <w:right w:val="single" w:sz="6" w:space="0" w:color="BFC7D5"/>
+            </w:tcBorders>
+            <w:shd w:fill="1F3A5F" w:val="clear"/>
             <w:vAlign w:val="center"/>
           </w:tcPr>
           <w:p>
             <w:pPr>
               <w:pStyle w:val="TableHeading"/>
-              <w:suppressLineNumbers/>
-              <w:shd w:fill="1F3A5F" w:val="clear"/>
-              <w:bidi w:val="0"/>
-              <w:spacing w:before="0" w:after="283"/>
-              <w:jc w:val="center"/>
-              <w:rPr/>
-            </w:pPr>
-            <w:r>
-              <w:rPr/>
+              <w:bidi w:val="0"/>
+              <w:spacing w:before="0" w:after="283"/>
+              <w:jc w:val="left"/>
+              <w:rPr>
+                <w:color w:val="FFFFFF"/>
+              </w:rPr>
+            </w:pPr>
+            <w:r>
+              <w:rPr>
+                <w:color w:val="FFFFFF"/>
+              </w:rPr>
               <w:t>Analysis</w:t>
             </w:r>
           </w:p>
         </w:tc>
         <w:tc>
           <w:tcPr>
-            <w:tcW w:w="5708" w:type="dxa"/>
-            <w:tcBorders/>
+            <w:tcW w:w="5806" w:type="dxa"/>
+            <w:tcBorders>
+              <w:top w:val="single" w:sz="6" w:space="0" w:color="BFC7D5"/>
+              <w:left w:val="single" w:sz="2" w:space="0" w:color="BFC7D5"/>
+              <w:bottom w:val="single" w:sz="2" w:space="0" w:color="BFC7D5"/>
+              <w:right w:val="single" w:sz="6" w:space="0" w:color="BFC7D5"/>
+            </w:tcBorders>
+            <w:shd w:fill="1F3A5F" w:val="clear"/>
             <w:vAlign w:val="center"/>
           </w:tcPr>
           <w:p>
             <w:pPr>
               <w:pStyle w:val="TableHeading"/>
-              <w:suppressLineNumbers/>
-              <w:shd w:fill="1F3A5F" w:val="clear"/>
-              <w:bidi w:val="0"/>
-              <w:spacing w:before="0" w:after="283"/>
-              <w:jc w:val="center"/>
-              <w:rPr/>
-            </w:pPr>
-            <w:r>
-              <w:rPr/>
+              <w:bidi w:val="0"/>
+              <w:spacing w:before="0" w:after="283"/>
+              <w:jc w:val="left"/>
+              <w:rPr>
+                <w:color w:val="FFFFFF"/>
+              </w:rPr>
+            </w:pPr>
+            <w:r>
+              <w:rPr>
+                <w:color w:val="FFFFFF"/>
+              </w:rPr>
               <w:t>Evaluated against</w:t>
             </w:r>
           </w:p>
@@ -5041,8 +5983,12 @@
         <w:trPr/>
         <w:tc>
           <w:tcPr>
-            <w:tcW w:w="2262" w:type="dxa"/>
-            <w:tcBorders/>
+            <w:tcW w:w="2308" w:type="dxa"/>
+            <w:tcBorders>
+              <w:left w:val="single" w:sz="6" w:space="0" w:color="BFC7D5"/>
+              <w:bottom w:val="single" w:sz="2" w:space="0" w:color="BFC7D5"/>
+              <w:right w:val="single" w:sz="6" w:space="0" w:color="BFC7D5"/>
+            </w:tcBorders>
             <w:vAlign w:val="center"/>
           </w:tcPr>
           <w:p>
@@ -5061,8 +6007,12 @@
         </w:tc>
         <w:tc>
           <w:tcPr>
-            <w:tcW w:w="5708" w:type="dxa"/>
-            <w:tcBorders/>
+            <w:tcW w:w="5806" w:type="dxa"/>
+            <w:tcBorders>
+              <w:left w:val="single" w:sz="2" w:space="0" w:color="BFC7D5"/>
+              <w:bottom w:val="single" w:sz="2" w:space="0" w:color="BFC7D5"/>
+              <w:right w:val="single" w:sz="6" w:space="0" w:color="BFC7D5"/>
+            </w:tcBorders>
             <w:vAlign w:val="center"/>
           </w:tcPr>
           <w:p>
@@ -5094,8 +6044,12 @@
         <w:trPr/>
         <w:tc>
           <w:tcPr>
-            <w:tcW w:w="2262" w:type="dxa"/>
-            <w:tcBorders/>
+            <w:tcW w:w="2308" w:type="dxa"/>
+            <w:tcBorders>
+              <w:left w:val="single" w:sz="6" w:space="0" w:color="BFC7D5"/>
+              <w:bottom w:val="single" w:sz="2" w:space="0" w:color="BFC7D5"/>
+              <w:right w:val="single" w:sz="6" w:space="0" w:color="BFC7D5"/>
+            </w:tcBorders>
             <w:vAlign w:val="center"/>
           </w:tcPr>
           <w:p>
@@ -5114,8 +6068,12 @@
         </w:tc>
         <w:tc>
           <w:tcPr>
-            <w:tcW w:w="5708" w:type="dxa"/>
-            <w:tcBorders/>
+            <w:tcW w:w="5806" w:type="dxa"/>
+            <w:tcBorders>
+              <w:left w:val="single" w:sz="2" w:space="0" w:color="BFC7D5"/>
+              <w:bottom w:val="single" w:sz="2" w:space="0" w:color="BFC7D5"/>
+              <w:right w:val="single" w:sz="6" w:space="0" w:color="BFC7D5"/>
+            </w:tcBorders>
             <w:vAlign w:val="center"/>
           </w:tcPr>
           <w:p>
@@ -5137,8 +6095,12 @@
         <w:trPr/>
         <w:tc>
           <w:tcPr>
-            <w:tcW w:w="2262" w:type="dxa"/>
-            <w:tcBorders/>
+            <w:tcW w:w="2308" w:type="dxa"/>
+            <w:tcBorders>
+              <w:left w:val="single" w:sz="6" w:space="0" w:color="BFC7D5"/>
+              <w:bottom w:val="single" w:sz="2" w:space="0" w:color="BFC7D5"/>
+              <w:right w:val="single" w:sz="6" w:space="0" w:color="BFC7D5"/>
+            </w:tcBorders>
             <w:vAlign w:val="center"/>
           </w:tcPr>
           <w:p>
@@ -5157,8 +6119,12 @@
         </w:tc>
         <w:tc>
           <w:tcPr>
-            <w:tcW w:w="5708" w:type="dxa"/>
-            <w:tcBorders/>
+            <w:tcW w:w="5806" w:type="dxa"/>
+            <w:tcBorders>
+              <w:left w:val="single" w:sz="2" w:space="0" w:color="BFC7D5"/>
+              <w:bottom w:val="single" w:sz="2" w:space="0" w:color="BFC7D5"/>
+              <w:right w:val="single" w:sz="6" w:space="0" w:color="BFC7D5"/>
+            </w:tcBorders>
             <w:vAlign w:val="center"/>
           </w:tcPr>
           <w:p>
@@ -5190,8 +6156,12 @@
         <w:trPr/>
         <w:tc>
           <w:tcPr>
-            <w:tcW w:w="2262" w:type="dxa"/>
-            <w:tcBorders/>
+            <w:tcW w:w="2308" w:type="dxa"/>
+            <w:tcBorders>
+              <w:left w:val="single" w:sz="6" w:space="0" w:color="BFC7D5"/>
+              <w:bottom w:val="single" w:sz="2" w:space="0" w:color="BFC7D5"/>
+              <w:right w:val="single" w:sz="6" w:space="0" w:color="BFC7D5"/>
+            </w:tcBorders>
             <w:vAlign w:val="center"/>
           </w:tcPr>
           <w:p>
@@ -5210,8 +6180,12 @@
         </w:tc>
         <w:tc>
           <w:tcPr>
-            <w:tcW w:w="5708" w:type="dxa"/>
-            <w:tcBorders/>
+            <w:tcW w:w="5806" w:type="dxa"/>
+            <w:tcBorders>
+              <w:left w:val="single" w:sz="2" w:space="0" w:color="BFC7D5"/>
+              <w:bottom w:val="single" w:sz="2" w:space="0" w:color="BFC7D5"/>
+              <w:right w:val="single" w:sz="6" w:space="0" w:color="BFC7D5"/>
+            </w:tcBorders>
             <w:vAlign w:val="center"/>
           </w:tcPr>
           <w:p>
@@ -5233,8 +6207,12 @@
         <w:trPr/>
         <w:tc>
           <w:tcPr>
-            <w:tcW w:w="2262" w:type="dxa"/>
-            <w:tcBorders/>
+            <w:tcW w:w="2308" w:type="dxa"/>
+            <w:tcBorders>
+              <w:left w:val="single" w:sz="6" w:space="0" w:color="BFC7D5"/>
+              <w:bottom w:val="single" w:sz="2" w:space="0" w:color="BFC7D5"/>
+              <w:right w:val="single" w:sz="6" w:space="0" w:color="BFC7D5"/>
+            </w:tcBorders>
             <w:vAlign w:val="center"/>
           </w:tcPr>
           <w:p>
@@ -5253,8 +6231,12 @@
         </w:tc>
         <w:tc>
           <w:tcPr>
-            <w:tcW w:w="5708" w:type="dxa"/>
-            <w:tcBorders/>
+            <w:tcW w:w="5806" w:type="dxa"/>
+            <w:tcBorders>
+              <w:left w:val="single" w:sz="2" w:space="0" w:color="BFC7D5"/>
+              <w:bottom w:val="single" w:sz="2" w:space="0" w:color="BFC7D5"/>
+              <w:right w:val="single" w:sz="6" w:space="0" w:color="BFC7D5"/>
+            </w:tcBorders>
             <w:vAlign w:val="center"/>
           </w:tcPr>
           <w:p>
@@ -5276,8 +6258,12 @@
         <w:trPr/>
         <w:tc>
           <w:tcPr>
-            <w:tcW w:w="2262" w:type="dxa"/>
-            <w:tcBorders/>
+            <w:tcW w:w="2308" w:type="dxa"/>
+            <w:tcBorders>
+              <w:left w:val="single" w:sz="6" w:space="0" w:color="BFC7D5"/>
+              <w:bottom w:val="single" w:sz="2" w:space="0" w:color="BFC7D5"/>
+              <w:right w:val="single" w:sz="6" w:space="0" w:color="BFC7D5"/>
+            </w:tcBorders>
             <w:vAlign w:val="center"/>
           </w:tcPr>
           <w:p>
@@ -5296,8 +6282,12 @@
         </w:tc>
         <w:tc>
           <w:tcPr>
-            <w:tcW w:w="5708" w:type="dxa"/>
-            <w:tcBorders/>
+            <w:tcW w:w="5806" w:type="dxa"/>
+            <w:tcBorders>
+              <w:left w:val="single" w:sz="2" w:space="0" w:color="BFC7D5"/>
+              <w:bottom w:val="single" w:sz="2" w:space="0" w:color="BFC7D5"/>
+              <w:right w:val="single" w:sz="6" w:space="0" w:color="BFC7D5"/>
+            </w:tcBorders>
             <w:vAlign w:val="center"/>
           </w:tcPr>
           <w:p>
@@ -5329,8 +6319,12 @@
         <w:trPr/>
         <w:tc>
           <w:tcPr>
-            <w:tcW w:w="2262" w:type="dxa"/>
-            <w:tcBorders/>
+            <w:tcW w:w="2308" w:type="dxa"/>
+            <w:tcBorders>
+              <w:left w:val="single" w:sz="6" w:space="0" w:color="BFC7D5"/>
+              <w:bottom w:val="single" w:sz="2" w:space="0" w:color="BFC7D5"/>
+              <w:right w:val="single" w:sz="6" w:space="0" w:color="BFC7D5"/>
+            </w:tcBorders>
             <w:vAlign w:val="center"/>
           </w:tcPr>
           <w:p>
@@ -5349,8 +6343,12 @@
         </w:tc>
         <w:tc>
           <w:tcPr>
-            <w:tcW w:w="5708" w:type="dxa"/>
-            <w:tcBorders/>
+            <w:tcW w:w="5806" w:type="dxa"/>
+            <w:tcBorders>
+              <w:left w:val="single" w:sz="2" w:space="0" w:color="BFC7D5"/>
+              <w:bottom w:val="single" w:sz="2" w:space="0" w:color="BFC7D5"/>
+              <w:right w:val="single" w:sz="6" w:space="0" w:color="BFC7D5"/>
+            </w:tcBorders>
             <w:vAlign w:val="center"/>
           </w:tcPr>
           <w:p>
@@ -5392,8 +6390,12 @@
         <w:trPr/>
         <w:tc>
           <w:tcPr>
-            <w:tcW w:w="2262" w:type="dxa"/>
-            <w:tcBorders/>
+            <w:tcW w:w="2308" w:type="dxa"/>
+            <w:tcBorders>
+              <w:left w:val="single" w:sz="6" w:space="0" w:color="BFC7D5"/>
+              <w:bottom w:val="single" w:sz="6" w:space="0" w:color="BFC7D5"/>
+              <w:right w:val="single" w:sz="6" w:space="0" w:color="BFC7D5"/>
+            </w:tcBorders>
             <w:vAlign w:val="center"/>
           </w:tcPr>
           <w:p>
@@ -5412,8 +6414,12 @@
         </w:tc>
         <w:tc>
           <w:tcPr>
-            <w:tcW w:w="5708" w:type="dxa"/>
-            <w:tcBorders/>
+            <w:tcW w:w="5806" w:type="dxa"/>
+            <w:tcBorders>
+              <w:left w:val="single" w:sz="2" w:space="0" w:color="BFC7D5"/>
+              <w:bottom w:val="single" w:sz="6" w:space="0" w:color="BFC7D5"/>
+              <w:right w:val="single" w:sz="6" w:space="0" w:color="BFC7D5"/>
+            </w:tcBorders>
             <w:vAlign w:val="center"/>
           </w:tcPr>
           <w:p>
@@ -5488,21 +6494,21 @@
     </w:p>
     <w:tbl>
       <w:tblPr>
-        <w:tblW w:w="7970" w:type="dxa"/>
+        <w:tblW w:w="5000" w:type="pct"/>
         <w:jc w:val="left"/>
-        <w:tblInd w:w="0" w:type="dxa"/>
+        <w:tblInd w:w="-7" w:type="dxa"/>
         <w:tblLayout w:type="fixed"/>
         <w:tblCellMar>
-          <w:top w:w="28" w:type="dxa"/>
-          <w:left w:w="28" w:type="dxa"/>
-          <w:bottom w:w="28" w:type="dxa"/>
-          <w:right w:w="28" w:type="dxa"/>
+          <w:top w:w="60" w:type="dxa"/>
+          <w:left w:w="60" w:type="dxa"/>
+          <w:bottom w:w="60" w:type="dxa"/>
+          <w:right w:w="60" w:type="dxa"/>
         </w:tblCellMar>
       </w:tblPr>
       <w:tblGrid>
-        <w:gridCol w:w="2102"/>
-        <w:gridCol w:w="4110"/>
-        <w:gridCol w:w="1758"/>
+        <w:gridCol w:w="2150"/>
+        <w:gridCol w:w="4187"/>
+        <w:gridCol w:w="1777"/>
       </w:tblGrid>
       <w:tr>
         <w:trPr>
@@ -5510,66 +6516,90 @@
         </w:trPr>
         <w:tc>
           <w:tcPr>
-            <w:tcW w:w="2102" w:type="dxa"/>
-            <w:tcBorders/>
+            <w:tcW w:w="2150" w:type="dxa"/>
+            <w:tcBorders>
+              <w:top w:val="single" w:sz="6" w:space="0" w:color="BFC7D5"/>
+              <w:left w:val="single" w:sz="6" w:space="0" w:color="BFC7D5"/>
+              <w:bottom w:val="single" w:sz="2" w:space="0" w:color="BFC7D5"/>
+              <w:right w:val="single" w:sz="6" w:space="0" w:color="BFC7D5"/>
+            </w:tcBorders>
+            <w:shd w:fill="1F3A5F" w:val="clear"/>
             <w:vAlign w:val="center"/>
           </w:tcPr>
           <w:p>
             <w:pPr>
               <w:pStyle w:val="TableHeading"/>
-              <w:suppressLineNumbers/>
-              <w:shd w:fill="1F3A5F" w:val="clear"/>
-              <w:bidi w:val="0"/>
-              <w:spacing w:before="0" w:after="283"/>
-              <w:jc w:val="center"/>
-              <w:rPr/>
-            </w:pPr>
-            <w:r>
-              <w:rPr/>
+              <w:bidi w:val="0"/>
+              <w:spacing w:before="0" w:after="283"/>
+              <w:jc w:val="left"/>
+              <w:rPr>
+                <w:color w:val="FFFFFF"/>
+              </w:rPr>
+            </w:pPr>
+            <w:r>
+              <w:rPr>
+                <w:color w:val="FFFFFF"/>
+              </w:rPr>
               <w:t>Record</w:t>
             </w:r>
           </w:p>
         </w:tc>
         <w:tc>
           <w:tcPr>
-            <w:tcW w:w="4110" w:type="dxa"/>
-            <w:tcBorders/>
+            <w:tcW w:w="4187" w:type="dxa"/>
+            <w:tcBorders>
+              <w:top w:val="single" w:sz="6" w:space="0" w:color="BFC7D5"/>
+              <w:left w:val="single" w:sz="2" w:space="0" w:color="BFC7D5"/>
+              <w:bottom w:val="single" w:sz="2" w:space="0" w:color="BFC7D5"/>
+              <w:right w:val="single" w:sz="6" w:space="0" w:color="BFC7D5"/>
+            </w:tcBorders>
+            <w:shd w:fill="1F3A5F" w:val="clear"/>
             <w:vAlign w:val="center"/>
           </w:tcPr>
           <w:p>
             <w:pPr>
               <w:pStyle w:val="TableHeading"/>
-              <w:suppressLineNumbers/>
-              <w:shd w:fill="1F3A5F" w:val="clear"/>
-              <w:bidi w:val="0"/>
-              <w:spacing w:before="0" w:after="283"/>
-              <w:jc w:val="center"/>
-              <w:rPr/>
-            </w:pPr>
-            <w:r>
-              <w:rPr/>
+              <w:bidi w:val="0"/>
+              <w:spacing w:before="0" w:after="283"/>
+              <w:jc w:val="left"/>
+              <w:rPr>
+                <w:color w:val="FFFFFF"/>
+              </w:rPr>
+            </w:pPr>
+            <w:r>
+              <w:rPr>
+                <w:color w:val="FFFFFF"/>
+              </w:rPr>
               <w:t>Location</w:t>
             </w:r>
           </w:p>
         </w:tc>
         <w:tc>
           <w:tcPr>
-            <w:tcW w:w="1758" w:type="dxa"/>
-            <w:tcBorders/>
+            <w:tcW w:w="1777" w:type="dxa"/>
+            <w:tcBorders>
+              <w:top w:val="single" w:sz="6" w:space="0" w:color="BFC7D5"/>
+              <w:left w:val="single" w:sz="2" w:space="0" w:color="BFC7D5"/>
+              <w:bottom w:val="single" w:sz="2" w:space="0" w:color="BFC7D5"/>
+              <w:right w:val="single" w:sz="6" w:space="0" w:color="BFC7D5"/>
+            </w:tcBorders>
+            <w:shd w:fill="1F3A5F" w:val="clear"/>
             <w:vAlign w:val="center"/>
           </w:tcPr>
           <w:p>
             <w:pPr>
               <w:pStyle w:val="TableHeading"/>
-              <w:suppressLineNumbers/>
-              <w:shd w:fill="1F3A5F" w:val="clear"/>
-              <w:bidi w:val="0"/>
-              <w:spacing w:before="0" w:after="283"/>
-              <w:jc w:val="center"/>
-              <w:rPr/>
-            </w:pPr>
-            <w:r>
-              <w:rPr/>
+              <w:bidi w:val="0"/>
+              <w:spacing w:before="0" w:after="283"/>
+              <w:jc w:val="left"/>
+              <w:rPr>
+                <w:color w:val="FFFFFF"/>
+              </w:rPr>
+            </w:pPr>
+            <w:r>
+              <w:rPr>
+                <w:color w:val="FFFFFF"/>
+              </w:rPr>
               <w:t>Retention</w:t>
             </w:r>
           </w:p>
@@ -5579,8 +6609,12 @@
         <w:trPr/>
         <w:tc>
           <w:tcPr>
-            <w:tcW w:w="2102" w:type="dxa"/>
-            <w:tcBorders/>
+            <w:tcW w:w="2150" w:type="dxa"/>
+            <w:tcBorders>
+              <w:left w:val="single" w:sz="6" w:space="0" w:color="BFC7D5"/>
+              <w:bottom w:val="single" w:sz="2" w:space="0" w:color="BFC7D5"/>
+              <w:right w:val="single" w:sz="6" w:space="0" w:color="BFC7D5"/>
+            </w:tcBorders>
             <w:vAlign w:val="center"/>
           </w:tcPr>
           <w:p>
@@ -5599,8 +6633,12 @@
         </w:tc>
         <w:tc>
           <w:tcPr>
-            <w:tcW w:w="4110" w:type="dxa"/>
-            <w:tcBorders/>
+            <w:tcW w:w="4187" w:type="dxa"/>
+            <w:tcBorders>
+              <w:left w:val="single" w:sz="2" w:space="0" w:color="BFC7D5"/>
+              <w:bottom w:val="single" w:sz="2" w:space="0" w:color="BFC7D5"/>
+              <w:right w:val="single" w:sz="6" w:space="0" w:color="BFC7D5"/>
+            </w:tcBorders>
             <w:vAlign w:val="center"/>
           </w:tcPr>
           <w:p>
@@ -5629,8 +6667,12 @@
         </w:tc>
         <w:tc>
           <w:tcPr>
-            <w:tcW w:w="1758" w:type="dxa"/>
-            <w:tcBorders/>
+            <w:tcW w:w="1777" w:type="dxa"/>
+            <w:tcBorders>
+              <w:left w:val="single" w:sz="2" w:space="0" w:color="BFC7D5"/>
+              <w:bottom w:val="single" w:sz="2" w:space="0" w:color="BFC7D5"/>
+              <w:right w:val="single" w:sz="6" w:space="0" w:color="BFC7D5"/>
+            </w:tcBorders>
             <w:vAlign w:val="center"/>
           </w:tcPr>
           <w:p>
@@ -5662,8 +6704,12 @@
         <w:trPr/>
         <w:tc>
           <w:tcPr>
-            <w:tcW w:w="2102" w:type="dxa"/>
-            <w:tcBorders/>
+            <w:tcW w:w="2150" w:type="dxa"/>
+            <w:tcBorders>
+              <w:left w:val="single" w:sz="6" w:space="0" w:color="BFC7D5"/>
+              <w:bottom w:val="single" w:sz="2" w:space="0" w:color="BFC7D5"/>
+              <w:right w:val="single" w:sz="6" w:space="0" w:color="BFC7D5"/>
+            </w:tcBorders>
             <w:vAlign w:val="center"/>
           </w:tcPr>
           <w:p>
@@ -5682,8 +6728,12 @@
         </w:tc>
         <w:tc>
           <w:tcPr>
-            <w:tcW w:w="4110" w:type="dxa"/>
-            <w:tcBorders/>
+            <w:tcW w:w="4187" w:type="dxa"/>
+            <w:tcBorders>
+              <w:left w:val="single" w:sz="2" w:space="0" w:color="BFC7D5"/>
+              <w:bottom w:val="single" w:sz="2" w:space="0" w:color="BFC7D5"/>
+              <w:right w:val="single" w:sz="6" w:space="0" w:color="BFC7D5"/>
+            </w:tcBorders>
             <w:vAlign w:val="center"/>
           </w:tcPr>
           <w:p>
@@ -5704,8 +6754,12 @@
         </w:tc>
         <w:tc>
           <w:tcPr>
-            <w:tcW w:w="1758" w:type="dxa"/>
-            <w:tcBorders/>
+            <w:tcW w:w="1777" w:type="dxa"/>
+            <w:tcBorders>
+              <w:left w:val="single" w:sz="2" w:space="0" w:color="BFC7D5"/>
+              <w:bottom w:val="single" w:sz="2" w:space="0" w:color="BFC7D5"/>
+              <w:right w:val="single" w:sz="6" w:space="0" w:color="BFC7D5"/>
+            </w:tcBorders>
             <w:vAlign w:val="center"/>
           </w:tcPr>
           <w:p>
@@ -5733,8 +6787,12 @@
         <w:trPr/>
         <w:tc>
           <w:tcPr>
-            <w:tcW w:w="2102" w:type="dxa"/>
-            <w:tcBorders/>
+            <w:tcW w:w="2150" w:type="dxa"/>
+            <w:tcBorders>
+              <w:left w:val="single" w:sz="6" w:space="0" w:color="BFC7D5"/>
+              <w:bottom w:val="single" w:sz="2" w:space="0" w:color="BFC7D5"/>
+              <w:right w:val="single" w:sz="6" w:space="0" w:color="BFC7D5"/>
+            </w:tcBorders>
             <w:vAlign w:val="center"/>
           </w:tcPr>
           <w:p>
@@ -5753,8 +6811,12 @@
         </w:tc>
         <w:tc>
           <w:tcPr>
-            <w:tcW w:w="4110" w:type="dxa"/>
-            <w:tcBorders/>
+            <w:tcW w:w="4187" w:type="dxa"/>
+            <w:tcBorders>
+              <w:left w:val="single" w:sz="2" w:space="0" w:color="BFC7D5"/>
+              <w:bottom w:val="single" w:sz="2" w:space="0" w:color="BFC7D5"/>
+              <w:right w:val="single" w:sz="6" w:space="0" w:color="BFC7D5"/>
+            </w:tcBorders>
             <w:vAlign w:val="center"/>
           </w:tcPr>
           <w:p>
@@ -5779,8 +6841,12 @@
         </w:tc>
         <w:tc>
           <w:tcPr>
-            <w:tcW w:w="1758" w:type="dxa"/>
-            <w:tcBorders/>
+            <w:tcW w:w="1777" w:type="dxa"/>
+            <w:tcBorders>
+              <w:left w:val="single" w:sz="2" w:space="0" w:color="BFC7D5"/>
+              <w:bottom w:val="single" w:sz="2" w:space="0" w:color="BFC7D5"/>
+              <w:right w:val="single" w:sz="6" w:space="0" w:color="BFC7D5"/>
+            </w:tcBorders>
             <w:vAlign w:val="center"/>
           </w:tcPr>
           <w:p>
@@ -5802,8 +6868,12 @@
         <w:trPr/>
         <w:tc>
           <w:tcPr>
-            <w:tcW w:w="2102" w:type="dxa"/>
-            <w:tcBorders/>
+            <w:tcW w:w="2150" w:type="dxa"/>
+            <w:tcBorders>
+              <w:left w:val="single" w:sz="6" w:space="0" w:color="BFC7D5"/>
+              <w:bottom w:val="single" w:sz="2" w:space="0" w:color="BFC7D5"/>
+              <w:right w:val="single" w:sz="6" w:space="0" w:color="BFC7D5"/>
+            </w:tcBorders>
             <w:vAlign w:val="center"/>
           </w:tcPr>
           <w:p>
@@ -5822,8 +6892,12 @@
         </w:tc>
         <w:tc>
           <w:tcPr>
-            <w:tcW w:w="4110" w:type="dxa"/>
-            <w:tcBorders/>
+            <w:tcW w:w="4187" w:type="dxa"/>
+            <w:tcBorders>
+              <w:left w:val="single" w:sz="2" w:space="0" w:color="BFC7D5"/>
+              <w:bottom w:val="single" w:sz="2" w:space="0" w:color="BFC7D5"/>
+              <w:right w:val="single" w:sz="6" w:space="0" w:color="BFC7D5"/>
+            </w:tcBorders>
             <w:vAlign w:val="center"/>
           </w:tcPr>
           <w:p>
@@ -5852,8 +6926,12 @@
         </w:tc>
         <w:tc>
           <w:tcPr>
-            <w:tcW w:w="1758" w:type="dxa"/>
-            <w:tcBorders/>
+            <w:tcW w:w="1777" w:type="dxa"/>
+            <w:tcBorders>
+              <w:left w:val="single" w:sz="2" w:space="0" w:color="BFC7D5"/>
+              <w:bottom w:val="single" w:sz="2" w:space="0" w:color="BFC7D5"/>
+              <w:right w:val="single" w:sz="6" w:space="0" w:color="BFC7D5"/>
+            </w:tcBorders>
             <w:vAlign w:val="center"/>
           </w:tcPr>
           <w:p>
@@ -5875,8 +6953,12 @@
         <w:trPr/>
         <w:tc>
           <w:tcPr>
-            <w:tcW w:w="2102" w:type="dxa"/>
-            <w:tcBorders/>
+            <w:tcW w:w="2150" w:type="dxa"/>
+            <w:tcBorders>
+              <w:left w:val="single" w:sz="6" w:space="0" w:color="BFC7D5"/>
+              <w:bottom w:val="single" w:sz="2" w:space="0" w:color="BFC7D5"/>
+              <w:right w:val="single" w:sz="6" w:space="0" w:color="BFC7D5"/>
+            </w:tcBorders>
             <w:vAlign w:val="center"/>
           </w:tcPr>
           <w:p>
@@ -5895,8 +6977,12 @@
         </w:tc>
         <w:tc>
           <w:tcPr>
-            <w:tcW w:w="4110" w:type="dxa"/>
-            <w:tcBorders/>
+            <w:tcW w:w="4187" w:type="dxa"/>
+            <w:tcBorders>
+              <w:left w:val="single" w:sz="2" w:space="0" w:color="BFC7D5"/>
+              <w:bottom w:val="single" w:sz="2" w:space="0" w:color="BFC7D5"/>
+              <w:right w:val="single" w:sz="6" w:space="0" w:color="BFC7D5"/>
+            </w:tcBorders>
             <w:vAlign w:val="center"/>
           </w:tcPr>
           <w:p>
@@ -5921,8 +7007,12 @@
         </w:tc>
         <w:tc>
           <w:tcPr>
-            <w:tcW w:w="1758" w:type="dxa"/>
-            <w:tcBorders/>
+            <w:tcW w:w="1777" w:type="dxa"/>
+            <w:tcBorders>
+              <w:left w:val="single" w:sz="2" w:space="0" w:color="BFC7D5"/>
+              <w:bottom w:val="single" w:sz="2" w:space="0" w:color="BFC7D5"/>
+              <w:right w:val="single" w:sz="6" w:space="0" w:color="BFC7D5"/>
+            </w:tcBorders>
             <w:vAlign w:val="center"/>
           </w:tcPr>
           <w:p>
@@ -5944,8 +7034,12 @@
         <w:trPr/>
         <w:tc>
           <w:tcPr>
-            <w:tcW w:w="2102" w:type="dxa"/>
-            <w:tcBorders/>
+            <w:tcW w:w="2150" w:type="dxa"/>
+            <w:tcBorders>
+              <w:left w:val="single" w:sz="6" w:space="0" w:color="BFC7D5"/>
+              <w:bottom w:val="single" w:sz="2" w:space="0" w:color="BFC7D5"/>
+              <w:right w:val="single" w:sz="6" w:space="0" w:color="BFC7D5"/>
+            </w:tcBorders>
             <w:vAlign w:val="center"/>
           </w:tcPr>
           <w:p>
@@ -5964,8 +7058,12 @@
         </w:tc>
         <w:tc>
           <w:tcPr>
-            <w:tcW w:w="4110" w:type="dxa"/>
-            <w:tcBorders/>
+            <w:tcW w:w="4187" w:type="dxa"/>
+            <w:tcBorders>
+              <w:left w:val="single" w:sz="2" w:space="0" w:color="BFC7D5"/>
+              <w:bottom w:val="single" w:sz="2" w:space="0" w:color="BFC7D5"/>
+              <w:right w:val="single" w:sz="6" w:space="0" w:color="BFC7D5"/>
+            </w:tcBorders>
             <w:vAlign w:val="center"/>
           </w:tcPr>
           <w:p>
@@ -6010,8 +7108,12 @@
         </w:tc>
         <w:tc>
           <w:tcPr>
-            <w:tcW w:w="1758" w:type="dxa"/>
-            <w:tcBorders/>
+            <w:tcW w:w="1777" w:type="dxa"/>
+            <w:tcBorders>
+              <w:left w:val="single" w:sz="2" w:space="0" w:color="BFC7D5"/>
+              <w:bottom w:val="single" w:sz="2" w:space="0" w:color="BFC7D5"/>
+              <w:right w:val="single" w:sz="6" w:space="0" w:color="BFC7D5"/>
+            </w:tcBorders>
             <w:vAlign w:val="center"/>
           </w:tcPr>
           <w:p>
@@ -6033,8 +7135,12 @@
         <w:trPr/>
         <w:tc>
           <w:tcPr>
-            <w:tcW w:w="2102" w:type="dxa"/>
-            <w:tcBorders/>
+            <w:tcW w:w="2150" w:type="dxa"/>
+            <w:tcBorders>
+              <w:left w:val="single" w:sz="6" w:space="0" w:color="BFC7D5"/>
+              <w:bottom w:val="single" w:sz="6" w:space="0" w:color="BFC7D5"/>
+              <w:right w:val="single" w:sz="6" w:space="0" w:color="BFC7D5"/>
+            </w:tcBorders>
             <w:vAlign w:val="center"/>
           </w:tcPr>
           <w:p>
@@ -6053,8 +7159,12 @@
         </w:tc>
         <w:tc>
           <w:tcPr>
-            <w:tcW w:w="4110" w:type="dxa"/>
-            <w:tcBorders/>
+            <w:tcW w:w="4187" w:type="dxa"/>
+            <w:tcBorders>
+              <w:left w:val="single" w:sz="2" w:space="0" w:color="BFC7D5"/>
+              <w:bottom w:val="single" w:sz="6" w:space="0" w:color="BFC7D5"/>
+              <w:right w:val="single" w:sz="6" w:space="0" w:color="BFC7D5"/>
+            </w:tcBorders>
             <w:vAlign w:val="center"/>
           </w:tcPr>
           <w:p>
@@ -6073,8 +7183,12 @@
         </w:tc>
         <w:tc>
           <w:tcPr>
-            <w:tcW w:w="1758" w:type="dxa"/>
-            <w:tcBorders/>
+            <w:tcW w:w="1777" w:type="dxa"/>
+            <w:tcBorders>
+              <w:left w:val="single" w:sz="2" w:space="0" w:color="BFC7D5"/>
+              <w:bottom w:val="single" w:sz="6" w:space="0" w:color="BFC7D5"/>
+              <w:right w:val="single" w:sz="6" w:space="0" w:color="BFC7D5"/>
+            </w:tcBorders>
             <w:vAlign w:val="center"/>
           </w:tcPr>
           <w:p>
@@ -6125,21 +7239,21 @@
     </w:p>
     <w:tbl>
       <w:tblPr>
-        <w:tblW w:w="7970" w:type="dxa"/>
+        <w:tblW w:w="5000" w:type="pct"/>
         <w:jc w:val="left"/>
-        <w:tblInd w:w="0" w:type="dxa"/>
+        <w:tblInd w:w="-7" w:type="dxa"/>
         <w:tblLayout w:type="fixed"/>
         <w:tblCellMar>
-          <w:top w:w="28" w:type="dxa"/>
-          <w:left w:w="28" w:type="dxa"/>
-          <w:bottom w:w="28" w:type="dxa"/>
-          <w:right w:w="28" w:type="dxa"/>
+          <w:top w:w="60" w:type="dxa"/>
+          <w:left w:w="60" w:type="dxa"/>
+          <w:bottom w:w="60" w:type="dxa"/>
+          <w:right w:w="60" w:type="dxa"/>
         </w:tblCellMar>
       </w:tblPr>
       <w:tblGrid>
-        <w:gridCol w:w="1475"/>
-        <w:gridCol w:w="3630"/>
-        <w:gridCol w:w="2865"/>
+        <w:gridCol w:w="1514"/>
+        <w:gridCol w:w="3699"/>
+        <w:gridCol w:w="2901"/>
       </w:tblGrid>
       <w:tr>
         <w:trPr>
@@ -6147,66 +7261,90 @@
         </w:trPr>
         <w:tc>
           <w:tcPr>
-            <w:tcW w:w="1475" w:type="dxa"/>
-            <w:tcBorders/>
+            <w:tcW w:w="1514" w:type="dxa"/>
+            <w:tcBorders>
+              <w:top w:val="single" w:sz="6" w:space="0" w:color="BFC7D5"/>
+              <w:left w:val="single" w:sz="6" w:space="0" w:color="BFC7D5"/>
+              <w:bottom w:val="single" w:sz="2" w:space="0" w:color="BFC7D5"/>
+              <w:right w:val="single" w:sz="6" w:space="0" w:color="BFC7D5"/>
+            </w:tcBorders>
+            <w:shd w:fill="1F3A5F" w:val="clear"/>
             <w:vAlign w:val="center"/>
           </w:tcPr>
           <w:p>
             <w:pPr>
               <w:pStyle w:val="TableHeading"/>
-              <w:suppressLineNumbers/>
-              <w:shd w:fill="1F3A5F" w:val="clear"/>
-              <w:bidi w:val="0"/>
-              <w:spacing w:before="0" w:after="283"/>
-              <w:jc w:val="center"/>
-              <w:rPr/>
-            </w:pPr>
-            <w:r>
-              <w:rPr/>
+              <w:bidi w:val="0"/>
+              <w:spacing w:before="0" w:after="283"/>
+              <w:jc w:val="left"/>
+              <w:rPr>
+                <w:color w:val="FFFFFF"/>
+              </w:rPr>
+            </w:pPr>
+            <w:r>
+              <w:rPr>
+                <w:color w:val="FFFFFF"/>
+              </w:rPr>
               <w:t>Gap</w:t>
             </w:r>
           </w:p>
         </w:tc>
         <w:tc>
           <w:tcPr>
-            <w:tcW w:w="3630" w:type="dxa"/>
-            <w:tcBorders/>
+            <w:tcW w:w="3699" w:type="dxa"/>
+            <w:tcBorders>
+              <w:top w:val="single" w:sz="6" w:space="0" w:color="BFC7D5"/>
+              <w:left w:val="single" w:sz="2" w:space="0" w:color="BFC7D5"/>
+              <w:bottom w:val="single" w:sz="2" w:space="0" w:color="BFC7D5"/>
+              <w:right w:val="single" w:sz="6" w:space="0" w:color="BFC7D5"/>
+            </w:tcBorders>
+            <w:shd w:fill="1F3A5F" w:val="clear"/>
             <w:vAlign w:val="center"/>
           </w:tcPr>
           <w:p>
             <w:pPr>
               <w:pStyle w:val="TableHeading"/>
-              <w:suppressLineNumbers/>
-              <w:shd w:fill="1F3A5F" w:val="clear"/>
-              <w:bidi w:val="0"/>
-              <w:spacing w:before="0" w:after="283"/>
-              <w:jc w:val="center"/>
-              <w:rPr/>
-            </w:pPr>
-            <w:r>
-              <w:rPr/>
+              <w:bidi w:val="0"/>
+              <w:spacing w:before="0" w:after="283"/>
+              <w:jc w:val="left"/>
+              <w:rPr>
+                <w:color w:val="FFFFFF"/>
+              </w:rPr>
+            </w:pPr>
+            <w:r>
+              <w:rPr>
+                <w:color w:val="FFFFFF"/>
+              </w:rPr>
               <w:t>Current state</w:t>
             </w:r>
           </w:p>
         </w:tc>
         <w:tc>
           <w:tcPr>
-            <w:tcW w:w="2865" w:type="dxa"/>
-            <w:tcBorders/>
+            <w:tcW w:w="2901" w:type="dxa"/>
+            <w:tcBorders>
+              <w:top w:val="single" w:sz="6" w:space="0" w:color="BFC7D5"/>
+              <w:left w:val="single" w:sz="2" w:space="0" w:color="BFC7D5"/>
+              <w:bottom w:val="single" w:sz="2" w:space="0" w:color="BFC7D5"/>
+              <w:right w:val="single" w:sz="6" w:space="0" w:color="BFC7D5"/>
+            </w:tcBorders>
+            <w:shd w:fill="1F3A5F" w:val="clear"/>
             <w:vAlign w:val="center"/>
           </w:tcPr>
           <w:p>
             <w:pPr>
               <w:pStyle w:val="TableHeading"/>
-              <w:suppressLineNumbers/>
-              <w:shd w:fill="1F3A5F" w:val="clear"/>
-              <w:bidi w:val="0"/>
-              <w:spacing w:before="0" w:after="283"/>
-              <w:jc w:val="center"/>
-              <w:rPr/>
-            </w:pPr>
-            <w:r>
-              <w:rPr/>
+              <w:bidi w:val="0"/>
+              <w:spacing w:before="0" w:after="283"/>
+              <w:jc w:val="left"/>
+              <w:rPr>
+                <w:color w:val="FFFFFF"/>
+              </w:rPr>
+            </w:pPr>
+            <w:r>
+              <w:rPr>
+                <w:color w:val="FFFFFF"/>
+              </w:rPr>
               <w:t>Consequence</w:t>
             </w:r>
           </w:p>
@@ -6216,8 +7354,12 @@
         <w:trPr/>
         <w:tc>
           <w:tcPr>
-            <w:tcW w:w="1475" w:type="dxa"/>
-            <w:tcBorders/>
+            <w:tcW w:w="1514" w:type="dxa"/>
+            <w:tcBorders>
+              <w:left w:val="single" w:sz="6" w:space="0" w:color="BFC7D5"/>
+              <w:bottom w:val="single" w:sz="2" w:space="0" w:color="BFC7D5"/>
+              <w:right w:val="single" w:sz="6" w:space="0" w:color="BFC7D5"/>
+            </w:tcBorders>
             <w:vAlign w:val="center"/>
           </w:tcPr>
           <w:p>
@@ -6236,8 +7378,12 @@
         </w:tc>
         <w:tc>
           <w:tcPr>
-            <w:tcW w:w="3630" w:type="dxa"/>
-            <w:tcBorders/>
+            <w:tcW w:w="3699" w:type="dxa"/>
+            <w:tcBorders>
+              <w:left w:val="single" w:sz="2" w:space="0" w:color="BFC7D5"/>
+              <w:bottom w:val="single" w:sz="2" w:space="0" w:color="BFC7D5"/>
+              <w:right w:val="single" w:sz="6" w:space="0" w:color="BFC7D5"/>
+            </w:tcBorders>
             <w:vAlign w:val="center"/>
           </w:tcPr>
           <w:p>
@@ -6272,8 +7418,12 @@
         </w:tc>
         <w:tc>
           <w:tcPr>
-            <w:tcW w:w="2865" w:type="dxa"/>
-            <w:tcBorders/>
+            <w:tcW w:w="2901" w:type="dxa"/>
+            <w:tcBorders>
+              <w:left w:val="single" w:sz="2" w:space="0" w:color="BFC7D5"/>
+              <w:bottom w:val="single" w:sz="2" w:space="0" w:color="BFC7D5"/>
+              <w:right w:val="single" w:sz="6" w:space="0" w:color="BFC7D5"/>
+            </w:tcBorders>
             <w:vAlign w:val="center"/>
           </w:tcPr>
           <w:p>
@@ -6295,8 +7445,12 @@
         <w:trPr/>
         <w:tc>
           <w:tcPr>
-            <w:tcW w:w="1475" w:type="dxa"/>
-            <w:tcBorders/>
+            <w:tcW w:w="1514" w:type="dxa"/>
+            <w:tcBorders>
+              <w:left w:val="single" w:sz="6" w:space="0" w:color="BFC7D5"/>
+              <w:bottom w:val="single" w:sz="2" w:space="0" w:color="BFC7D5"/>
+              <w:right w:val="single" w:sz="6" w:space="0" w:color="BFC7D5"/>
+            </w:tcBorders>
             <w:vAlign w:val="center"/>
           </w:tcPr>
           <w:p>
@@ -6315,8 +7469,12 @@
         </w:tc>
         <w:tc>
           <w:tcPr>
-            <w:tcW w:w="3630" w:type="dxa"/>
-            <w:tcBorders/>
+            <w:tcW w:w="3699" w:type="dxa"/>
+            <w:tcBorders>
+              <w:left w:val="single" w:sz="2" w:space="0" w:color="BFC7D5"/>
+              <w:bottom w:val="single" w:sz="2" w:space="0" w:color="BFC7D5"/>
+              <w:right w:val="single" w:sz="6" w:space="0" w:color="BFC7D5"/>
+            </w:tcBorders>
             <w:vAlign w:val="center"/>
           </w:tcPr>
           <w:p>
@@ -6355,8 +7513,12 @@
         </w:tc>
         <w:tc>
           <w:tcPr>
-            <w:tcW w:w="2865" w:type="dxa"/>
-            <w:tcBorders/>
+            <w:tcW w:w="2901" w:type="dxa"/>
+            <w:tcBorders>
+              <w:left w:val="single" w:sz="2" w:space="0" w:color="BFC7D5"/>
+              <w:bottom w:val="single" w:sz="2" w:space="0" w:color="BFC7D5"/>
+              <w:right w:val="single" w:sz="6" w:space="0" w:color="BFC7D5"/>
+            </w:tcBorders>
             <w:vAlign w:val="center"/>
           </w:tcPr>
           <w:p>
@@ -6388,8 +7550,12 @@
         <w:trPr/>
         <w:tc>
           <w:tcPr>
-            <w:tcW w:w="1475" w:type="dxa"/>
-            <w:tcBorders/>
+            <w:tcW w:w="1514" w:type="dxa"/>
+            <w:tcBorders>
+              <w:left w:val="single" w:sz="6" w:space="0" w:color="BFC7D5"/>
+              <w:bottom w:val="single" w:sz="2" w:space="0" w:color="BFC7D5"/>
+              <w:right w:val="single" w:sz="6" w:space="0" w:color="BFC7D5"/>
+            </w:tcBorders>
             <w:vAlign w:val="center"/>
           </w:tcPr>
           <w:p>
@@ -6408,8 +7574,12 @@
         </w:tc>
         <w:tc>
           <w:tcPr>
-            <w:tcW w:w="3630" w:type="dxa"/>
-            <w:tcBorders/>
+            <w:tcW w:w="3699" w:type="dxa"/>
+            <w:tcBorders>
+              <w:left w:val="single" w:sz="2" w:space="0" w:color="BFC7D5"/>
+              <w:bottom w:val="single" w:sz="2" w:space="0" w:color="BFC7D5"/>
+              <w:right w:val="single" w:sz="6" w:space="0" w:color="BFC7D5"/>
+            </w:tcBorders>
             <w:vAlign w:val="center"/>
           </w:tcPr>
           <w:p>
@@ -6428,8 +7598,12 @@
         </w:tc>
         <w:tc>
           <w:tcPr>
-            <w:tcW w:w="2865" w:type="dxa"/>
-            <w:tcBorders/>
+            <w:tcW w:w="2901" w:type="dxa"/>
+            <w:tcBorders>
+              <w:left w:val="single" w:sz="2" w:space="0" w:color="BFC7D5"/>
+              <w:bottom w:val="single" w:sz="2" w:space="0" w:color="BFC7D5"/>
+              <w:right w:val="single" w:sz="6" w:space="0" w:color="BFC7D5"/>
+            </w:tcBorders>
             <w:vAlign w:val="center"/>
           </w:tcPr>
           <w:p>
@@ -6451,8 +7625,12 @@
         <w:trPr/>
         <w:tc>
           <w:tcPr>
-            <w:tcW w:w="1475" w:type="dxa"/>
-            <w:tcBorders/>
+            <w:tcW w:w="1514" w:type="dxa"/>
+            <w:tcBorders>
+              <w:left w:val="single" w:sz="6" w:space="0" w:color="BFC7D5"/>
+              <w:bottom w:val="single" w:sz="2" w:space="0" w:color="BFC7D5"/>
+              <w:right w:val="single" w:sz="6" w:space="0" w:color="BFC7D5"/>
+            </w:tcBorders>
             <w:vAlign w:val="center"/>
           </w:tcPr>
           <w:p>
@@ -6471,8 +7649,12 @@
         </w:tc>
         <w:tc>
           <w:tcPr>
-            <w:tcW w:w="3630" w:type="dxa"/>
-            <w:tcBorders/>
+            <w:tcW w:w="3699" w:type="dxa"/>
+            <w:tcBorders>
+              <w:left w:val="single" w:sz="2" w:space="0" w:color="BFC7D5"/>
+              <w:bottom w:val="single" w:sz="2" w:space="0" w:color="BFC7D5"/>
+              <w:right w:val="single" w:sz="6" w:space="0" w:color="BFC7D5"/>
+            </w:tcBorders>
             <w:vAlign w:val="center"/>
           </w:tcPr>
           <w:p>
@@ -6507,7 +7689,7 @@
               <w:rPr>
                 <w:rStyle w:val="SourceText"/>
               </w:rPr>
-              <w:t>eval/run_eval.py:275-276</w:t>
+              <w:t>eval/run_eval.py:303-304</w:t>
             </w:r>
             <w:r>
               <w:rPr/>
@@ -6517,8 +7699,12 @@
         </w:tc>
         <w:tc>
           <w:tcPr>
-            <w:tcW w:w="2865" w:type="dxa"/>
-            <w:tcBorders/>
+            <w:tcW w:w="2901" w:type="dxa"/>
+            <w:tcBorders>
+              <w:left w:val="single" w:sz="2" w:space="0" w:color="BFC7D5"/>
+              <w:bottom w:val="single" w:sz="2" w:space="0" w:color="BFC7D5"/>
+              <w:right w:val="single" w:sz="6" w:space="0" w:color="BFC7D5"/>
+            </w:tcBorders>
             <w:vAlign w:val="center"/>
           </w:tcPr>
           <w:p>
@@ -6550,8 +7736,12 @@
         <w:trPr/>
         <w:tc>
           <w:tcPr>
-            <w:tcW w:w="1475" w:type="dxa"/>
-            <w:tcBorders/>
+            <w:tcW w:w="1514" w:type="dxa"/>
+            <w:tcBorders>
+              <w:left w:val="single" w:sz="6" w:space="0" w:color="BFC7D5"/>
+              <w:bottom w:val="single" w:sz="2" w:space="0" w:color="BFC7D5"/>
+              <w:right w:val="single" w:sz="6" w:space="0" w:color="BFC7D5"/>
+            </w:tcBorders>
             <w:vAlign w:val="center"/>
           </w:tcPr>
           <w:p>
@@ -6570,8 +7760,12 @@
         </w:tc>
         <w:tc>
           <w:tcPr>
-            <w:tcW w:w="3630" w:type="dxa"/>
-            <w:tcBorders/>
+            <w:tcW w:w="3699" w:type="dxa"/>
+            <w:tcBorders>
+              <w:left w:val="single" w:sz="2" w:space="0" w:color="BFC7D5"/>
+              <w:bottom w:val="single" w:sz="2" w:space="0" w:color="BFC7D5"/>
+              <w:right w:val="single" w:sz="6" w:space="0" w:color="BFC7D5"/>
+            </w:tcBorders>
             <w:vAlign w:val="center"/>
           </w:tcPr>
           <w:p>
@@ -6590,7 +7784,7 @@
               <w:rPr>
                 <w:rStyle w:val="SourceText"/>
               </w:rPr>
-              <w:t>eval/run_eval.py:171</w:t>
+              <w:t>eval/run_eval.py:188</w:t>
             </w:r>
             <w:r>
               <w:rPr/>
@@ -6620,8 +7814,12 @@
         </w:tc>
         <w:tc>
           <w:tcPr>
-            <w:tcW w:w="2865" w:type="dxa"/>
-            <w:tcBorders/>
+            <w:tcW w:w="2901" w:type="dxa"/>
+            <w:tcBorders>
+              <w:left w:val="single" w:sz="2" w:space="0" w:color="BFC7D5"/>
+              <w:bottom w:val="single" w:sz="2" w:space="0" w:color="BFC7D5"/>
+              <w:right w:val="single" w:sz="6" w:space="0" w:color="BFC7D5"/>
+            </w:tcBorders>
             <w:vAlign w:val="center"/>
           </w:tcPr>
           <w:p>
@@ -6643,8 +7841,12 @@
         <w:trPr/>
         <w:tc>
           <w:tcPr>
-            <w:tcW w:w="1475" w:type="dxa"/>
-            <w:tcBorders/>
+            <w:tcW w:w="1514" w:type="dxa"/>
+            <w:tcBorders>
+              <w:left w:val="single" w:sz="6" w:space="0" w:color="BFC7D5"/>
+              <w:bottom w:val="single" w:sz="2" w:space="0" w:color="BFC7D5"/>
+              <w:right w:val="single" w:sz="6" w:space="0" w:color="BFC7D5"/>
+            </w:tcBorders>
             <w:vAlign w:val="center"/>
           </w:tcPr>
           <w:p>
@@ -6663,8 +7865,12 @@
         </w:tc>
         <w:tc>
           <w:tcPr>
-            <w:tcW w:w="3630" w:type="dxa"/>
-            <w:tcBorders/>
+            <w:tcW w:w="3699" w:type="dxa"/>
+            <w:tcBorders>
+              <w:left w:val="single" w:sz="2" w:space="0" w:color="BFC7D5"/>
+              <w:bottom w:val="single" w:sz="2" w:space="0" w:color="BFC7D5"/>
+              <w:right w:val="single" w:sz="6" w:space="0" w:color="BFC7D5"/>
+            </w:tcBorders>
             <w:vAlign w:val="center"/>
           </w:tcPr>
           <w:p>
@@ -6725,8 +7931,12 @@
         </w:tc>
         <w:tc>
           <w:tcPr>
-            <w:tcW w:w="2865" w:type="dxa"/>
-            <w:tcBorders/>
+            <w:tcW w:w="2901" w:type="dxa"/>
+            <w:tcBorders>
+              <w:left w:val="single" w:sz="2" w:space="0" w:color="BFC7D5"/>
+              <w:bottom w:val="single" w:sz="2" w:space="0" w:color="BFC7D5"/>
+              <w:right w:val="single" w:sz="6" w:space="0" w:color="BFC7D5"/>
+            </w:tcBorders>
             <w:vAlign w:val="center"/>
           </w:tcPr>
           <w:p>
@@ -6748,8 +7958,12 @@
         <w:trPr/>
         <w:tc>
           <w:tcPr>
-            <w:tcW w:w="1475" w:type="dxa"/>
-            <w:tcBorders/>
+            <w:tcW w:w="1514" w:type="dxa"/>
+            <w:tcBorders>
+              <w:left w:val="single" w:sz="6" w:space="0" w:color="BFC7D5"/>
+              <w:bottom w:val="single" w:sz="2" w:space="0" w:color="BFC7D5"/>
+              <w:right w:val="single" w:sz="6" w:space="0" w:color="BFC7D5"/>
+            </w:tcBorders>
             <w:vAlign w:val="center"/>
           </w:tcPr>
           <w:p>
@@ -6768,23 +7982,27 @@
         </w:tc>
         <w:tc>
           <w:tcPr>
-            <w:tcW w:w="3630" w:type="dxa"/>
-            <w:tcBorders/>
-            <w:vAlign w:val="center"/>
-          </w:tcPr>
-          <w:p>
-            <w:pPr>
-              <w:pStyle w:val="TableContents"/>
-              <w:bidi w:val="0"/>
-              <w:spacing w:before="0" w:after="283"/>
-              <w:jc w:val="left"/>
-              <w:rPr/>
-            </w:pPr>
-            <w:r>
-              <w:rPr>
-                <w:rStyle w:val="SourceText"/>
-              </w:rPr>
-              <w:t>backend/app/main.py:185-195</w:t>
+            <w:tcW w:w="3699" w:type="dxa"/>
+            <w:tcBorders>
+              <w:left w:val="single" w:sz="2" w:space="0" w:color="BFC7D5"/>
+              <w:bottom w:val="single" w:sz="2" w:space="0" w:color="BFC7D5"/>
+              <w:right w:val="single" w:sz="6" w:space="0" w:color="BFC7D5"/>
+            </w:tcBorders>
+            <w:vAlign w:val="center"/>
+          </w:tcPr>
+          <w:p>
+            <w:pPr>
+              <w:pStyle w:val="TableContents"/>
+              <w:bidi w:val="0"/>
+              <w:spacing w:before="0" w:after="283"/>
+              <w:jc w:val="left"/>
+              <w:rPr/>
+            </w:pPr>
+            <w:r>
+              <w:rPr>
+                <w:rStyle w:val="SourceText"/>
+              </w:rPr>
+              <w:t>backend/app/main.py:212-222</w:t>
             </w:r>
             <w:r>
               <w:rPr/>
@@ -6804,7 +8022,7 @@
               <w:rPr>
                 <w:rStyle w:val="SourceText"/>
               </w:rPr>
-              <w:t>voice/app/server.py:74-82</w:t>
+              <w:t>voice/app/server.py:87-95</w:t>
             </w:r>
             <w:r>
               <w:rPr/>
@@ -6814,8 +8032,12 @@
         </w:tc>
         <w:tc>
           <w:tcPr>
-            <w:tcW w:w="2865" w:type="dxa"/>
-            <w:tcBorders/>
+            <w:tcW w:w="2901" w:type="dxa"/>
+            <w:tcBorders>
+              <w:left w:val="single" w:sz="2" w:space="0" w:color="BFC7D5"/>
+              <w:bottom w:val="single" w:sz="2" w:space="0" w:color="BFC7D5"/>
+              <w:right w:val="single" w:sz="6" w:space="0" w:color="BFC7D5"/>
+            </w:tcBorders>
             <w:vAlign w:val="center"/>
           </w:tcPr>
           <w:p>
@@ -6837,8 +8059,12 @@
         <w:trPr/>
         <w:tc>
           <w:tcPr>
-            <w:tcW w:w="1475" w:type="dxa"/>
-            <w:tcBorders/>
+            <w:tcW w:w="1514" w:type="dxa"/>
+            <w:tcBorders>
+              <w:left w:val="single" w:sz="6" w:space="0" w:color="BFC7D5"/>
+              <w:bottom w:val="single" w:sz="2" w:space="0" w:color="BFC7D5"/>
+              <w:right w:val="single" w:sz="6" w:space="0" w:color="BFC7D5"/>
+            </w:tcBorders>
             <w:vAlign w:val="center"/>
           </w:tcPr>
           <w:p>
@@ -6857,8 +8083,12 @@
         </w:tc>
         <w:tc>
           <w:tcPr>
-            <w:tcW w:w="3630" w:type="dxa"/>
-            <w:tcBorders/>
+            <w:tcW w:w="3699" w:type="dxa"/>
+            <w:tcBorders>
+              <w:left w:val="single" w:sz="2" w:space="0" w:color="BFC7D5"/>
+              <w:bottom w:val="single" w:sz="2" w:space="0" w:color="BFC7D5"/>
+              <w:right w:val="single" w:sz="6" w:space="0" w:color="BFC7D5"/>
+            </w:tcBorders>
             <w:vAlign w:val="center"/>
           </w:tcPr>
           <w:p>
@@ -6887,8 +8117,12 @@
         </w:tc>
         <w:tc>
           <w:tcPr>
-            <w:tcW w:w="2865" w:type="dxa"/>
-            <w:tcBorders/>
+            <w:tcW w:w="2901" w:type="dxa"/>
+            <w:tcBorders>
+              <w:left w:val="single" w:sz="2" w:space="0" w:color="BFC7D5"/>
+              <w:bottom w:val="single" w:sz="2" w:space="0" w:color="BFC7D5"/>
+              <w:right w:val="single" w:sz="6" w:space="0" w:color="BFC7D5"/>
+            </w:tcBorders>
             <w:vAlign w:val="center"/>
           </w:tcPr>
           <w:p>
@@ -6910,8 +8144,12 @@
         <w:trPr/>
         <w:tc>
           <w:tcPr>
-            <w:tcW w:w="1475" w:type="dxa"/>
-            <w:tcBorders/>
+            <w:tcW w:w="1514" w:type="dxa"/>
+            <w:tcBorders>
+              <w:left w:val="single" w:sz="6" w:space="0" w:color="BFC7D5"/>
+              <w:bottom w:val="single" w:sz="2" w:space="0" w:color="BFC7D5"/>
+              <w:right w:val="single" w:sz="6" w:space="0" w:color="BFC7D5"/>
+            </w:tcBorders>
             <w:vAlign w:val="center"/>
           </w:tcPr>
           <w:p>
@@ -6930,8 +8168,12 @@
         </w:tc>
         <w:tc>
           <w:tcPr>
-            <w:tcW w:w="3630" w:type="dxa"/>
-            <w:tcBorders/>
+            <w:tcW w:w="3699" w:type="dxa"/>
+            <w:tcBorders>
+              <w:left w:val="single" w:sz="2" w:space="0" w:color="BFC7D5"/>
+              <w:bottom w:val="single" w:sz="2" w:space="0" w:color="BFC7D5"/>
+              <w:right w:val="single" w:sz="6" w:space="0" w:color="BFC7D5"/>
+            </w:tcBorders>
             <w:vAlign w:val="center"/>
           </w:tcPr>
           <w:p>
@@ -6956,7 +8198,7 @@
               <w:rPr>
                 <w:rStyle w:val="SourceText"/>
               </w:rPr>
-              <w:t>docker-compose.yml:207</w:t>
+              <w:t>docker-compose.yml:229</w:t>
             </w:r>
             <w:r>
               <w:rPr/>
@@ -6986,8 +8228,12 @@
         </w:tc>
         <w:tc>
           <w:tcPr>
-            <w:tcW w:w="2865" w:type="dxa"/>
-            <w:tcBorders/>
+            <w:tcW w:w="2901" w:type="dxa"/>
+            <w:tcBorders>
+              <w:left w:val="single" w:sz="2" w:space="0" w:color="BFC7D5"/>
+              <w:bottom w:val="single" w:sz="2" w:space="0" w:color="BFC7D5"/>
+              <w:right w:val="single" w:sz="6" w:space="0" w:color="BFC7D5"/>
+            </w:tcBorders>
             <w:vAlign w:val="center"/>
           </w:tcPr>
           <w:p>
@@ -7015,8 +8261,12 @@
         <w:trPr/>
         <w:tc>
           <w:tcPr>
-            <w:tcW w:w="1475" w:type="dxa"/>
-            <w:tcBorders/>
+            <w:tcW w:w="1514" w:type="dxa"/>
+            <w:tcBorders>
+              <w:left w:val="single" w:sz="6" w:space="0" w:color="BFC7D5"/>
+              <w:bottom w:val="single" w:sz="2" w:space="0" w:color="BFC7D5"/>
+              <w:right w:val="single" w:sz="6" w:space="0" w:color="BFC7D5"/>
+            </w:tcBorders>
             <w:vAlign w:val="center"/>
           </w:tcPr>
           <w:p>
@@ -7035,8 +8285,12 @@
         </w:tc>
         <w:tc>
           <w:tcPr>
-            <w:tcW w:w="3630" w:type="dxa"/>
-            <w:tcBorders/>
+            <w:tcW w:w="3699" w:type="dxa"/>
+            <w:tcBorders>
+              <w:left w:val="single" w:sz="2" w:space="0" w:color="BFC7D5"/>
+              <w:bottom w:val="single" w:sz="2" w:space="0" w:color="BFC7D5"/>
+              <w:right w:val="single" w:sz="6" w:space="0" w:color="BFC7D5"/>
+            </w:tcBorders>
             <w:vAlign w:val="center"/>
           </w:tcPr>
           <w:p>
@@ -7065,7 +8319,7 @@
               <w:rPr>
                 <w:rStyle w:val="SourceText"/>
               </w:rPr>
-              <w:t>backend/app/main.py:161-162</w:t>
+              <w:t>backend/app/main.py:189-190</w:t>
             </w:r>
             <w:r>
               <w:rPr/>
@@ -7085,8 +8339,12 @@
         </w:tc>
         <w:tc>
           <w:tcPr>
-            <w:tcW w:w="2865" w:type="dxa"/>
-            <w:tcBorders/>
+            <w:tcW w:w="2901" w:type="dxa"/>
+            <w:tcBorders>
+              <w:left w:val="single" w:sz="2" w:space="0" w:color="BFC7D5"/>
+              <w:bottom w:val="single" w:sz="2" w:space="0" w:color="BFC7D5"/>
+              <w:right w:val="single" w:sz="6" w:space="0" w:color="BFC7D5"/>
+            </w:tcBorders>
             <w:vAlign w:val="center"/>
           </w:tcPr>
           <w:p>
@@ -7108,8 +8366,12 @@
         <w:trPr/>
         <w:tc>
           <w:tcPr>
-            <w:tcW w:w="1475" w:type="dxa"/>
-            <w:tcBorders/>
+            <w:tcW w:w="1514" w:type="dxa"/>
+            <w:tcBorders>
+              <w:left w:val="single" w:sz="6" w:space="0" w:color="BFC7D5"/>
+              <w:bottom w:val="single" w:sz="2" w:space="0" w:color="BFC7D5"/>
+              <w:right w:val="single" w:sz="6" w:space="0" w:color="BFC7D5"/>
+            </w:tcBorders>
             <w:vAlign w:val="center"/>
           </w:tcPr>
           <w:p>
@@ -7134,8 +8396,12 @@
         </w:tc>
         <w:tc>
           <w:tcPr>
-            <w:tcW w:w="3630" w:type="dxa"/>
-            <w:tcBorders/>
+            <w:tcW w:w="3699" w:type="dxa"/>
+            <w:tcBorders>
+              <w:left w:val="single" w:sz="2" w:space="0" w:color="BFC7D5"/>
+              <w:bottom w:val="single" w:sz="2" w:space="0" w:color="BFC7D5"/>
+              <w:right w:val="single" w:sz="6" w:space="0" w:color="BFC7D5"/>
+            </w:tcBorders>
             <w:vAlign w:val="center"/>
           </w:tcPr>
           <w:p>
@@ -7154,8 +8420,12 @@
         </w:tc>
         <w:tc>
           <w:tcPr>
-            <w:tcW w:w="2865" w:type="dxa"/>
-            <w:tcBorders/>
+            <w:tcW w:w="2901" w:type="dxa"/>
+            <w:tcBorders>
+              <w:left w:val="single" w:sz="2" w:space="0" w:color="BFC7D5"/>
+              <w:bottom w:val="single" w:sz="2" w:space="0" w:color="BFC7D5"/>
+              <w:right w:val="single" w:sz="6" w:space="0" w:color="BFC7D5"/>
+            </w:tcBorders>
             <w:vAlign w:val="center"/>
           </w:tcPr>
           <w:p>
@@ -7187,8 +8457,12 @@
         <w:trPr/>
         <w:tc>
           <w:tcPr>
-            <w:tcW w:w="1475" w:type="dxa"/>
-            <w:tcBorders/>
+            <w:tcW w:w="1514" w:type="dxa"/>
+            <w:tcBorders>
+              <w:left w:val="single" w:sz="6" w:space="0" w:color="BFC7D5"/>
+              <w:bottom w:val="single" w:sz="2" w:space="0" w:color="BFC7D5"/>
+              <w:right w:val="single" w:sz="6" w:space="0" w:color="BFC7D5"/>
+            </w:tcBorders>
             <w:vAlign w:val="center"/>
           </w:tcPr>
           <w:p>
@@ -7207,8 +8481,12 @@
         </w:tc>
         <w:tc>
           <w:tcPr>
-            <w:tcW w:w="3630" w:type="dxa"/>
-            <w:tcBorders/>
+            <w:tcW w:w="3699" w:type="dxa"/>
+            <w:tcBorders>
+              <w:left w:val="single" w:sz="2" w:space="0" w:color="BFC7D5"/>
+              <w:bottom w:val="single" w:sz="2" w:space="0" w:color="BFC7D5"/>
+              <w:right w:val="single" w:sz="6" w:space="0" w:color="BFC7D5"/>
+            </w:tcBorders>
             <w:vAlign w:val="center"/>
           </w:tcPr>
           <w:p>
@@ -7233,8 +8511,12 @@
         </w:tc>
         <w:tc>
           <w:tcPr>
-            <w:tcW w:w="2865" w:type="dxa"/>
-            <w:tcBorders/>
+            <w:tcW w:w="2901" w:type="dxa"/>
+            <w:tcBorders>
+              <w:left w:val="single" w:sz="2" w:space="0" w:color="BFC7D5"/>
+              <w:bottom w:val="single" w:sz="2" w:space="0" w:color="BFC7D5"/>
+              <w:right w:val="single" w:sz="6" w:space="0" w:color="BFC7D5"/>
+            </w:tcBorders>
             <w:vAlign w:val="center"/>
           </w:tcPr>
           <w:p>
@@ -7256,8 +8538,12 @@
         <w:trPr/>
         <w:tc>
           <w:tcPr>
-            <w:tcW w:w="1475" w:type="dxa"/>
-            <w:tcBorders/>
+            <w:tcW w:w="1514" w:type="dxa"/>
+            <w:tcBorders>
+              <w:left w:val="single" w:sz="6" w:space="0" w:color="BFC7D5"/>
+              <w:bottom w:val="single" w:sz="2" w:space="0" w:color="BFC7D5"/>
+              <w:right w:val="single" w:sz="6" w:space="0" w:color="BFC7D5"/>
+            </w:tcBorders>
             <w:vAlign w:val="center"/>
           </w:tcPr>
           <w:p>
@@ -7276,8 +8562,12 @@
         </w:tc>
         <w:tc>
           <w:tcPr>
-            <w:tcW w:w="3630" w:type="dxa"/>
-            <w:tcBorders/>
+            <w:tcW w:w="3699" w:type="dxa"/>
+            <w:tcBorders>
+              <w:left w:val="single" w:sz="2" w:space="0" w:color="BFC7D5"/>
+              <w:bottom w:val="single" w:sz="2" w:space="0" w:color="BFC7D5"/>
+              <w:right w:val="single" w:sz="6" w:space="0" w:color="BFC7D5"/>
+            </w:tcBorders>
             <w:vAlign w:val="center"/>
           </w:tcPr>
           <w:p>
@@ -7316,8 +8606,12 @@
         </w:tc>
         <w:tc>
           <w:tcPr>
-            <w:tcW w:w="2865" w:type="dxa"/>
-            <w:tcBorders/>
+            <w:tcW w:w="2901" w:type="dxa"/>
+            <w:tcBorders>
+              <w:left w:val="single" w:sz="2" w:space="0" w:color="BFC7D5"/>
+              <w:bottom w:val="single" w:sz="2" w:space="0" w:color="BFC7D5"/>
+              <w:right w:val="single" w:sz="6" w:space="0" w:color="BFC7D5"/>
+            </w:tcBorders>
             <w:vAlign w:val="center"/>
           </w:tcPr>
           <w:p>
@@ -7339,8 +8633,12 @@
         <w:trPr/>
         <w:tc>
           <w:tcPr>
-            <w:tcW w:w="1475" w:type="dxa"/>
-            <w:tcBorders/>
+            <w:tcW w:w="1514" w:type="dxa"/>
+            <w:tcBorders>
+              <w:left w:val="single" w:sz="6" w:space="0" w:color="BFC7D5"/>
+              <w:bottom w:val="single" w:sz="6" w:space="0" w:color="BFC7D5"/>
+              <w:right w:val="single" w:sz="6" w:space="0" w:color="BFC7D5"/>
+            </w:tcBorders>
             <w:vAlign w:val="center"/>
           </w:tcPr>
           <w:p>
@@ -7359,8 +8657,12 @@
         </w:tc>
         <w:tc>
           <w:tcPr>
-            <w:tcW w:w="3630" w:type="dxa"/>
-            <w:tcBorders/>
+            <w:tcW w:w="3699" w:type="dxa"/>
+            <w:tcBorders>
+              <w:left w:val="single" w:sz="2" w:space="0" w:color="BFC7D5"/>
+              <w:bottom w:val="single" w:sz="6" w:space="0" w:color="BFC7D5"/>
+              <w:right w:val="single" w:sz="6" w:space="0" w:color="BFC7D5"/>
+            </w:tcBorders>
             <w:vAlign w:val="center"/>
           </w:tcPr>
           <w:p>
@@ -7389,8 +8691,12 @@
         </w:tc>
         <w:tc>
           <w:tcPr>
-            <w:tcW w:w="2865" w:type="dxa"/>
-            <w:tcBorders/>
+            <w:tcW w:w="2901" w:type="dxa"/>
+            <w:tcBorders>
+              <w:left w:val="single" w:sz="2" w:space="0" w:color="BFC7D5"/>
+              <w:bottom w:val="single" w:sz="6" w:space="0" w:color="BFC7D5"/>
+              <w:right w:val="single" w:sz="6" w:space="0" w:color="BFC7D5"/>
+            </w:tcBorders>
             <w:vAlign w:val="center"/>
           </w:tcPr>
           <w:p>
